--- a/MATERIAIS/GESTAO_E_CONTROLE_MATERIAIS/ANALISE_DADOS_APLICADA_GESTAO/ATIVIDADES/AVALIACAO-03-FUNCOES-DE-BUSCA-AVANCADAS.docx
+++ b/MATERIAIS/GESTAO_E_CONTROLE_MATERIAIS/ANALISE_DADOS_APLICADA_GESTAO/ATIVIDADES/AVALIACAO-03-FUNCOES-DE-BUSCA-AVANCADAS.docx
@@ -218,13 +218,13 @@
       <w:pPr>
         <w:rPr>
           <w:b/>
-          <w:sz w:val="22"/>
-        </w:rPr>
-      </w:pPr>
-      <w:r>
-        <w:rPr>
-          <w:b/>
-          <w:sz w:val="22"/>
+          <w:color w:val="FF0000"/>
+        </w:rPr>
+      </w:pPr>
+      <w:r>
+        <w:rPr>
+          <w:b/>
+          <w:color w:val="FF0000"/>
         </w:rPr>
         <w:t>ITEM 1</w:t>
       </w:r>
@@ -232,94 +232,111 @@
     <w:p>
       <w:pPr>
         <w:rPr>
-          <w:sz w:val="22"/>
-        </w:rPr>
-      </w:pPr>
-      <w:r>
-        <w:rPr>
+          <w:color w:val="000000"/>
+          <w:sz w:val="22"/>
+        </w:rPr>
+      </w:pPr>
+      <w:r>
+        <w:rPr>
+          <w:b/>
           <w:i/>
+          <w:color w:val="000000"/>
           <w:sz w:val="22"/>
         </w:rPr>
         <w:t xml:space="preserve">CAPACIDADE: </w:t>
       </w:r>
       <w:r>
         <w:rPr>
-          <w:sz w:val="22"/>
-        </w:rPr>
-        <w:t>Usar PROCV para buscar dados</w:t>
-      </w:r>
-    </w:p>
-    <w:p>
-      <w:pPr>
-        <w:rPr>
-          <w:sz w:val="22"/>
-        </w:rPr>
-      </w:pPr>
-    </w:p>
-    <w:p>
-      <w:pPr>
-        <w:rPr>
-          <w:sz w:val="22"/>
-        </w:rPr>
-      </w:pPr>
-      <w:r>
-        <w:rPr>
+          <w:color w:val="000000"/>
+          <w:sz w:val="22"/>
+        </w:rPr>
+        <w:t>Criar tabela de Vendedores com ID, Nome e Salário</w:t>
+      </w:r>
+    </w:p>
+    <w:p>
+      <w:pPr>
+        <w:rPr>
+          <w:color w:val="000000"/>
+          <w:sz w:val="22"/>
+        </w:rPr>
+      </w:pPr>
+    </w:p>
+    <w:p>
+      <w:pPr>
+        <w:rPr>
+          <w:color w:val="000000"/>
+          <w:sz w:val="22"/>
+        </w:rPr>
+      </w:pPr>
+      <w:r>
+        <w:rPr>
+          <w:b/>
           <w:i/>
+          <w:color w:val="000000"/>
           <w:sz w:val="22"/>
         </w:rPr>
         <w:t xml:space="preserve">Contexto: </w:t>
       </w:r>
       <w:r>
         <w:rPr>
-          <w:sz w:val="22"/>
-        </w:rPr>
-        <w:t>Tabela Vendedores (ID, Nome, Salário). Precisa nome na coluna B usando ID da coluna A.</w:t>
-      </w:r>
-    </w:p>
-    <w:p>
-      <w:pPr>
-        <w:rPr>
-          <w:sz w:val="22"/>
-        </w:rPr>
-      </w:pPr>
-    </w:p>
-    <w:p>
-      <w:pPr>
-        <w:rPr>
-          <w:sz w:val="22"/>
-        </w:rPr>
-      </w:pPr>
-      <w:r>
-        <w:rPr>
+          <w:color w:val="000000"/>
+          <w:sz w:val="22"/>
+        </w:rPr>
+        <w:t>5 vendedores: ID 101 (João, 2500), 102 (Maria, 2800), 103 (Pedro, 3000), 104 (Ana, 2600), 105 (Carlos, 3200). Departamentos: Vendas ou Gestão.</w:t>
+      </w:r>
+    </w:p>
+    <w:p>
+      <w:pPr>
+        <w:rPr>
+          <w:color w:val="000000"/>
+          <w:sz w:val="22"/>
+        </w:rPr>
+      </w:pPr>
+    </w:p>
+    <w:p>
+      <w:pPr>
+        <w:rPr>
+          <w:color w:val="000000"/>
+          <w:sz w:val="22"/>
+        </w:rPr>
+      </w:pPr>
+      <w:r>
+        <w:rPr>
+          <w:b/>
           <w:i/>
+          <w:color w:val="000000"/>
           <w:sz w:val="22"/>
         </w:rPr>
         <w:t xml:space="preserve">Comando: </w:t>
       </w:r>
       <w:r>
         <w:rPr>
-          <w:sz w:val="22"/>
-        </w:rPr>
-        <w:t>Qual é a fórmula PROCV correta?</w:t>
-      </w:r>
-    </w:p>
-    <w:p>
-      <w:pPr>
-        <w:rPr>
-          <w:sz w:val="22"/>
-        </w:rPr>
-      </w:pPr>
-    </w:p>
-    <w:p>
-      <w:pPr>
-        <w:rPr>
-          <w:b/>
-          <w:sz w:val="22"/>
-        </w:rPr>
-      </w:pPr>
-      <w:r>
-        <w:rPr>
-          <w:b/>
+          <w:color w:val="000000"/>
+          <w:sz w:val="22"/>
+        </w:rPr>
+        <w:t>Estruture aba 'Vendedores' com 4 colunas (ID, Nome, Salário, Departamento) e 5 linhas de dados. Qual é a célula do salário de Maria?</w:t>
+      </w:r>
+    </w:p>
+    <w:p>
+      <w:pPr>
+        <w:rPr>
+          <w:color w:val="000000"/>
+          <w:sz w:val="22"/>
+        </w:rPr>
+      </w:pPr>
+    </w:p>
+    <w:p>
+      <w:pPr>
+        <w:rPr>
+          <w:b/>
+          <w:color w:val="000000"/>
+          <w:sz w:val="22"/>
+        </w:rPr>
+      </w:pPr>
+      <w:r>
+        <w:rPr>
+          <w:b/>
+          <w:color w:val="000000"/>
           <w:sz w:val="22"/>
         </w:rPr>
         <w:t>Alternativas:</w:t>
@@ -328,86 +345,97 @@
     <w:p>
       <w:pPr>
         <w:rPr>
-          <w:sz w:val="22"/>
-        </w:rPr>
-      </w:pPr>
-      <w:r>
-        <w:rPr>
-          <w:sz w:val="22"/>
-        </w:rPr>
-        <w:t>a) =PROCV(A2;Vendedores!A:D;2;FALSO)</w:t>
-      </w:r>
-    </w:p>
-    <w:p>
-      <w:pPr>
-        <w:rPr>
-          <w:sz w:val="22"/>
-        </w:rPr>
-      </w:pPr>
-      <w:r>
-        <w:rPr>
-          <w:sz w:val="22"/>
-        </w:rPr>
-        <w:t>b) =PROCV(A2;Vendedores!A:D;1;VERDADEIRO)</w:t>
-      </w:r>
-    </w:p>
-    <w:p>
-      <w:pPr>
-        <w:rPr>
-          <w:sz w:val="22"/>
-        </w:rPr>
-      </w:pPr>
-      <w:r>
-        <w:rPr>
-          <w:sz w:val="22"/>
-        </w:rPr>
-        <w:t>c) =PROCV(Vendedores!A:D;A2;2;FALSO)</w:t>
-      </w:r>
-    </w:p>
-    <w:p>
-      <w:pPr>
-        <w:rPr>
-          <w:sz w:val="22"/>
-        </w:rPr>
-      </w:pPr>
-      <w:r>
-        <w:rPr>
-          <w:sz w:val="22"/>
-        </w:rPr>
-        <w:t>d) =BUSCARV(A2;Vendedores!A:D;2;0)</w:t>
-      </w:r>
-    </w:p>
-    <w:p>
-      <w:pPr>
-        <w:rPr>
-          <w:sz w:val="22"/>
-        </w:rPr>
-      </w:pPr>
-      <w:r>
-        <w:rPr>
-          <w:sz w:val="22"/>
-        </w:rPr>
-        <w:t>e) =PROCV(A2;Vendedores!D:A;2;FALSO)</w:t>
-      </w:r>
-    </w:p>
-    <w:p>
-      <w:pPr>
-        <w:rPr>
-          <w:sz w:val="22"/>
-        </w:rPr>
-      </w:pPr>
-    </w:p>
-    <w:p>
-      <w:pPr>
-        <w:rPr>
-          <w:b/>
-          <w:sz w:val="22"/>
-        </w:rPr>
-      </w:pPr>
-      <w:r>
-        <w:rPr>
-          <w:b/>
-          <w:sz w:val="22"/>
+          <w:color w:val="000000"/>
+          <w:sz w:val="22"/>
+        </w:rPr>
+      </w:pPr>
+      <w:r>
+        <w:rPr>
+          <w:color w:val="000000"/>
+          <w:sz w:val="22"/>
+        </w:rPr>
+        <w:t>a) C3 contém 2800 (linha 3 de Maria, coluna C de Salário)</w:t>
+      </w:r>
+    </w:p>
+    <w:p>
+      <w:pPr>
+        <w:rPr>
+          <w:color w:val="000000"/>
+          <w:sz w:val="22"/>
+        </w:rPr>
+      </w:pPr>
+      <w:r>
+        <w:rPr>
+          <w:color w:val="000000"/>
+          <w:sz w:val="22"/>
+        </w:rPr>
+        <w:t>b) C2 contém 2800</w:t>
+      </w:r>
+    </w:p>
+    <w:p>
+      <w:pPr>
+        <w:rPr>
+          <w:color w:val="000000"/>
+          <w:sz w:val="22"/>
+        </w:rPr>
+      </w:pPr>
+      <w:r>
+        <w:rPr>
+          <w:color w:val="000000"/>
+          <w:sz w:val="22"/>
+        </w:rPr>
+        <w:t>c) D3 contém 2800</w:t>
+      </w:r>
+    </w:p>
+    <w:p>
+      <w:pPr>
+        <w:rPr>
+          <w:color w:val="000000"/>
+          <w:sz w:val="22"/>
+        </w:rPr>
+      </w:pPr>
+      <w:r>
+        <w:rPr>
+          <w:color w:val="000000"/>
+          <w:sz w:val="22"/>
+        </w:rPr>
+        <w:t>d) B102 contém 2800</w:t>
+      </w:r>
+    </w:p>
+    <w:p>
+      <w:pPr>
+        <w:rPr>
+          <w:color w:val="000000"/>
+          <w:sz w:val="22"/>
+        </w:rPr>
+      </w:pPr>
+      <w:r>
+        <w:rPr>
+          <w:color w:val="000000"/>
+          <w:sz w:val="22"/>
+        </w:rPr>
+        <w:t>e) Não há estrutura padrão</w:t>
+      </w:r>
+    </w:p>
+    <w:p>
+      <w:pPr>
+        <w:rPr>
+          <w:color w:val="000000"/>
+          <w:sz w:val="22"/>
+        </w:rPr>
+      </w:pPr>
+    </w:p>
+    <w:p>
+      <w:pPr>
+        <w:rPr>
+          <w:b/>
+          <w:color w:val="FF0000"/>
+        </w:rPr>
+      </w:pPr>
+      <w:r>
+        <w:rPr>
+          <w:b/>
+          <w:color w:val="FF0000"/>
         </w:rPr>
         <w:t>ITEM 2</w:t>
       </w:r>
@@ -415,94 +443,111 @@
     <w:p>
       <w:pPr>
         <w:rPr>
-          <w:sz w:val="22"/>
-        </w:rPr>
-      </w:pPr>
-      <w:r>
-        <w:rPr>
+          <w:color w:val="000000"/>
+          <w:sz w:val="22"/>
+        </w:rPr>
+      </w:pPr>
+      <w:r>
+        <w:rPr>
+          <w:b/>
           <w:i/>
+          <w:color w:val="000000"/>
           <w:sz w:val="22"/>
         </w:rPr>
         <w:t xml:space="preserve">CAPACIDADE: </w:t>
       </w:r>
       <w:r>
         <w:rPr>
-          <w:sz w:val="22"/>
-        </w:rPr>
-        <w:t>Aplicar SEERRO para tratamento de erros</w:t>
-      </w:r>
-    </w:p>
-    <w:p>
-      <w:pPr>
-        <w:rPr>
-          <w:sz w:val="22"/>
-        </w:rPr>
-      </w:pPr>
-    </w:p>
-    <w:p>
-      <w:pPr>
-        <w:rPr>
-          <w:sz w:val="22"/>
-        </w:rPr>
-      </w:pPr>
-      <w:r>
-        <w:rPr>
+          <w:color w:val="000000"/>
+          <w:sz w:val="22"/>
+        </w:rPr>
+        <w:t>Criar tabela de Faturamento com ID, Mês e Valor</w:t>
+      </w:r>
+    </w:p>
+    <w:p>
+      <w:pPr>
+        <w:rPr>
+          <w:color w:val="000000"/>
+          <w:sz w:val="22"/>
+        </w:rPr>
+      </w:pPr>
+    </w:p>
+    <w:p>
+      <w:pPr>
+        <w:rPr>
+          <w:color w:val="000000"/>
+          <w:sz w:val="22"/>
+        </w:rPr>
+      </w:pPr>
+      <w:r>
+        <w:rPr>
+          <w:b/>
           <w:i/>
+          <w:color w:val="000000"/>
           <w:sz w:val="22"/>
         </w:rPr>
         <w:t xml:space="preserve">Contexto: </w:t>
       </w:r>
       <w:r>
         <w:rPr>
-          <w:sz w:val="22"/>
-        </w:rPr>
-        <w:t>PROCV retorna #N/D se ID não existe.</w:t>
-      </w:r>
-    </w:p>
-    <w:p>
-      <w:pPr>
-        <w:rPr>
-          <w:sz w:val="22"/>
-        </w:rPr>
-      </w:pPr>
-    </w:p>
-    <w:p>
-      <w:pPr>
-        <w:rPr>
-          <w:sz w:val="22"/>
-        </w:rPr>
-      </w:pPr>
-      <w:r>
-        <w:rPr>
+          <w:color w:val="000000"/>
+          <w:sz w:val="22"/>
+        </w:rPr>
+        <w:t>Faturamento de cada vendedor em janeiro: ID 101 (15000), 102 (18500), 103 (12000), 104 (16200), 105 (20500).</w:t>
+      </w:r>
+    </w:p>
+    <w:p>
+      <w:pPr>
+        <w:rPr>
+          <w:color w:val="000000"/>
+          <w:sz w:val="22"/>
+        </w:rPr>
+      </w:pPr>
+    </w:p>
+    <w:p>
+      <w:pPr>
+        <w:rPr>
+          <w:color w:val="000000"/>
+          <w:sz w:val="22"/>
+        </w:rPr>
+      </w:pPr>
+      <w:r>
+        <w:rPr>
+          <w:b/>
           <w:i/>
+          <w:color w:val="000000"/>
           <w:sz w:val="22"/>
         </w:rPr>
         <w:t xml:space="preserve">Comando: </w:t>
       </w:r>
       <w:r>
         <w:rPr>
-          <w:sz w:val="22"/>
-        </w:rPr>
-        <w:t>Qual fórmula mostra 'Vendedor Não Encontrado'?</w:t>
-      </w:r>
-    </w:p>
-    <w:p>
-      <w:pPr>
-        <w:rPr>
-          <w:sz w:val="22"/>
-        </w:rPr>
-      </w:pPr>
-    </w:p>
-    <w:p>
-      <w:pPr>
-        <w:rPr>
-          <w:b/>
-          <w:sz w:val="22"/>
-        </w:rPr>
-      </w:pPr>
-      <w:r>
-        <w:rPr>
-          <w:b/>
+          <w:color w:val="000000"/>
+          <w:sz w:val="22"/>
+        </w:rPr>
+        <w:t>Crie aba 'Faturamento' com 3 colunas. Como esses dados se relacionam com Vendedores?</w:t>
+      </w:r>
+    </w:p>
+    <w:p>
+      <w:pPr>
+        <w:rPr>
+          <w:color w:val="000000"/>
+          <w:sz w:val="22"/>
+        </w:rPr>
+      </w:pPr>
+    </w:p>
+    <w:p>
+      <w:pPr>
+        <w:rPr>
+          <w:b/>
+          <w:color w:val="000000"/>
+          <w:sz w:val="22"/>
+        </w:rPr>
+      </w:pPr>
+      <w:r>
+        <w:rPr>
+          <w:b/>
+          <w:color w:val="000000"/>
           <w:sz w:val="22"/>
         </w:rPr>
         <w:t>Alternativas:</w:t>
@@ -511,24 +556,872 @@
     <w:p>
       <w:pPr>
         <w:rPr>
-          <w:sz w:val="22"/>
-        </w:rPr>
-      </w:pPr>
-      <w:r>
-        <w:rPr>
-          <w:sz w:val="22"/>
-        </w:rPr>
-        <w:t>a) =SEERRO(PROCV(A2;Vendedores!A:D;2;FALSO);"Não Encontrado")</w:t>
-      </w:r>
-    </w:p>
-    <w:p>
-      <w:pPr>
-        <w:rPr>
-          <w:sz w:val="22"/>
-        </w:rPr>
-      </w:pPr>
-      <w:r>
-        <w:rPr>
+          <w:color w:val="000000"/>
+          <w:sz w:val="22"/>
+        </w:rPr>
+      </w:pPr>
+      <w:r>
+        <w:rPr>
+          <w:color w:val="000000"/>
+          <w:sz w:val="22"/>
+        </w:rPr>
+        <w:t>a) Ambas compartilham coluna ID para vincular dados entre tabelas via PROCV/ÍNDICE</w:t>
+      </w:r>
+    </w:p>
+    <w:p>
+      <w:pPr>
+        <w:rPr>
+          <w:color w:val="000000"/>
+          <w:sz w:val="22"/>
+        </w:rPr>
+      </w:pPr>
+      <w:r>
+        <w:rPr>
+          <w:color w:val="000000"/>
+          <w:sz w:val="22"/>
+        </w:rPr>
+        <w:t>b) Não há relação, são independentes</w:t>
+      </w:r>
+    </w:p>
+    <w:p>
+      <w:pPr>
+        <w:rPr>
+          <w:color w:val="000000"/>
+          <w:sz w:val="22"/>
+        </w:rPr>
+      </w:pPr>
+      <w:r>
+        <w:rPr>
+          <w:color w:val="000000"/>
+          <w:sz w:val="22"/>
+        </w:rPr>
+        <w:t>c) Faturamento substitui Vendedores</w:t>
+      </w:r>
+    </w:p>
+    <w:p>
+      <w:pPr>
+        <w:rPr>
+          <w:color w:val="000000"/>
+          <w:sz w:val="22"/>
+        </w:rPr>
+      </w:pPr>
+      <w:r>
+        <w:rPr>
+          <w:color w:val="000000"/>
+          <w:sz w:val="22"/>
+        </w:rPr>
+        <w:t>d) Vendedores tem faturamento como subcategoria</w:t>
+      </w:r>
+    </w:p>
+    <w:p>
+      <w:pPr>
+        <w:rPr>
+          <w:color w:val="000000"/>
+          <w:sz w:val="22"/>
+        </w:rPr>
+      </w:pPr>
+      <w:r>
+        <w:rPr>
+          <w:color w:val="000000"/>
+          <w:sz w:val="22"/>
+        </w:rPr>
+        <w:t>e) As tabelas são idênticas</w:t>
+      </w:r>
+    </w:p>
+    <w:p>
+      <w:pPr>
+        <w:rPr>
+          <w:color w:val="000000"/>
+          <w:sz w:val="22"/>
+        </w:rPr>
+      </w:pPr>
+    </w:p>
+    <w:p>
+      <w:pPr>
+        <w:rPr>
+          <w:b/>
+          <w:color w:val="FF0000"/>
+        </w:rPr>
+      </w:pPr>
+      <w:r>
+        <w:rPr>
+          <w:b/>
+          <w:color w:val="FF0000"/>
+        </w:rPr>
+        <w:t>ITEM 3</w:t>
+      </w:r>
+    </w:p>
+    <w:p>
+      <w:pPr>
+        <w:rPr>
+          <w:color w:val="000000"/>
+          <w:sz w:val="22"/>
+        </w:rPr>
+      </w:pPr>
+      <w:r>
+        <w:rPr>
+          <w:b/>
+          <w:i/>
+          <w:color w:val="000000"/>
+          <w:sz w:val="22"/>
+        </w:rPr>
+        <w:t xml:space="preserve">CAPACIDADE: </w:t>
+      </w:r>
+      <w:r>
+        <w:rPr>
+          <w:color w:val="000000"/>
+          <w:sz w:val="22"/>
+        </w:rPr>
+        <w:t>Criar tabela de Comissões com faixas</w:t>
+      </w:r>
+    </w:p>
+    <w:p>
+      <w:pPr>
+        <w:rPr>
+          <w:color w:val="000000"/>
+          <w:sz w:val="22"/>
+        </w:rPr>
+      </w:pPr>
+    </w:p>
+    <w:p>
+      <w:pPr>
+        <w:rPr>
+          <w:color w:val="000000"/>
+          <w:sz w:val="22"/>
+        </w:rPr>
+      </w:pPr>
+      <w:r>
+        <w:rPr>
+          <w:b/>
+          <w:i/>
+          <w:color w:val="000000"/>
+          <w:sz w:val="22"/>
+        </w:rPr>
+        <w:t xml:space="preserve">Contexto: </w:t>
+      </w:r>
+      <w:r>
+        <w:rPr>
+          <w:color w:val="000000"/>
+          <w:sz w:val="22"/>
+        </w:rPr>
+        <w:t>Faturamento mínimo 0 (3%), 15000 (5%), 18000 (8%). Comissão aumenta conforme faturamento.</w:t>
+      </w:r>
+    </w:p>
+    <w:p>
+      <w:pPr>
+        <w:rPr>
+          <w:color w:val="000000"/>
+          <w:sz w:val="22"/>
+        </w:rPr>
+      </w:pPr>
+    </w:p>
+    <w:p>
+      <w:pPr>
+        <w:rPr>
+          <w:color w:val="000000"/>
+          <w:sz w:val="22"/>
+        </w:rPr>
+      </w:pPr>
+      <w:r>
+        <w:rPr>
+          <w:b/>
+          <w:i/>
+          <w:color w:val="000000"/>
+          <w:sz w:val="22"/>
+        </w:rPr>
+        <w:t xml:space="preserve">Comando: </w:t>
+      </w:r>
+      <w:r>
+        <w:rPr>
+          <w:color w:val="000000"/>
+          <w:sz w:val="22"/>
+        </w:rPr>
+        <w:t>Estruture aba 'Comissões' com 2 colunas. Qual é a taxa para faturamento de 18.500?</w:t>
+      </w:r>
+    </w:p>
+    <w:p>
+      <w:pPr>
+        <w:rPr>
+          <w:color w:val="000000"/>
+          <w:sz w:val="22"/>
+        </w:rPr>
+      </w:pPr>
+    </w:p>
+    <w:p>
+      <w:pPr>
+        <w:rPr>
+          <w:b/>
+          <w:color w:val="000000"/>
+          <w:sz w:val="22"/>
+        </w:rPr>
+      </w:pPr>
+      <w:r>
+        <w:rPr>
+          <w:b/>
+          <w:color w:val="000000"/>
+          <w:sz w:val="22"/>
+        </w:rPr>
+        <w:t>Alternativas:</w:t>
+      </w:r>
+    </w:p>
+    <w:p>
+      <w:pPr>
+        <w:rPr>
+          <w:color w:val="000000"/>
+          <w:sz w:val="22"/>
+        </w:rPr>
+      </w:pPr>
+      <w:r>
+        <w:rPr>
+          <w:color w:val="000000"/>
+          <w:sz w:val="22"/>
+        </w:rPr>
+        <w:t>a) 8% (pois 18500 &gt;= 18000)</w:t>
+      </w:r>
+    </w:p>
+    <w:p>
+      <w:pPr>
+        <w:rPr>
+          <w:color w:val="000000"/>
+          <w:sz w:val="22"/>
+        </w:rPr>
+      </w:pPr>
+      <w:r>
+        <w:rPr>
+          <w:color w:val="000000"/>
+          <w:sz w:val="22"/>
+        </w:rPr>
+        <w:t>b) 5% (pois 18500 &lt; 18000 é falso, mas 18500 &gt;= 15000)</w:t>
+      </w:r>
+    </w:p>
+    <w:p>
+      <w:pPr>
+        <w:rPr>
+          <w:color w:val="000000"/>
+          <w:sz w:val="22"/>
+        </w:rPr>
+      </w:pPr>
+      <w:r>
+        <w:rPr>
+          <w:color w:val="000000"/>
+          <w:sz w:val="22"/>
+        </w:rPr>
+        <w:t>c) 3% (taxa padrão)</w:t>
+      </w:r>
+    </w:p>
+    <w:p>
+      <w:pPr>
+        <w:rPr>
+          <w:color w:val="000000"/>
+          <w:sz w:val="22"/>
+        </w:rPr>
+      </w:pPr>
+      <w:r>
+        <w:rPr>
+          <w:color w:val="000000"/>
+          <w:sz w:val="22"/>
+        </w:rPr>
+        <w:t>d) 10% (valor fictício)</w:t>
+      </w:r>
+    </w:p>
+    <w:p>
+      <w:pPr>
+        <w:rPr>
+          <w:color w:val="000000"/>
+          <w:sz w:val="22"/>
+        </w:rPr>
+      </w:pPr>
+      <w:r>
+        <w:rPr>
+          <w:color w:val="000000"/>
+          <w:sz w:val="22"/>
+        </w:rPr>
+        <w:t>e) Taxa não é aplicável</w:t>
+      </w:r>
+    </w:p>
+    <w:p>
+      <w:pPr>
+        <w:rPr>
+          <w:color w:val="000000"/>
+          <w:sz w:val="22"/>
+        </w:rPr>
+      </w:pPr>
+    </w:p>
+    <w:p>
+      <w:pPr>
+        <w:rPr>
+          <w:b/>
+          <w:color w:val="FF0000"/>
+        </w:rPr>
+      </w:pPr>
+      <w:r>
+        <w:rPr>
+          <w:b/>
+          <w:color w:val="FF0000"/>
+        </w:rPr>
+        <w:t>ITEM 4</w:t>
+      </w:r>
+    </w:p>
+    <w:p>
+      <w:pPr>
+        <w:rPr>
+          <w:color w:val="000000"/>
+          <w:sz w:val="22"/>
+        </w:rPr>
+      </w:pPr>
+      <w:r>
+        <w:rPr>
+          <w:b/>
+          <w:i/>
+          <w:color w:val="000000"/>
+          <w:sz w:val="22"/>
+        </w:rPr>
+        <w:t xml:space="preserve">CAPACIDADE: </w:t>
+      </w:r>
+      <w:r>
+        <w:rPr>
+          <w:color w:val="000000"/>
+          <w:sz w:val="22"/>
+        </w:rPr>
+        <w:t>Usar PROCV para buscar nome</w:t>
+      </w:r>
+    </w:p>
+    <w:p>
+      <w:pPr>
+        <w:rPr>
+          <w:color w:val="000000"/>
+          <w:sz w:val="22"/>
+        </w:rPr>
+      </w:pPr>
+    </w:p>
+    <w:p>
+      <w:pPr>
+        <w:rPr>
+          <w:color w:val="000000"/>
+          <w:sz w:val="22"/>
+        </w:rPr>
+      </w:pPr>
+      <w:r>
+        <w:rPr>
+          <w:b/>
+          <w:i/>
+          <w:color w:val="000000"/>
+          <w:sz w:val="22"/>
+        </w:rPr>
+        <w:t xml:space="preserve">Contexto: </w:t>
+      </w:r>
+      <w:r>
+        <w:rPr>
+          <w:color w:val="000000"/>
+          <w:sz w:val="22"/>
+        </w:rPr>
+        <w:t>Aba 'Relatório' com coluna ID preenchida. Precisa coluna Nome buscando de 'Vendedores!A:D'.</w:t>
+      </w:r>
+    </w:p>
+    <w:p>
+      <w:pPr>
+        <w:rPr>
+          <w:color w:val="000000"/>
+          <w:sz w:val="22"/>
+        </w:rPr>
+      </w:pPr>
+    </w:p>
+    <w:p>
+      <w:pPr>
+        <w:rPr>
+          <w:color w:val="000000"/>
+          <w:sz w:val="22"/>
+        </w:rPr>
+      </w:pPr>
+      <w:r>
+        <w:rPr>
+          <w:b/>
+          <w:i/>
+          <w:color w:val="000000"/>
+          <w:sz w:val="22"/>
+        </w:rPr>
+        <w:t xml:space="preserve">Comando: </w:t>
+      </w:r>
+      <w:r>
+        <w:rPr>
+          <w:color w:val="000000"/>
+          <w:sz w:val="22"/>
+        </w:rPr>
+        <w:t>Qual fórmula PROCV em B2 busca o NOME (2ª coluna) de forma exata?</w:t>
+      </w:r>
+    </w:p>
+    <w:p>
+      <w:pPr>
+        <w:rPr>
+          <w:color w:val="000000"/>
+          <w:sz w:val="22"/>
+        </w:rPr>
+      </w:pPr>
+    </w:p>
+    <w:p>
+      <w:pPr>
+        <w:rPr>
+          <w:b/>
+          <w:color w:val="000000"/>
+          <w:sz w:val="22"/>
+        </w:rPr>
+      </w:pPr>
+      <w:r>
+        <w:rPr>
+          <w:b/>
+          <w:color w:val="000000"/>
+          <w:sz w:val="22"/>
+        </w:rPr>
+        <w:t>Alternativas:</w:t>
+      </w:r>
+    </w:p>
+    <w:p>
+      <w:pPr>
+        <w:rPr>
+          <w:color w:val="000000"/>
+          <w:sz w:val="22"/>
+        </w:rPr>
+      </w:pPr>
+      <w:r>
+        <w:rPr>
+          <w:color w:val="000000"/>
+          <w:sz w:val="22"/>
+        </w:rPr>
+        <w:t>a) =PROCV(A2;Vendedores!A:D;2;FALSO) - busca exato na coluna 2</w:t>
+      </w:r>
+    </w:p>
+    <w:p>
+      <w:pPr>
+        <w:rPr>
+          <w:color w:val="000000"/>
+          <w:sz w:val="22"/>
+        </w:rPr>
+      </w:pPr>
+      <w:r>
+        <w:rPr>
+          <w:color w:val="000000"/>
+          <w:sz w:val="22"/>
+        </w:rPr>
+        <w:t>b) =PROCV(A2;Vendedores!A:D;1;VERDADEIRO) - coluna 1, busca aprox</w:t>
+      </w:r>
+    </w:p>
+    <w:p>
+      <w:pPr>
+        <w:rPr>
+          <w:color w:val="000000"/>
+          <w:sz w:val="22"/>
+        </w:rPr>
+      </w:pPr>
+      <w:r>
+        <w:rPr>
+          <w:color w:val="000000"/>
+          <w:sz w:val="22"/>
+        </w:rPr>
+        <w:t>c) =PROCV(A2;Vendedores!A:D;3;FALSO) - coluna 3 (Salário)</w:t>
+      </w:r>
+    </w:p>
+    <w:p>
+      <w:pPr>
+        <w:rPr>
+          <w:color w:val="000000"/>
+          <w:sz w:val="22"/>
+        </w:rPr>
+      </w:pPr>
+      <w:r>
+        <w:rPr>
+          <w:color w:val="000000"/>
+          <w:sz w:val="22"/>
+        </w:rPr>
+        <w:t>d) =PROCV(A2;Vendedores!D:A;2;FALSO) - ordem invertida</w:t>
+      </w:r>
+    </w:p>
+    <w:p>
+      <w:pPr>
+        <w:rPr>
+          <w:color w:val="000000"/>
+          <w:sz w:val="22"/>
+        </w:rPr>
+      </w:pPr>
+      <w:r>
+        <w:rPr>
+          <w:color w:val="000000"/>
+          <w:sz w:val="22"/>
+        </w:rPr>
+        <w:t>e) =PROCV(Vendedores!A:D;A2;2) - argumentos revertidos</w:t>
+      </w:r>
+    </w:p>
+    <w:p>
+      <w:pPr>
+        <w:rPr>
+          <w:color w:val="000000"/>
+          <w:sz w:val="22"/>
+        </w:rPr>
+      </w:pPr>
+    </w:p>
+    <w:p>
+      <w:pPr>
+        <w:rPr>
+          <w:b/>
+          <w:color w:val="FF0000"/>
+        </w:rPr>
+      </w:pPr>
+      <w:r>
+        <w:rPr>
+          <w:b/>
+          <w:color w:val="FF0000"/>
+        </w:rPr>
+        <w:t>ITEM 5</w:t>
+      </w:r>
+    </w:p>
+    <w:p>
+      <w:pPr>
+        <w:rPr>
+          <w:color w:val="000000"/>
+          <w:sz w:val="22"/>
+        </w:rPr>
+      </w:pPr>
+      <w:r>
+        <w:rPr>
+          <w:b/>
+          <w:i/>
+          <w:color w:val="000000"/>
+          <w:sz w:val="22"/>
+        </w:rPr>
+        <w:t xml:space="preserve">CAPACIDADE: </w:t>
+      </w:r>
+      <w:r>
+        <w:rPr>
+          <w:color w:val="000000"/>
+          <w:sz w:val="22"/>
+        </w:rPr>
+        <w:t>Usar PROCV para buscar Salário</w:t>
+      </w:r>
+    </w:p>
+    <w:p>
+      <w:pPr>
+        <w:rPr>
+          <w:color w:val="000000"/>
+          <w:sz w:val="22"/>
+        </w:rPr>
+      </w:pPr>
+    </w:p>
+    <w:p>
+      <w:pPr>
+        <w:rPr>
+          <w:color w:val="000000"/>
+          <w:sz w:val="22"/>
+        </w:rPr>
+      </w:pPr>
+      <w:r>
+        <w:rPr>
+          <w:b/>
+          <w:i/>
+          <w:color w:val="000000"/>
+          <w:sz w:val="22"/>
+        </w:rPr>
+        <w:t xml:space="preserve">Contexto: </w:t>
+      </w:r>
+      <w:r>
+        <w:rPr>
+          <w:color w:val="000000"/>
+          <w:sz w:val="22"/>
+        </w:rPr>
+        <w:t>Coluna C deve mostrar o SALÁRIO (coluna 3 em Vendedores!A:D) para cada ID.</w:t>
+      </w:r>
+    </w:p>
+    <w:p>
+      <w:pPr>
+        <w:rPr>
+          <w:color w:val="000000"/>
+          <w:sz w:val="22"/>
+        </w:rPr>
+      </w:pPr>
+    </w:p>
+    <w:p>
+      <w:pPr>
+        <w:rPr>
+          <w:color w:val="000000"/>
+          <w:sz w:val="22"/>
+        </w:rPr>
+      </w:pPr>
+      <w:r>
+        <w:rPr>
+          <w:b/>
+          <w:i/>
+          <w:color w:val="000000"/>
+          <w:sz w:val="22"/>
+        </w:rPr>
+        <w:t xml:space="preserve">Comando: </w:t>
+      </w:r>
+      <w:r>
+        <w:rPr>
+          <w:color w:val="000000"/>
+          <w:sz w:val="22"/>
+        </w:rPr>
+        <w:t>Qual fórmula e resultado para ID 102 (Maria)?</w:t>
+      </w:r>
+    </w:p>
+    <w:p>
+      <w:pPr>
+        <w:rPr>
+          <w:color w:val="000000"/>
+          <w:sz w:val="22"/>
+        </w:rPr>
+      </w:pPr>
+    </w:p>
+    <w:p>
+      <w:pPr>
+        <w:rPr>
+          <w:b/>
+          <w:color w:val="000000"/>
+          <w:sz w:val="22"/>
+        </w:rPr>
+      </w:pPr>
+      <w:r>
+        <w:rPr>
+          <w:b/>
+          <w:color w:val="000000"/>
+          <w:sz w:val="22"/>
+        </w:rPr>
+        <w:t>Alternativas:</w:t>
+      </w:r>
+    </w:p>
+    <w:p>
+      <w:pPr>
+        <w:rPr>
+          <w:color w:val="000000"/>
+          <w:sz w:val="22"/>
+        </w:rPr>
+      </w:pPr>
+      <w:r>
+        <w:rPr>
+          <w:color w:val="000000"/>
+          <w:sz w:val="22"/>
+        </w:rPr>
+        <w:t>a) =PROCV(A2;Vendedores!A:D;3;FALSO) → 2800 (salário de Maria)</w:t>
+      </w:r>
+    </w:p>
+    <w:p>
+      <w:pPr>
+        <w:rPr>
+          <w:color w:val="000000"/>
+          <w:sz w:val="22"/>
+        </w:rPr>
+      </w:pPr>
+      <w:r>
+        <w:rPr>
+          <w:color w:val="000000"/>
+          <w:sz w:val="22"/>
+        </w:rPr>
+        <w:t>b) =PROCV(A2;Vendedores!A:D;2;FALSO) → Maria (nome, não salário)</w:t>
+      </w:r>
+    </w:p>
+    <w:p>
+      <w:pPr>
+        <w:rPr>
+          <w:color w:val="000000"/>
+          <w:sz w:val="22"/>
+        </w:rPr>
+      </w:pPr>
+      <w:r>
+        <w:rPr>
+          <w:color w:val="000000"/>
+          <w:sz w:val="22"/>
+        </w:rPr>
+        <w:t>c) =PROCV(A2;Vendedores!A:D;4;FALSO) → Vendas (departamento)</w:t>
+      </w:r>
+    </w:p>
+    <w:p>
+      <w:pPr>
+        <w:rPr>
+          <w:color w:val="000000"/>
+          <w:sz w:val="22"/>
+        </w:rPr>
+      </w:pPr>
+      <w:r>
+        <w:rPr>
+          <w:color w:val="000000"/>
+          <w:sz w:val="22"/>
+        </w:rPr>
+        <w:t>d) =PROCV(A2;Vendedores!A:D;3;VERDADEIRO) → aprox 2800</w:t>
+      </w:r>
+    </w:p>
+    <w:p>
+      <w:pPr>
+        <w:rPr>
+          <w:color w:val="000000"/>
+          <w:sz w:val="22"/>
+        </w:rPr>
+      </w:pPr>
+      <w:r>
+        <w:rPr>
+          <w:color w:val="000000"/>
+          <w:sz w:val="22"/>
+        </w:rPr>
+        <w:t>e) =PROCV(102;Vendedores;3) → erro (sintaxe)</w:t>
+      </w:r>
+    </w:p>
+    <w:p>
+      <w:pPr>
+        <w:rPr>
+          <w:color w:val="000000"/>
+          <w:sz w:val="22"/>
+        </w:rPr>
+      </w:pPr>
+    </w:p>
+    <w:p>
+      <w:pPr>
+        <w:rPr>
+          <w:b/>
+          <w:color w:val="FF0000"/>
+        </w:rPr>
+      </w:pPr>
+      <w:r>
+        <w:rPr>
+          <w:b/>
+          <w:color w:val="FF0000"/>
+        </w:rPr>
+        <w:t>ITEM 6</w:t>
+      </w:r>
+    </w:p>
+    <w:p>
+      <w:pPr>
+        <w:rPr>
+          <w:color w:val="000000"/>
+          <w:sz w:val="22"/>
+        </w:rPr>
+      </w:pPr>
+      <w:r>
+        <w:rPr>
+          <w:b/>
+          <w:i/>
+          <w:color w:val="000000"/>
+          <w:sz w:val="22"/>
+        </w:rPr>
+        <w:t xml:space="preserve">CAPACIDADE: </w:t>
+      </w:r>
+      <w:r>
+        <w:rPr>
+          <w:color w:val="000000"/>
+          <w:sz w:val="22"/>
+        </w:rPr>
+        <w:t>Aplicar SEERRO para tratar erros #N/D</w:t>
+      </w:r>
+    </w:p>
+    <w:p>
+      <w:pPr>
+        <w:rPr>
+          <w:color w:val="000000"/>
+          <w:sz w:val="22"/>
+        </w:rPr>
+      </w:pPr>
+    </w:p>
+    <w:p>
+      <w:pPr>
+        <w:rPr>
+          <w:color w:val="000000"/>
+          <w:sz w:val="22"/>
+        </w:rPr>
+      </w:pPr>
+      <w:r>
+        <w:rPr>
+          <w:b/>
+          <w:i/>
+          <w:color w:val="000000"/>
+          <w:sz w:val="22"/>
+        </w:rPr>
+        <w:t xml:space="preserve">Contexto: </w:t>
+      </w:r>
+      <w:r>
+        <w:rPr>
+          <w:color w:val="000000"/>
+          <w:sz w:val="22"/>
+        </w:rPr>
+        <w:t>Se houver ID 110 inexistente, PROCV retorna #N/D. Necessário mensagem clara.</w:t>
+      </w:r>
+    </w:p>
+    <w:p>
+      <w:pPr>
+        <w:rPr>
+          <w:color w:val="000000"/>
+          <w:sz w:val="22"/>
+        </w:rPr>
+      </w:pPr>
+    </w:p>
+    <w:p>
+      <w:pPr>
+        <w:rPr>
+          <w:color w:val="000000"/>
+          <w:sz w:val="22"/>
+        </w:rPr>
+      </w:pPr>
+      <w:r>
+        <w:rPr>
+          <w:b/>
+          <w:i/>
+          <w:color w:val="000000"/>
+          <w:sz w:val="22"/>
+        </w:rPr>
+        <w:t xml:space="preserve">Comando: </w:t>
+      </w:r>
+      <w:r>
+        <w:rPr>
+          <w:color w:val="000000"/>
+          <w:sz w:val="22"/>
+        </w:rPr>
+        <w:t>Qual fórmula mostra 'Vendedor Não Encontrado' em vez do erro?</w:t>
+      </w:r>
+    </w:p>
+    <w:p>
+      <w:pPr>
+        <w:rPr>
+          <w:color w:val="000000"/>
+          <w:sz w:val="22"/>
+        </w:rPr>
+      </w:pPr>
+    </w:p>
+    <w:p>
+      <w:pPr>
+        <w:rPr>
+          <w:b/>
+          <w:color w:val="000000"/>
+          <w:sz w:val="22"/>
+        </w:rPr>
+      </w:pPr>
+      <w:r>
+        <w:rPr>
+          <w:b/>
+          <w:color w:val="000000"/>
+          <w:sz w:val="22"/>
+        </w:rPr>
+        <w:t>Alternativas:</w:t>
+      </w:r>
+    </w:p>
+    <w:p>
+      <w:pPr>
+        <w:rPr>
+          <w:color w:val="000000"/>
+          <w:sz w:val="22"/>
+        </w:rPr>
+      </w:pPr>
+      <w:r>
+        <w:rPr>
+          <w:color w:val="000000"/>
+          <w:sz w:val="22"/>
+        </w:rPr>
+        <w:t>a) =SEERRO(PROCV(A2;Vendedores!A:D;2;FALSO);"Vendedor Não Encontrado")</w:t>
+      </w:r>
+    </w:p>
+    <w:p>
+      <w:pPr>
+        <w:rPr>
+          <w:color w:val="000000"/>
+          <w:sz w:val="22"/>
+        </w:rPr>
+      </w:pPr>
+      <w:r>
+        <w:rPr>
+          <w:color w:val="000000"/>
           <w:sz w:val="22"/>
         </w:rPr>
         <w:t>b) =SE(PROCV(...)=#N/D;"Não encontrado")</w:t>
@@ -537,155 +1430,179 @@
     <w:p>
       <w:pPr>
         <w:rPr>
-          <w:sz w:val="22"/>
-        </w:rPr>
-      </w:pPr>
-      <w:r>
-        <w:rPr>
-          <w:sz w:val="22"/>
-        </w:rPr>
-        <w:t>c) =IFERROR(...;"Erro")</w:t>
-      </w:r>
-    </w:p>
-    <w:p>
-      <w:pPr>
-        <w:rPr>
-          <w:sz w:val="22"/>
-        </w:rPr>
-      </w:pPr>
-      <w:r>
-        <w:rPr>
-          <w:sz w:val="22"/>
-        </w:rPr>
-        <w:t>d) =PROCV(...)&amp;"Não encontrado"</w:t>
-      </w:r>
-    </w:p>
-    <w:p>
-      <w:pPr>
-        <w:rPr>
-          <w:sz w:val="22"/>
-        </w:rPr>
-      </w:pPr>
-      <w:r>
-        <w:rPr>
-          <w:sz w:val="22"/>
-        </w:rPr>
-        <w:t>e) Impossível com PROCV</w:t>
-      </w:r>
-    </w:p>
-    <w:p>
-      <w:pPr>
-        <w:rPr>
-          <w:sz w:val="22"/>
-        </w:rPr>
-      </w:pPr>
-    </w:p>
-    <w:p>
-      <w:pPr>
-        <w:rPr>
-          <w:b/>
-          <w:sz w:val="22"/>
-        </w:rPr>
-      </w:pPr>
-      <w:r>
-        <w:rPr>
-          <w:b/>
-          <w:sz w:val="22"/>
-        </w:rPr>
-        <w:t>ITEM 3</w:t>
-      </w:r>
-    </w:p>
-    <w:p>
-      <w:pPr>
-        <w:rPr>
-          <w:sz w:val="22"/>
-        </w:rPr>
-      </w:pPr>
-      <w:r>
-        <w:rPr>
+          <w:color w:val="000000"/>
+          <w:sz w:val="22"/>
+        </w:rPr>
+      </w:pPr>
+      <w:r>
+        <w:rPr>
+          <w:color w:val="000000"/>
+          <w:sz w:val="22"/>
+        </w:rPr>
+        <w:t>c) =IFERROR(...;"Erro geral")</w:t>
+      </w:r>
+    </w:p>
+    <w:p>
+      <w:pPr>
+        <w:rPr>
+          <w:color w:val="000000"/>
+          <w:sz w:val="22"/>
+        </w:rPr>
+      </w:pPr>
+      <w:r>
+        <w:rPr>
+          <w:color w:val="000000"/>
+          <w:sz w:val="22"/>
+        </w:rPr>
+        <w:t>d) PROCV não gera erro</w:t>
+      </w:r>
+    </w:p>
+    <w:p>
+      <w:pPr>
+        <w:rPr>
+          <w:color w:val="000000"/>
+          <w:sz w:val="22"/>
+        </w:rPr>
+      </w:pPr>
+      <w:r>
+        <w:rPr>
+          <w:color w:val="000000"/>
+          <w:sz w:val="22"/>
+        </w:rPr>
+        <w:t>e) Impossível tratar erro</w:t>
+      </w:r>
+    </w:p>
+    <w:p>
+      <w:pPr>
+        <w:rPr>
+          <w:color w:val="000000"/>
+          <w:sz w:val="22"/>
+        </w:rPr>
+      </w:pPr>
+    </w:p>
+    <w:p>
+      <w:pPr>
+        <w:rPr>
+          <w:b/>
+          <w:color w:val="FF0000"/>
+        </w:rPr>
+      </w:pPr>
+      <w:r>
+        <w:rPr>
+          <w:b/>
+          <w:color w:val="FF0000"/>
+        </w:rPr>
+        <w:t>ITEM 7</w:t>
+      </w:r>
+    </w:p>
+    <w:p>
+      <w:pPr>
+        <w:rPr>
+          <w:color w:val="000000"/>
+          <w:sz w:val="22"/>
+        </w:rPr>
+      </w:pPr>
+      <w:r>
+        <w:rPr>
+          <w:b/>
           <w:i/>
+          <w:color w:val="000000"/>
           <w:sz w:val="22"/>
         </w:rPr>
         <w:t xml:space="preserve">CAPACIDADE: </w:t>
       </w:r>
       <w:r>
         <w:rPr>
-          <w:sz w:val="22"/>
-        </w:rPr>
-        <w:t>Utilizar ÍNDICE/CORRESPONDÊNCIA</w:t>
-      </w:r>
-    </w:p>
-    <w:p>
-      <w:pPr>
-        <w:rPr>
-          <w:sz w:val="22"/>
-        </w:rPr>
-      </w:pPr>
-    </w:p>
-    <w:p>
-      <w:pPr>
-        <w:rPr>
-          <w:sz w:val="22"/>
-        </w:rPr>
-      </w:pPr>
-      <w:r>
-        <w:rPr>
+          <w:color w:val="000000"/>
+          <w:sz w:val="22"/>
+        </w:rPr>
+        <w:t>Usar ÍNDICE e CORRESPONDÊNCIA para buscas bidirecionais</w:t>
+      </w:r>
+    </w:p>
+    <w:p>
+      <w:pPr>
+        <w:rPr>
+          <w:color w:val="000000"/>
+          <w:sz w:val="22"/>
+        </w:rPr>
+      </w:pPr>
+    </w:p>
+    <w:p>
+      <w:pPr>
+        <w:rPr>
+          <w:color w:val="000000"/>
+          <w:sz w:val="22"/>
+        </w:rPr>
+      </w:pPr>
+      <w:r>
+        <w:rPr>
+          <w:b/>
           <w:i/>
+          <w:color w:val="000000"/>
           <w:sz w:val="22"/>
         </w:rPr>
         <w:t xml:space="preserve">Contexto: </w:t>
       </w:r>
       <w:r>
         <w:rPr>
-          <w:sz w:val="22"/>
-        </w:rPr>
-        <w:t>Precisa buscar departamento (coluna D) mas PROCV só busca para direita.</w:t>
-      </w:r>
-    </w:p>
-    <w:p>
-      <w:pPr>
-        <w:rPr>
-          <w:sz w:val="22"/>
-        </w:rPr>
-      </w:pPr>
-    </w:p>
-    <w:p>
-      <w:pPr>
-        <w:rPr>
-          <w:sz w:val="22"/>
-        </w:rPr>
-      </w:pPr>
-      <w:r>
-        <w:rPr>
+          <w:color w:val="000000"/>
+          <w:sz w:val="22"/>
+        </w:rPr>
+        <w:t>Precisa coluna Departamento, mas está em D (direita). PROCV não busca para esquerda. Solução: ÍNDICE(coluna D; CORRESPONDÊNCIA(ID; coluna A; 0))</w:t>
+      </w:r>
+    </w:p>
+    <w:p>
+      <w:pPr>
+        <w:rPr>
+          <w:color w:val="000000"/>
+          <w:sz w:val="22"/>
+        </w:rPr>
+      </w:pPr>
+    </w:p>
+    <w:p>
+      <w:pPr>
+        <w:rPr>
+          <w:color w:val="000000"/>
+          <w:sz w:val="22"/>
+        </w:rPr>
+      </w:pPr>
+      <w:r>
+        <w:rPr>
+          <w:b/>
           <w:i/>
+          <w:color w:val="000000"/>
           <w:sz w:val="22"/>
         </w:rPr>
         <w:t xml:space="preserve">Comando: </w:t>
       </w:r>
       <w:r>
         <w:rPr>
-          <w:sz w:val="22"/>
-        </w:rPr>
-        <w:t>Qual fórmula com ÍNDICE/CORRESPONDÊNCIA?</w:t>
-      </w:r>
-    </w:p>
-    <w:p>
-      <w:pPr>
-        <w:rPr>
-          <w:sz w:val="22"/>
-        </w:rPr>
-      </w:pPr>
-    </w:p>
-    <w:p>
-      <w:pPr>
-        <w:rPr>
-          <w:b/>
-          <w:sz w:val="22"/>
-        </w:rPr>
-      </w:pPr>
-      <w:r>
-        <w:rPr>
-          <w:b/>
+          <w:color w:val="000000"/>
+          <w:sz w:val="22"/>
+        </w:rPr>
+        <w:t>Qual fórmula retorna Departamento de ID 102 (Maria - Vendas)?</w:t>
+      </w:r>
+    </w:p>
+    <w:p>
+      <w:pPr>
+        <w:rPr>
+          <w:color w:val="000000"/>
+          <w:sz w:val="22"/>
+        </w:rPr>
+      </w:pPr>
+    </w:p>
+    <w:p>
+      <w:pPr>
+        <w:rPr>
+          <w:b/>
+          <w:color w:val="000000"/>
+          <w:sz w:val="22"/>
+        </w:rPr>
+      </w:pPr>
+      <w:r>
+        <w:rPr>
+          <w:b/>
+          <w:color w:val="000000"/>
           <w:sz w:val="22"/>
         </w:rPr>
         <w:t>Alternativas:</w:t>
@@ -694,78 +1611,512 @@
     <w:p>
       <w:pPr>
         <w:rPr>
-          <w:sz w:val="22"/>
-        </w:rPr>
-      </w:pPr>
-      <w:r>
-        <w:rPr>
-          <w:sz w:val="22"/>
-        </w:rPr>
-        <w:t>a) =ÍNDICE(Vendedores!D:D;CORRESPONDÊNCIA(A2;Vendedores!A:A;0))</w:t>
-      </w:r>
-    </w:p>
-    <w:p>
-      <w:pPr>
-        <w:rPr>
-          <w:sz w:val="22"/>
-        </w:rPr>
-      </w:pPr>
-      <w:r>
-        <w:rPr>
-          <w:sz w:val="22"/>
-        </w:rPr>
-        <w:t>b) =CORRESPONDÊNCIA(A2;...;ÍNDICE(...))</w:t>
-      </w:r>
-    </w:p>
-    <w:p>
-      <w:pPr>
-        <w:rPr>
-          <w:sz w:val="22"/>
-        </w:rPr>
-      </w:pPr>
-      <w:r>
-        <w:rPr>
-          <w:sz w:val="22"/>
-        </w:rPr>
-        <w:t>c) =ÍNDICE(CORRESPONDÊNCIA(...))</w:t>
-      </w:r>
-    </w:p>
-    <w:p>
-      <w:pPr>
-        <w:rPr>
-          <w:sz w:val="22"/>
-        </w:rPr>
-      </w:pPr>
-      <w:r>
-        <w:rPr>
-          <w:sz w:val="22"/>
-        </w:rPr>
-        <w:t>d) =PROCV(A2;...D:A...)</w:t>
-      </w:r>
-    </w:p>
-    <w:p>
-      <w:pPr>
-        <w:rPr>
-          <w:sz w:val="22"/>
-        </w:rPr>
-      </w:pPr>
-      <w:r>
-        <w:rPr>
-          <w:sz w:val="22"/>
-        </w:rPr>
-        <w:t>e) =BUSCARH(...)</w:t>
-      </w:r>
-    </w:p>
-    <w:p>
-      <w:pPr>
-        <w:rPr>
-          <w:sz w:val="22"/>
-        </w:rPr>
-      </w:pPr>
-    </w:p>
-    <w:p>
-      <w:pPr>
-        <w:rPr>
+          <w:color w:val="000000"/>
+          <w:sz w:val="22"/>
+        </w:rPr>
+      </w:pPr>
+      <w:r>
+        <w:rPr>
+          <w:color w:val="000000"/>
+          <w:sz w:val="22"/>
+        </w:rPr>
+        <w:t>a) =ÍNDICE(Vendedores!D:D;CORRESPONDÊNCIA(A2;Vendedores!A:A;0)) → Vendas</w:t>
+      </w:r>
+    </w:p>
+    <w:p>
+      <w:pPr>
+        <w:rPr>
+          <w:color w:val="000000"/>
+          <w:sz w:val="22"/>
+        </w:rPr>
+      </w:pPr>
+      <w:r>
+        <w:rPr>
+          <w:color w:val="000000"/>
+          <w:sz w:val="22"/>
+        </w:rPr>
+        <w:t>b) =PROCV(A2;Vendedores!A:D;4;FALSO) → Vendas</w:t>
+      </w:r>
+    </w:p>
+    <w:p>
+      <w:pPr>
+        <w:rPr>
+          <w:color w:val="000000"/>
+          <w:sz w:val="22"/>
+        </w:rPr>
+      </w:pPr>
+      <w:r>
+        <w:rPr>
+          <w:color w:val="000000"/>
+          <w:sz w:val="22"/>
+        </w:rPr>
+        <w:t>c) =ÍNDICE(CORRESPONDÊNCIA(...)) → erro (ordem invertida)</w:t>
+      </w:r>
+    </w:p>
+    <w:p>
+      <w:pPr>
+        <w:rPr>
+          <w:color w:val="000000"/>
+          <w:sz w:val="22"/>
+        </w:rPr>
+      </w:pPr>
+      <w:r>
+        <w:rPr>
+          <w:color w:val="000000"/>
+          <w:sz w:val="22"/>
+        </w:rPr>
+        <w:t>d) =CORRESPONDÊNCIA(A2;Vendedores!A:A;0) → 2 (linha, não departamento)</w:t>
+      </w:r>
+    </w:p>
+    <w:p>
+      <w:pPr>
+        <w:rPr>
+          <w:color w:val="000000"/>
+          <w:sz w:val="22"/>
+        </w:rPr>
+      </w:pPr>
+      <w:r>
+        <w:rPr>
+          <w:color w:val="000000"/>
+          <w:sz w:val="22"/>
+        </w:rPr>
+        <w:t>e) Impossível buscar departamento</w:t>
+      </w:r>
+    </w:p>
+    <w:p>
+      <w:pPr>
+        <w:rPr>
+          <w:color w:val="000000"/>
+          <w:sz w:val="22"/>
+        </w:rPr>
+      </w:pPr>
+    </w:p>
+    <w:p>
+      <w:pPr>
+        <w:rPr>
+          <w:b/>
+          <w:color w:val="FF0000"/>
+        </w:rPr>
+      </w:pPr>
+      <w:r>
+        <w:rPr>
+          <w:b/>
+          <w:color w:val="FF0000"/>
+        </w:rPr>
+        <w:t>ITEM 8</w:t>
+      </w:r>
+    </w:p>
+    <w:p>
+      <w:pPr>
+        <w:rPr>
+          <w:color w:val="000000"/>
+          <w:sz w:val="22"/>
+        </w:rPr>
+      </w:pPr>
+      <w:r>
+        <w:rPr>
+          <w:b/>
+          <w:i/>
+          <w:color w:val="000000"/>
+          <w:sz w:val="22"/>
+        </w:rPr>
+        <w:t xml:space="preserve">CAPACIDADE: </w:t>
+      </w:r>
+      <w:r>
+        <w:rPr>
+          <w:color w:val="000000"/>
+          <w:sz w:val="22"/>
+        </w:rPr>
+        <w:t>Calcular comissão com SE aninhado (faixas)</w:t>
+      </w:r>
+    </w:p>
+    <w:p>
+      <w:pPr>
+        <w:rPr>
+          <w:color w:val="000000"/>
+          <w:sz w:val="22"/>
+        </w:rPr>
+      </w:pPr>
+    </w:p>
+    <w:p>
+      <w:pPr>
+        <w:rPr>
+          <w:color w:val="000000"/>
+          <w:sz w:val="22"/>
+        </w:rPr>
+      </w:pPr>
+      <w:r>
+        <w:rPr>
+          <w:b/>
+          <w:i/>
+          <w:color w:val="000000"/>
+          <w:sz w:val="22"/>
+        </w:rPr>
+        <w:t xml:space="preserve">Contexto: </w:t>
+      </w:r>
+      <w:r>
+        <w:rPr>
+          <w:color w:val="000000"/>
+          <w:sz w:val="22"/>
+        </w:rPr>
+        <w:t>Tabela Comissões: 0→3%, 15000→5%, 18000→8%. Faturamento de Maria = 18500.</w:t>
+      </w:r>
+    </w:p>
+    <w:p>
+      <w:pPr>
+        <w:rPr>
+          <w:color w:val="000000"/>
+          <w:sz w:val="22"/>
+        </w:rPr>
+      </w:pPr>
+    </w:p>
+    <w:p>
+      <w:pPr>
+        <w:rPr>
+          <w:color w:val="000000"/>
+          <w:sz w:val="22"/>
+        </w:rPr>
+      </w:pPr>
+      <w:r>
+        <w:rPr>
+          <w:b/>
+          <w:i/>
+          <w:color w:val="000000"/>
+          <w:sz w:val="22"/>
+        </w:rPr>
+        <w:t xml:space="preserve">Comando: </w:t>
+      </w:r>
+      <w:r>
+        <w:rPr>
+          <w:color w:val="000000"/>
+          <w:sz w:val="22"/>
+        </w:rPr>
+        <w:t>Qual fórmula e comissão (%) para Maria?</w:t>
+      </w:r>
+    </w:p>
+    <w:p>
+      <w:pPr>
+        <w:rPr>
+          <w:color w:val="000000"/>
+          <w:sz w:val="22"/>
+        </w:rPr>
+      </w:pPr>
+    </w:p>
+    <w:p>
+      <w:pPr>
+        <w:rPr>
+          <w:b/>
+          <w:color w:val="000000"/>
+          <w:sz w:val="22"/>
+        </w:rPr>
+      </w:pPr>
+      <w:r>
+        <w:rPr>
+          <w:b/>
+          <w:color w:val="000000"/>
+          <w:sz w:val="22"/>
+        </w:rPr>
+        <w:t>Alternativas:</w:t>
+      </w:r>
+    </w:p>
+    <w:p>
+      <w:pPr>
+        <w:rPr>
+          <w:color w:val="000000"/>
+          <w:sz w:val="22"/>
+        </w:rPr>
+      </w:pPr>
+      <w:r>
+        <w:rPr>
+          <w:color w:val="000000"/>
+          <w:sz w:val="22"/>
+        </w:rPr>
+        <w:t>a) =SE(D2&lt;15000;D2*0,03;SE(D2&lt;18000;D2*0,05;D2*0,08)) → 8% (18500≥18000)</w:t>
+      </w:r>
+    </w:p>
+    <w:p>
+      <w:pPr>
+        <w:rPr>
+          <w:color w:val="000000"/>
+          <w:sz w:val="22"/>
+        </w:rPr>
+      </w:pPr>
+      <w:r>
+        <w:rPr>
+          <w:color w:val="000000"/>
+          <w:sz w:val="22"/>
+        </w:rPr>
+        <w:t>b) =SE(D2&lt;18000;5%;8%) → 5% (incorreto, 18500 não &lt; 18000)</w:t>
+      </w:r>
+    </w:p>
+    <w:p>
+      <w:pPr>
+        <w:rPr>
+          <w:color w:val="000000"/>
+          <w:sz w:val="22"/>
+        </w:rPr>
+      </w:pPr>
+      <w:r>
+        <w:rPr>
+          <w:color w:val="000000"/>
+          <w:sz w:val="22"/>
+        </w:rPr>
+        <w:t>c) =SE(D2&gt;18000;8%;SE(D2&gt;15000;5%;3%)) → 8% (forma alternativa correta)</w:t>
+      </w:r>
+    </w:p>
+    <w:p>
+      <w:pPr>
+        <w:rPr>
+          <w:color w:val="000000"/>
+          <w:sz w:val="22"/>
+        </w:rPr>
+      </w:pPr>
+      <w:r>
+        <w:rPr>
+          <w:color w:val="000000"/>
+          <w:sz w:val="22"/>
+        </w:rPr>
+        <w:t>d) =D2*0,05 → 5% (taxa fixa)</w:t>
+      </w:r>
+    </w:p>
+    <w:p>
+      <w:pPr>
+        <w:rPr>
+          <w:color w:val="000000"/>
+          <w:sz w:val="22"/>
+        </w:rPr>
+      </w:pPr>
+      <w:r>
+        <w:rPr>
+          <w:color w:val="000000"/>
+          <w:sz w:val="22"/>
+        </w:rPr>
+        <w:t>e) Comissão não se aplica a Maria</w:t>
+      </w:r>
+    </w:p>
+    <w:p>
+      <w:pPr>
+        <w:rPr>
+          <w:color w:val="000000"/>
+          <w:sz w:val="22"/>
+        </w:rPr>
+      </w:pPr>
+    </w:p>
+    <w:p>
+      <w:pPr>
+        <w:rPr>
+          <w:b/>
+          <w:color w:val="FF0000"/>
+        </w:rPr>
+      </w:pPr>
+      <w:r>
+        <w:rPr>
+          <w:b/>
+          <w:color w:val="FF0000"/>
+        </w:rPr>
+        <w:t>ITEM 9</w:t>
+      </w:r>
+    </w:p>
+    <w:p>
+      <w:pPr>
+        <w:rPr>
+          <w:color w:val="000000"/>
+          <w:sz w:val="22"/>
+        </w:rPr>
+      </w:pPr>
+      <w:r>
+        <w:rPr>
+          <w:b/>
+          <w:i/>
+          <w:color w:val="000000"/>
+          <w:sz w:val="22"/>
+        </w:rPr>
+        <w:t xml:space="preserve">CAPACIDADE: </w:t>
+      </w:r>
+      <w:r>
+        <w:rPr>
+          <w:color w:val="000000"/>
+          <w:sz w:val="22"/>
+        </w:rPr>
+        <w:t>Integrar múltiplas funções em um relatório</w:t>
+      </w:r>
+    </w:p>
+    <w:p>
+      <w:pPr>
+        <w:rPr>
+          <w:color w:val="000000"/>
+          <w:sz w:val="22"/>
+        </w:rPr>
+      </w:pPr>
+    </w:p>
+    <w:p>
+      <w:pPr>
+        <w:rPr>
+          <w:color w:val="000000"/>
+          <w:sz w:val="22"/>
+        </w:rPr>
+      </w:pPr>
+      <w:r>
+        <w:rPr>
+          <w:b/>
+          <w:i/>
+          <w:color w:val="000000"/>
+          <w:sz w:val="22"/>
+        </w:rPr>
+        <w:t xml:space="preserve">Contexto: </w:t>
+      </w:r>
+      <w:r>
+        <w:rPr>
+          <w:color w:val="000000"/>
+          <w:sz w:val="22"/>
+        </w:rPr>
+        <w:t>Relatório final: ID | Nome (PROCV) | Salário (PROCV) | Departamento (ÍNDICE) | Faturamento | Comissão (SE)</w:t>
+      </w:r>
+    </w:p>
+    <w:p>
+      <w:pPr>
+        <w:rPr>
+          <w:color w:val="000000"/>
+          <w:sz w:val="22"/>
+        </w:rPr>
+      </w:pPr>
+    </w:p>
+    <w:p>
+      <w:pPr>
+        <w:rPr>
+          <w:color w:val="000000"/>
+          <w:sz w:val="22"/>
+        </w:rPr>
+      </w:pPr>
+      <w:r>
+        <w:rPr>
+          <w:b/>
+          <w:i/>
+          <w:color w:val="000000"/>
+          <w:sz w:val="22"/>
+        </w:rPr>
+        <w:t xml:space="preserve">Comando: </w:t>
+      </w:r>
+      <w:r>
+        <w:rPr>
+          <w:color w:val="000000"/>
+          <w:sz w:val="22"/>
+        </w:rPr>
+        <w:t>Para ID 105 (Carlos, 3200, Gestão, 20500): qual é a comissão em reais?</w:t>
+      </w:r>
+    </w:p>
+    <w:p>
+      <w:pPr>
+        <w:rPr>
+          <w:color w:val="000000"/>
+          <w:sz w:val="22"/>
+        </w:rPr>
+      </w:pPr>
+    </w:p>
+    <w:p>
+      <w:pPr>
+        <w:rPr>
+          <w:b/>
+          <w:color w:val="000000"/>
+          <w:sz w:val="22"/>
+        </w:rPr>
+      </w:pPr>
+      <w:r>
+        <w:rPr>
+          <w:b/>
+          <w:color w:val="000000"/>
+          <w:sz w:val="22"/>
+        </w:rPr>
+        <w:t>Alternativas:</w:t>
+      </w:r>
+    </w:p>
+    <w:p>
+      <w:pPr>
+        <w:rPr>
+          <w:color w:val="000000"/>
+          <w:sz w:val="22"/>
+        </w:rPr>
+      </w:pPr>
+      <w:r>
+        <w:rPr>
+          <w:color w:val="000000"/>
+          <w:sz w:val="22"/>
+        </w:rPr>
+        <w:t>a) 20500 * 0,08 = 1.640 reais (8% pois 20500 &gt;= 18000)</w:t>
+      </w:r>
+    </w:p>
+    <w:p>
+      <w:pPr>
+        <w:rPr>
+          <w:color w:val="000000"/>
+          <w:sz w:val="22"/>
+        </w:rPr>
+      </w:pPr>
+      <w:r>
+        <w:rPr>
+          <w:color w:val="000000"/>
+          <w:sz w:val="22"/>
+        </w:rPr>
+        <w:t>b) 20500 * 0,05 = 1.025 reais (5%, taxa média)</w:t>
+      </w:r>
+    </w:p>
+    <w:p>
+      <w:pPr>
+        <w:rPr>
+          <w:color w:val="000000"/>
+          <w:sz w:val="22"/>
+        </w:rPr>
+      </w:pPr>
+      <w:r>
+        <w:rPr>
+          <w:color w:val="000000"/>
+          <w:sz w:val="22"/>
+        </w:rPr>
+        <w:t>c) 20500 * 0,03 = 615 reais (3%, taxa mínima)</w:t>
+      </w:r>
+    </w:p>
+    <w:p>
+      <w:pPr>
+        <w:rPr>
+          <w:color w:val="000000"/>
+          <w:sz w:val="22"/>
+        </w:rPr>
+      </w:pPr>
+      <w:r>
+        <w:rPr>
+          <w:color w:val="000000"/>
+          <w:sz w:val="22"/>
+        </w:rPr>
+        <w:t>d) Gestão não recebe comissão</w:t>
+      </w:r>
+    </w:p>
+    <w:p>
+      <w:pPr>
+        <w:rPr>
+          <w:color w:val="000000"/>
+          <w:sz w:val="22"/>
+        </w:rPr>
+      </w:pPr>
+      <w:r>
+        <w:rPr>
+          <w:color w:val="000000"/>
+          <w:sz w:val="22"/>
+        </w:rPr>
+        <w:t>e) Impossível calcular sem mais dados</w:t>
+      </w:r>
+    </w:p>
+    <w:p>
+      <w:pPr>
+        <w:rPr>
+          <w:color w:val="000000"/>
+          <w:sz w:val="22"/>
+        </w:rPr>
+      </w:pPr>
+    </w:p>
+    <w:p>
+      <w:pPr>
+        <w:rPr>
+          <w:color w:val="000000"/>
           <w:sz w:val="22"/>
         </w:rPr>
       </w:pPr>
@@ -1188,7 +2539,7 @@
     <w:link w:val="Ttulo1Char"/>
     <w:uiPriority w:val="9"/>
     <w:qFormat/>
-    <w:rsid w:val="00C468E9"/>
+    <w:rsid w:val="00415C61"/>
     <w:pPr>
       <w:keepNext/>
       <w:keepLines/>
@@ -1211,7 +2562,7 @@
     <w:semiHidden/>
     <w:unhideWhenUsed/>
     <w:qFormat/>
-    <w:rsid w:val="00C468E9"/>
+    <w:rsid w:val="00415C61"/>
     <w:pPr>
       <w:keepNext/>
       <w:keepLines/>
@@ -1234,7 +2585,7 @@
     <w:semiHidden/>
     <w:unhideWhenUsed/>
     <w:qFormat/>
-    <w:rsid w:val="00C468E9"/>
+    <w:rsid w:val="00415C61"/>
     <w:pPr>
       <w:keepNext/>
       <w:keepLines/>
@@ -1257,7 +2608,7 @@
     <w:semiHidden/>
     <w:unhideWhenUsed/>
     <w:qFormat/>
-    <w:rsid w:val="00C468E9"/>
+    <w:rsid w:val="00415C61"/>
     <w:pPr>
       <w:keepNext/>
       <w:keepLines/>
@@ -1280,7 +2631,7 @@
     <w:semiHidden/>
     <w:unhideWhenUsed/>
     <w:qFormat/>
-    <w:rsid w:val="00C468E9"/>
+    <w:rsid w:val="00415C61"/>
     <w:pPr>
       <w:keepNext/>
       <w:keepLines/>
@@ -1301,7 +2652,7 @@
     <w:semiHidden/>
     <w:unhideWhenUsed/>
     <w:qFormat/>
-    <w:rsid w:val="00C468E9"/>
+    <w:rsid w:val="00415C61"/>
     <w:pPr>
       <w:keepNext/>
       <w:keepLines/>
@@ -1324,7 +2675,7 @@
     <w:semiHidden/>
     <w:unhideWhenUsed/>
     <w:qFormat/>
-    <w:rsid w:val="00C468E9"/>
+    <w:rsid w:val="00415C61"/>
     <w:pPr>
       <w:keepNext/>
       <w:keepLines/>
@@ -1345,7 +2696,7 @@
     <w:semiHidden/>
     <w:unhideWhenUsed/>
     <w:qFormat/>
-    <w:rsid w:val="00C468E9"/>
+    <w:rsid w:val="00415C61"/>
     <w:pPr>
       <w:keepNext/>
       <w:keepLines/>
@@ -1368,7 +2719,7 @@
     <w:semiHidden/>
     <w:unhideWhenUsed/>
     <w:qFormat/>
-    <w:rsid w:val="00C468E9"/>
+    <w:rsid w:val="00415C61"/>
     <w:pPr>
       <w:keepNext/>
       <w:keepLines/>
@@ -1412,7 +2763,7 @@
     <w:basedOn w:val="Fontepargpadro"/>
     <w:link w:val="Ttulo1"/>
     <w:uiPriority w:val="9"/>
-    <w:rsid w:val="00C468E9"/>
+    <w:rsid w:val="00415C61"/>
     <w:rPr>
       <w:rFonts w:asciiTheme="majorHAnsi" w:eastAsiaTheme="majorEastAsia" w:hAnsiTheme="majorHAnsi" w:cstheme="majorBidi"/>
       <w:color w:val="2F5496" w:themeColor="accent1" w:themeShade="BF"/>
@@ -1426,7 +2777,7 @@
     <w:link w:val="Ttulo2"/>
     <w:uiPriority w:val="9"/>
     <w:semiHidden/>
-    <w:rsid w:val="00C468E9"/>
+    <w:rsid w:val="00415C61"/>
     <w:rPr>
       <w:rFonts w:asciiTheme="majorHAnsi" w:eastAsiaTheme="majorEastAsia" w:hAnsiTheme="majorHAnsi" w:cstheme="majorBidi"/>
       <w:color w:val="2F5496" w:themeColor="accent1" w:themeShade="BF"/>
@@ -1440,7 +2791,7 @@
     <w:link w:val="Ttulo3"/>
     <w:uiPriority w:val="9"/>
     <w:semiHidden/>
-    <w:rsid w:val="00C468E9"/>
+    <w:rsid w:val="00415C61"/>
     <w:rPr>
       <w:rFonts w:eastAsiaTheme="majorEastAsia" w:cstheme="majorBidi"/>
       <w:color w:val="2F5496" w:themeColor="accent1" w:themeShade="BF"/>
@@ -1454,7 +2805,7 @@
     <w:link w:val="Ttulo4"/>
     <w:uiPriority w:val="9"/>
     <w:semiHidden/>
-    <w:rsid w:val="00C468E9"/>
+    <w:rsid w:val="00415C61"/>
     <w:rPr>
       <w:rFonts w:eastAsiaTheme="majorEastAsia" w:cstheme="majorBidi"/>
       <w:i/>
@@ -1468,7 +2819,7 @@
     <w:link w:val="Ttulo5"/>
     <w:uiPriority w:val="9"/>
     <w:semiHidden/>
-    <w:rsid w:val="00C468E9"/>
+    <w:rsid w:val="00415C61"/>
     <w:rPr>
       <w:rFonts w:eastAsiaTheme="majorEastAsia" w:cstheme="majorBidi"/>
       <w:color w:val="2F5496" w:themeColor="accent1" w:themeShade="BF"/>
@@ -1480,7 +2831,7 @@
     <w:link w:val="Ttulo6"/>
     <w:uiPriority w:val="9"/>
     <w:semiHidden/>
-    <w:rsid w:val="00C468E9"/>
+    <w:rsid w:val="00415C61"/>
     <w:rPr>
       <w:rFonts w:eastAsiaTheme="majorEastAsia" w:cstheme="majorBidi"/>
       <w:i/>
@@ -1494,7 +2845,7 @@
     <w:link w:val="Ttulo7"/>
     <w:uiPriority w:val="9"/>
     <w:semiHidden/>
-    <w:rsid w:val="00C468E9"/>
+    <w:rsid w:val="00415C61"/>
     <w:rPr>
       <w:rFonts w:eastAsiaTheme="majorEastAsia" w:cstheme="majorBidi"/>
       <w:color w:val="595959" w:themeColor="text1" w:themeTint="A6"/>
@@ -1506,7 +2857,7 @@
     <w:link w:val="Ttulo8"/>
     <w:uiPriority w:val="9"/>
     <w:semiHidden/>
-    <w:rsid w:val="00C468E9"/>
+    <w:rsid w:val="00415C61"/>
     <w:rPr>
       <w:rFonts w:eastAsiaTheme="majorEastAsia" w:cstheme="majorBidi"/>
       <w:i/>
@@ -1520,7 +2871,7 @@
     <w:link w:val="Ttulo9"/>
     <w:uiPriority w:val="9"/>
     <w:semiHidden/>
-    <w:rsid w:val="00C468E9"/>
+    <w:rsid w:val="00415C61"/>
     <w:rPr>
       <w:rFonts w:eastAsiaTheme="majorEastAsia" w:cstheme="majorBidi"/>
       <w:color w:val="272727" w:themeColor="text1" w:themeTint="D8"/>
@@ -1533,7 +2884,7 @@
     <w:link w:val="TtuloChar"/>
     <w:uiPriority w:val="10"/>
     <w:qFormat/>
-    <w:rsid w:val="00C468E9"/>
+    <w:rsid w:val="00415C61"/>
     <w:pPr>
       <w:spacing w:after="80" w:line="240" w:lineRule="auto"/>
       <w:contextualSpacing/>
@@ -1551,7 +2902,7 @@
     <w:basedOn w:val="Fontepargpadro"/>
     <w:link w:val="Ttulo"/>
     <w:uiPriority w:val="10"/>
-    <w:rsid w:val="00C468E9"/>
+    <w:rsid w:val="00415C61"/>
     <w:rPr>
       <w:rFonts w:asciiTheme="majorHAnsi" w:eastAsiaTheme="majorEastAsia" w:hAnsiTheme="majorHAnsi" w:cstheme="majorBidi"/>
       <w:spacing w:val="-10"/>
@@ -1567,7 +2918,7 @@
     <w:link w:val="SubttuloChar"/>
     <w:uiPriority w:val="11"/>
     <w:qFormat/>
-    <w:rsid w:val="00C468E9"/>
+    <w:rsid w:val="00415C61"/>
     <w:pPr>
       <w:numPr>
         <w:ilvl w:val="1"/>
@@ -1586,7 +2937,7 @@
     <w:basedOn w:val="Fontepargpadro"/>
     <w:link w:val="Subttulo"/>
     <w:uiPriority w:val="11"/>
-    <w:rsid w:val="00C468E9"/>
+    <w:rsid w:val="00415C61"/>
     <w:rPr>
       <w:rFonts w:eastAsiaTheme="majorEastAsia" w:cstheme="majorBidi"/>
       <w:color w:val="595959" w:themeColor="text1" w:themeTint="A6"/>
@@ -1602,7 +2953,7 @@
     <w:link w:val="CitaoChar"/>
     <w:uiPriority w:val="29"/>
     <w:qFormat/>
-    <w:rsid w:val="00C468E9"/>
+    <w:rsid w:val="00415C61"/>
     <w:pPr>
       <w:spacing w:before="160"/>
       <w:jc w:val="center"/>
@@ -1618,7 +2969,7 @@
     <w:basedOn w:val="Fontepargpadro"/>
     <w:link w:val="Citao"/>
     <w:uiPriority w:val="29"/>
-    <w:rsid w:val="00C468E9"/>
+    <w:rsid w:val="00415C61"/>
     <w:rPr>
       <w:i/>
       <w:iCs/>
@@ -1630,7 +2981,7 @@
     <w:basedOn w:val="Normal"/>
     <w:uiPriority w:val="34"/>
     <w:qFormat/>
-    <w:rsid w:val="00C468E9"/>
+    <w:rsid w:val="00415C61"/>
     <w:pPr>
       <w:ind w:left="720"/>
       <w:contextualSpacing/>
@@ -1641,7 +2992,7 @@
     <w:basedOn w:val="Fontepargpadro"/>
     <w:uiPriority w:val="21"/>
     <w:qFormat/>
-    <w:rsid w:val="00C468E9"/>
+    <w:rsid w:val="00415C61"/>
     <w:rPr>
       <w:i/>
       <w:iCs/>
@@ -1655,7 +3006,7 @@
     <w:link w:val="CitaoIntensaChar"/>
     <w:uiPriority w:val="30"/>
     <w:qFormat/>
-    <w:rsid w:val="00C468E9"/>
+    <w:rsid w:val="00415C61"/>
     <w:pPr>
       <w:pBdr>
         <w:top w:val="single" w:sz="4" w:space="10" w:color="2F5496" w:themeColor="accent1" w:themeShade="BF"/>
@@ -1676,7 +3027,7 @@
     <w:basedOn w:val="Fontepargpadro"/>
     <w:link w:val="CitaoIntensa"/>
     <w:uiPriority w:val="30"/>
-    <w:rsid w:val="00C468E9"/>
+    <w:rsid w:val="00415C61"/>
     <w:rPr>
       <w:i/>
       <w:iCs/>
@@ -1688,7 +3039,7 @@
     <w:basedOn w:val="Fontepargpadro"/>
     <w:uiPriority w:val="32"/>
     <w:qFormat/>
-    <w:rsid w:val="00C468E9"/>
+    <w:rsid w:val="00415C61"/>
     <w:rPr>
       <w:b/>
       <w:bCs/>

--- a/MATERIAIS/GESTAO_E_CONTROLE_MATERIAIS/ANALISE_DADOS_APLICADA_GESTAO/ATIVIDADES/AVALIACAO-03-FUNCOES-DE-BUSCA-AVANCADAS.docx
+++ b/MATERIAIS/GESTAO_E_CONTROLE_MATERIAIS/ANALISE_DADOS_APLICADA_GESTAO/ATIVIDADES/AVALIACAO-03-FUNCOES-DE-BUSCA-AVANCADAS.docx
@@ -7,38 +7,170 @@
         <w:tblW w:type="auto" w:w="0"/>
         <w:tblLayout w:type="fixed"/>
         <w:tblLook w:firstColumn="1" w:firstRow="1" w:lastColumn="0" w:lastRow="0" w:noHBand="0" w:noVBand="1" w:val="04A0"/>
-        <w:tblBorders>
-          <w:top w:val="single" w:sz="12" w:space="0" w:color="000000"/>
-          <w:left w:val="single" w:sz="12" w:space="0" w:color="000000"/>
-          <w:bottom w:val="single" w:sz="12" w:space="0" w:color="000000"/>
-          <w:right w:val="single" w:sz="12" w:space="0" w:color="000000"/>
-          <w:insideH w:val="single" w:sz="12" w:space="0" w:color="000000"/>
-          <w:insideV w:val="single" w:sz="12" w:space="0" w:color="000000"/>
-        </w:tblBorders>
       </w:tblPr>
       <w:tblGrid>
-        <w:gridCol w:w="2880"/>
-        <w:gridCol w:w="2880"/>
-        <w:gridCol w:w="2880"/>
+        <w:gridCol w:w="3360"/>
+        <w:gridCol w:w="3360"/>
+        <w:gridCol w:w="3360"/>
       </w:tblGrid>
       <w:tr>
         <w:tc>
           <w:tcPr>
             <w:tcW w:type="dxa" w:w="2880"/>
+            <w:vAlign w:val="center"/>
+            <w:shd w:fill="FFFFFF"/>
+            <w:tcBorders>
+              <w:top w:val="single" w:sz="12" w:space="0" w:color="000000"/>
+              <w:left w:val="single" w:sz="12" w:space="0" w:color="000000"/>
+              <w:bottom w:val="single" w:sz="12" w:space="0" w:color="000000"/>
+              <w:right w:val="single" w:sz="12" w:space="0" w:color="000000"/>
+            </w:tcBorders>
           </w:tcPr>
           <w:p>
+            <w:r/>
             <w:r>
               <w:rPr>
                 <w:b/>
-                <w:sz w:val="32"/>
+                <w:color w:val="004284"/>
+                <w:sz w:val="36"/>
               </w:rPr>
               <w:t>SENAI</w:t>
+              <w:br/>
+            </w:r>
+            <w:r>
+              <w:rPr>
+                <w:b w:val="0"/>
+                <w:sz w:val="14"/>
+              </w:rPr>
+              <w:br/>
+              <w:t>Serviço Nacional</w:t>
+              <w:br/>
+              <w:t>de Aprendizagem</w:t>
+              <w:br/>
+              <w:t>Industrial</w:t>
+              <w:br/>
+              <w:br/>
+              <w:t>Santa Catarina</w:t>
             </w:r>
           </w:p>
         </w:tc>
         <w:tc>
           <w:tcPr>
-            <w:tcW w:type="dxa" w:w="2880"/>
+            <w:tcW w:type="dxa" w:w="5040"/>
+            <w:vAlign w:val="center"/>
+            <w:shd w:fill="FFFFFF"/>
+            <w:tcBorders>
+              <w:top w:val="single" w:sz="12" w:space="0" w:color="000000"/>
+              <w:left w:val="single" w:sz="12" w:space="0" w:color="000000"/>
+              <w:bottom w:val="single" w:sz="12" w:space="0" w:color="000000"/>
+              <w:right w:val="single" w:sz="12" w:space="0" w:color="000000"/>
+            </w:tcBorders>
+          </w:tcPr>
+          <w:p>
+            <w:pPr>
+              <w:jc w:val="center"/>
+            </w:pPr>
+            <w:r/>
+            <w:r>
+              <w:rPr>
+                <w:b/>
+                <w:sz w:val="28"/>
+              </w:rPr>
+              <w:t>AVALIAÇÃO OBJETIVA</w:t>
+            </w:r>
+          </w:p>
+          <w:p>
+            <w:r>
+              <w:rPr>
+                <w:i/>
+                <w:color w:val="004284"/>
+              </w:rPr>
+              <w:t xml:space="preserve">Data: </w:t>
+            </w:r>
+            <w:r>
+              <w:t>preenchimento pelo docente</w:t>
+            </w:r>
+          </w:p>
+          <w:p>
+            <w:r>
+              <w:rPr>
+                <w:i/>
+                <w:color w:val="004284"/>
+              </w:rPr>
+              <w:t xml:space="preserve">Docente: </w:t>
+            </w:r>
+            <w:r>
+              <w:t>preenchimento pelo docente</w:t>
+            </w:r>
+          </w:p>
+          <w:p>
+            <w:r>
+              <w:rPr>
+                <w:i/>
+                <w:color w:val="004284"/>
+              </w:rPr>
+              <w:t xml:space="preserve">Curso Técnico em </w:t>
+            </w:r>
+            <w:r>
+              <w:rPr>
+                <w:i/>
+                <w:color w:val="004284"/>
+              </w:rPr>
+              <w:t>ELETROMECÂNICA</w:t>
+            </w:r>
+          </w:p>
+          <w:p>
+            <w:r>
+              <w:rPr>
+                <w:i/>
+                <w:color w:val="004284"/>
+              </w:rPr>
+              <w:t xml:space="preserve">Unidade Curricular: </w:t>
+            </w:r>
+            <w:r>
+              <w:rPr>
+                <w:i/>
+                <w:color w:val="004284"/>
+              </w:rPr>
+              <w:t>Análise de Dados Aplicada à Gestão</w:t>
+            </w:r>
+          </w:p>
+          <w:p>
+            <w:r>
+              <w:rPr>
+                <w:i/>
+                <w:color w:val="004284"/>
+              </w:rPr>
+              <w:t xml:space="preserve">Turma: </w:t>
+            </w:r>
+            <w:r>
+              <w:t>preenchimento pelo docente</w:t>
+            </w:r>
+          </w:p>
+          <w:p>
+            <w:r>
+              <w:rPr>
+                <w:i/>
+                <w:color w:val="004284"/>
+              </w:rPr>
+              <w:t xml:space="preserve">Estudante: </w:t>
+            </w:r>
+            <w:r>
+              <w:t>preenchimento pelo estudante</w:t>
+            </w:r>
+          </w:p>
+        </w:tc>
+        <w:tc>
+          <w:tcPr>
+            <w:tcW w:type="dxa" w:w="2160"/>
+            <w:vAlign w:val="center"/>
+            <w:shd w:fill="FFFFFF"/>
+            <w:tcBorders>
+              <w:top w:val="single" w:sz="12" w:space="0" w:color="000000"/>
+              <w:left w:val="single" w:sz="12" w:space="0" w:color="000000"/>
+              <w:bottom w:val="single" w:sz="12" w:space="0" w:color="000000"/>
+              <w:right w:val="single" w:sz="12" w:space="0" w:color="000000"/>
+            </w:tcBorders>
           </w:tcPr>
           <w:p>
             <w:pPr>
@@ -47,94 +179,11 @@
             <w:r>
               <w:rPr>
                 <w:b/>
+                <w:sz w:val="22"/>
               </w:rPr>
-              <w:t>AVALIAÇÃO OBJETIVA</w:t>
-            </w:r>
-          </w:p>
-        </w:tc>
-        <w:tc>
-          <w:tcPr>
-            <w:tcW w:type="dxa" w:w="2880"/>
-          </w:tcPr>
-          <w:p>
-            <w:pPr>
-              <w:jc w:val="center"/>
-            </w:pPr>
-            <w:r>
               <w:t>Desempenho</w:t>
               <w:br/>
               <w:t>_____</w:t>
-            </w:r>
-          </w:p>
-        </w:tc>
-      </w:tr>
-      <w:tr>
-        <w:tc>
-          <w:tcPr>
-            <w:tcW w:type="dxa" w:w="2880"/>
-          </w:tcPr>
-          <w:p>
-            <w:r>
-              <w:rPr>
-                <w:sz w:val="18"/>
-              </w:rPr>
-              <w:t>Serviço Nacional</w:t>
-              <w:br/>
-              <w:t>de Aprendizagem</w:t>
-              <w:br/>
-              <w:t>Industrial</w:t>
-            </w:r>
-          </w:p>
-        </w:tc>
-        <w:tc>
-          <w:tcPr>
-            <w:tcW w:type="dxa" w:w="2880"/>
-          </w:tcPr>
-          <w:p>
-            <w:r>
-              <w:t>Data: _____________________</w:t>
-              <w:br/>
-              <w:t>Docente: _____________________</w:t>
-            </w:r>
-          </w:p>
-        </w:tc>
-        <w:tc>
-          <w:tcPr>
-            <w:tcW w:type="dxa" w:w="2880"/>
-          </w:tcPr>
-          <w:p>
-            <w:r/>
-          </w:p>
-        </w:tc>
-      </w:tr>
-      <w:tr>
-        <w:tc>
-          <w:tcPr>
-            <w:tcW w:type="dxa" w:w="8640"/>
-            <w:gridSpan w:val="3"/>
-          </w:tcPr>
-          <w:p>
-            <w:r>
-              <w:rPr>
-                <w:i/>
-              </w:rPr>
-              <w:t>Curso Técnico em ELETROMECÂNICA</w:t>
-            </w:r>
-          </w:p>
-        </w:tc>
-      </w:tr>
-      <w:tr>
-        <w:tc>
-          <w:tcPr>
-            <w:tcW w:type="dxa" w:w="8640"/>
-            <w:gridSpan w:val="3"/>
-          </w:tcPr>
-          <w:p>
-            <w:r>
-              <w:rPr>
-                <w:i/>
-              </w:rPr>
-              <w:t>Unidade Curricular: Análise de Dados Aplicada à Gestão</w:t>
             </w:r>
           </w:p>
         </w:tc>
@@ -143,585 +192,973 @@
     <w:p/>
     <w:p>
       <w:pPr>
-        <w:pStyle w:val="Heading1"/>
+        <w:spacing w:before="120" w:after="120"/>
+        <w:shd w:fill="004284"/>
       </w:pPr>
-      <w:r>
-        <w:t>Avaliação 03: Funções de Busca Avançadas</w:t>
-      </w:r>
-    </w:p>
-    <w:p>
       <w:r>
         <w:rPr>
           <w:b/>
+          <w:color w:val="FFFFFF"/>
+          <w:sz w:val="24"/>
         </w:rPr>
         <w:t>ITEM 1</w:t>
       </w:r>
     </w:p>
     <w:p>
+      <w:pPr>
+        <w:spacing w:before="60" w:after="60"/>
+        <w:ind w:left="360"/>
+      </w:pPr>
       <w:r>
         <w:rPr>
           <w:b/>
+          <w:i/>
+          <w:color w:val="004284"/>
+          <w:sz w:val="22"/>
         </w:rPr>
         <w:t xml:space="preserve">CAPACIDADE: </w:t>
       </w:r>
       <w:r>
+        <w:rPr>
+          <w:sz w:val="22"/>
+        </w:rPr>
         <w:t>Utilizar PROCV para buscar valores em tabelas de referência</w:t>
       </w:r>
     </w:p>
     <w:p>
+      <w:pPr>
+        <w:spacing w:before="60" w:after="60"/>
+        <w:ind w:left="360"/>
+      </w:pPr>
       <w:r>
         <w:rPr>
           <w:b/>
+          <w:i/>
+          <w:color w:val="004284"/>
+          <w:sz w:val="22"/>
         </w:rPr>
         <w:t xml:space="preserve">Contexto: </w:t>
       </w:r>
       <w:r>
+        <w:rPr>
+          <w:sz w:val="22"/>
+        </w:rPr>
         <w:t>Uma empresa possui tabela de vendedores com ID (coluna A), Nome (coluna B), Salário Base (coluna C). O vendedor com ID 102 é Maria Santos com salário 2.800.</w:t>
       </w:r>
     </w:p>
     <w:p>
+      <w:pPr>
+        <w:spacing w:before="60" w:after="60"/>
+        <w:ind w:left="360"/>
+      </w:pPr>
       <w:r>
         <w:rPr>
           <w:b/>
+          <w:i/>
+          <w:color w:val="004284"/>
+          <w:sz w:val="22"/>
         </w:rPr>
         <w:t xml:space="preserve">Comando: </w:t>
       </w:r>
       <w:r>
+        <w:rPr>
+          <w:sz w:val="22"/>
+        </w:rPr>
         <w:t>Qual fórmula PROCV busca corretamente o NOME do vendedor em A2?</w:t>
       </w:r>
     </w:p>
     <w:p>
+      <w:pPr>
+        <w:spacing w:before="60" w:after="60"/>
+        <w:ind w:left="360"/>
+      </w:pPr>
       <w:r>
         <w:rPr>
           <w:b/>
+          <w:i/>
+          <w:color w:val="004284"/>
+          <w:sz w:val="22"/>
         </w:rPr>
         <w:t>Alternativas:</w:t>
       </w:r>
     </w:p>
     <w:p>
       <w:pPr>
-        <w:pStyle w:val="ListBullet"/>
+        <w:spacing w:before="20" w:after="20"/>
+        <w:ind w:left="720"/>
       </w:pPr>
       <w:r>
-        <w:t>a) a) =PROCV(A2;Vendedores!A:D;1;FALSO)</w:t>
+        <w:rPr>
+          <w:sz w:val="22"/>
+        </w:rPr>
+        <w:t>a) =PROCV(A2;Vendedores!A:D;1;FALSO)</w:t>
       </w:r>
     </w:p>
     <w:p>
       <w:pPr>
-        <w:pStyle w:val="ListBullet"/>
+        <w:spacing w:before="20" w:after="20"/>
+        <w:ind w:left="720"/>
       </w:pPr>
       <w:r>
-        <w:t>b) b) =PROCV(A2;Vendedores!A:D;2;FALSO)</w:t>
+        <w:rPr>
+          <w:sz w:val="22"/>
+        </w:rPr>
+        <w:t>b) =PROCV(A2;Vendedores!A:D;2;FALSO)</w:t>
       </w:r>
     </w:p>
     <w:p>
       <w:pPr>
-        <w:pStyle w:val="ListBullet"/>
+        <w:spacing w:before="20" w:after="20"/>
+        <w:ind w:left="720"/>
       </w:pPr>
       <w:r>
-        <w:t>c) c) =PROCV(A2;Vendedores!A:D;3;FALSO)</w:t>
+        <w:rPr>
+          <w:sz w:val="22"/>
+        </w:rPr>
+        <w:t>c) =PROCV(A2;Vendedores!A:D;3;FALSO)</w:t>
       </w:r>
     </w:p>
     <w:p>
       <w:pPr>
-        <w:pStyle w:val="ListBullet"/>
+        <w:spacing w:before="20" w:after="20"/>
+        <w:ind w:left="720"/>
       </w:pPr>
       <w:r>
-        <w:t>d) d) =PROCV(A2;Vendedores!A:B;2;VERDADEIRO)</w:t>
+        <w:rPr>
+          <w:sz w:val="22"/>
+        </w:rPr>
+        <w:t>d) =PROCV(A2;Vendedores!A:B;2;VERDADEIRO)</w:t>
       </w:r>
     </w:p>
     <w:p>
       <w:pPr>
-        <w:pStyle w:val="ListBullet"/>
+        <w:spacing w:before="20" w:after="20"/>
+        <w:ind w:left="720"/>
       </w:pPr>
       <w:r>
-        <w:t>e) e) =PROCV(2;Vendedores!A:D;2;FALSO)</w:t>
+        <w:rPr>
+          <w:sz w:val="22"/>
+        </w:rPr>
+        <w:t>e) =PROCV(2;Vendedores!A:D;2;FALSO)</w:t>
       </w:r>
     </w:p>
     <w:p>
+      <w:pPr>
+        <w:spacing w:before="120" w:after="240"/>
+        <w:ind w:left="360"/>
+      </w:pPr>
       <w:r>
-        <w:t>________________________________________________________________________________</w:t>
+        <w:t>__________________________________________________________________________________________</w:t>
       </w:r>
     </w:p>
-    <w:p/>
     <w:p>
+      <w:pPr>
+        <w:spacing w:before="120" w:after="120"/>
+        <w:shd w:fill="004284"/>
+      </w:pPr>
       <w:r>
         <w:rPr>
           <w:b/>
+          <w:color w:val="FFFFFF"/>
+          <w:sz w:val="24"/>
         </w:rPr>
         <w:t>ITEM 2</w:t>
       </w:r>
     </w:p>
     <w:p>
+      <w:pPr>
+        <w:spacing w:before="60" w:after="60"/>
+        <w:ind w:left="360"/>
+      </w:pPr>
       <w:r>
         <w:rPr>
           <w:b/>
+          <w:i/>
+          <w:color w:val="004284"/>
+          <w:sz w:val="22"/>
         </w:rPr>
         <w:t xml:space="preserve">CAPACIDADE: </w:t>
       </w:r>
       <w:r>
+        <w:rPr>
+          <w:sz w:val="22"/>
+        </w:rPr>
         <w:t>Reconhecer limites e corrigir erros da função PROCV</w:t>
       </w:r>
     </w:p>
     <w:p>
+      <w:pPr>
+        <w:spacing w:before="60" w:after="60"/>
+        <w:ind w:left="360"/>
+      </w:pPr>
       <w:r>
         <w:rPr>
           <w:b/>
+          <w:i/>
+          <w:color w:val="004284"/>
+          <w:sz w:val="22"/>
         </w:rPr>
         <w:t xml:space="preserve">Contexto: </w:t>
       </w:r>
       <w:r>
+        <w:rPr>
+          <w:sz w:val="22"/>
+        </w:rPr>
         <w:t>PROCV busca apenas em colunas à DIREITA de seu ponto de partida e retorna erro #N/D quando não encontra valores.</w:t>
       </w:r>
     </w:p>
     <w:p>
+      <w:pPr>
+        <w:spacing w:before="60" w:after="60"/>
+        <w:ind w:left="360"/>
+      </w:pPr>
       <w:r>
         <w:rPr>
           <w:b/>
+          <w:i/>
+          <w:color w:val="004284"/>
+          <w:sz w:val="22"/>
         </w:rPr>
         <w:t xml:space="preserve">Comando: </w:t>
       </w:r>
       <w:r>
+        <w:rPr>
+          <w:sz w:val="22"/>
+        </w:rPr>
         <w:t>Para evitar mensagens de erro #N/D e exibir "Vendedor Não Encontrado", qual função deve envolver o PROCV?</w:t>
       </w:r>
     </w:p>
     <w:p>
+      <w:pPr>
+        <w:spacing w:before="60" w:after="60"/>
+        <w:ind w:left="360"/>
+      </w:pPr>
       <w:r>
         <w:rPr>
           <w:b/>
+          <w:i/>
+          <w:color w:val="004284"/>
+          <w:sz w:val="22"/>
         </w:rPr>
         <w:t>Alternativas:</w:t>
       </w:r>
     </w:p>
     <w:p>
       <w:pPr>
-        <w:pStyle w:val="ListBullet"/>
+        <w:spacing w:before="20" w:after="20"/>
+        <w:ind w:left="720"/>
       </w:pPr>
       <w:r>
-        <w:t>a) a) SE</w:t>
+        <w:rPr>
+          <w:sz w:val="22"/>
+        </w:rPr>
+        <w:t>a) SE</w:t>
       </w:r>
     </w:p>
     <w:p>
       <w:pPr>
-        <w:pStyle w:val="ListBullet"/>
+        <w:spacing w:before="20" w:after="20"/>
+        <w:ind w:left="720"/>
       </w:pPr>
       <w:r>
-        <w:t>b) b) SEERRO</w:t>
+        <w:rPr>
+          <w:sz w:val="22"/>
+        </w:rPr>
+        <w:t>b) SEERRO</w:t>
       </w:r>
     </w:p>
     <w:p>
       <w:pPr>
-        <w:pStyle w:val="ListBullet"/>
+        <w:spacing w:before="20" w:after="20"/>
+        <w:ind w:left="720"/>
       </w:pPr>
       <w:r>
-        <w:t>c) c) IFERROR</w:t>
+        <w:rPr>
+          <w:sz w:val="22"/>
+        </w:rPr>
+        <w:t>c) IFERROR</w:t>
       </w:r>
     </w:p>
     <w:p>
       <w:pPr>
-        <w:pStyle w:val="ListBullet"/>
+        <w:spacing w:before="20" w:after="20"/>
+        <w:ind w:left="720"/>
       </w:pPr>
       <w:r>
-        <w:t>d) d) IFNA</w:t>
+        <w:rPr>
+          <w:sz w:val="22"/>
+        </w:rPr>
+        <w:t>d) IFNA</w:t>
       </w:r>
     </w:p>
     <w:p>
       <w:pPr>
-        <w:pStyle w:val="ListBullet"/>
+        <w:spacing w:before="20" w:after="20"/>
+        <w:ind w:left="720"/>
       </w:pPr>
       <w:r>
-        <w:t>e) e) ERRO.TIPO</w:t>
+        <w:rPr>
+          <w:sz w:val="22"/>
+        </w:rPr>
+        <w:t>e) ERRO.TIPO</w:t>
       </w:r>
     </w:p>
     <w:p>
+      <w:pPr>
+        <w:spacing w:before="120" w:after="240"/>
+        <w:ind w:left="360"/>
+      </w:pPr>
       <w:r>
-        <w:t>________________________________________________________________________________</w:t>
+        <w:t>__________________________________________________________________________________________</w:t>
       </w:r>
     </w:p>
-    <w:p/>
     <w:p>
+      <w:pPr>
+        <w:spacing w:before="120" w:after="120"/>
+        <w:shd w:fill="004284"/>
+      </w:pPr>
       <w:r>
         <w:rPr>
           <w:b/>
+          <w:color w:val="FFFFFF"/>
+          <w:sz w:val="24"/>
         </w:rPr>
         <w:t>ITEM 3</w:t>
       </w:r>
     </w:p>
     <w:p>
+      <w:pPr>
+        <w:spacing w:before="60" w:after="60"/>
+        <w:ind w:left="360"/>
+      </w:pPr>
       <w:r>
         <w:rPr>
           <w:b/>
+          <w:i/>
+          <w:color w:val="004284"/>
+          <w:sz w:val="22"/>
         </w:rPr>
         <w:t xml:space="preserve">CAPACIDADE: </w:t>
       </w:r>
       <w:r>
+        <w:rPr>
+          <w:sz w:val="22"/>
+        </w:rPr>
         <w:t>Aplicar ÍNDICE e CORRESPONDÊNCIA como alternativa a PROCV</w:t>
       </w:r>
     </w:p>
     <w:p>
+      <w:pPr>
+        <w:spacing w:before="60" w:after="60"/>
+        <w:ind w:left="360"/>
+      </w:pPr>
       <w:r>
         <w:rPr>
           <w:b/>
+          <w:i/>
+          <w:color w:val="004284"/>
+          <w:sz w:val="22"/>
         </w:rPr>
         <w:t xml:space="preserve">Contexto: </w:t>
       </w:r>
       <w:r>
+        <w:rPr>
+          <w:sz w:val="22"/>
+        </w:rPr>
         <w:t>ÍNDICE/CORRESPONDÊNCIA é mais flexível que PROCV. CORRESPONDÊNCIA encontra a posição de um valor, e ÍNDICE extrai o valor dessa posição.</w:t>
       </w:r>
     </w:p>
     <w:p>
+      <w:pPr>
+        <w:spacing w:before="60" w:after="60"/>
+        <w:ind w:left="360"/>
+      </w:pPr>
       <w:r>
         <w:rPr>
           <w:b/>
+          <w:i/>
+          <w:color w:val="004284"/>
+          <w:sz w:val="22"/>
         </w:rPr>
         <w:t xml:space="preserve">Comando: </w:t>
       </w:r>
       <w:r>
+        <w:rPr>
+          <w:sz w:val="22"/>
+        </w:rPr>
         <w:t>Na fórmula =ÍNDICE(Vendedores!D:D;CORRESPONDÊNCIA(A2;Vendedores!A:A;0)), qual é a função de CORRESPONDÊNCIA?</w:t>
       </w:r>
     </w:p>
     <w:p>
+      <w:pPr>
+        <w:spacing w:before="60" w:after="60"/>
+        <w:ind w:left="360"/>
+      </w:pPr>
       <w:r>
         <w:rPr>
           <w:b/>
+          <w:i/>
+          <w:color w:val="004284"/>
+          <w:sz w:val="22"/>
         </w:rPr>
         <w:t>Alternativas:</w:t>
       </w:r>
     </w:p>
     <w:p>
       <w:pPr>
-        <w:pStyle w:val="ListBullet"/>
+        <w:spacing w:before="20" w:after="20"/>
+        <w:ind w:left="720"/>
       </w:pPr>
       <w:r>
-        <w:t>a) a) Extrair o valor do departamento</w:t>
+        <w:rPr>
+          <w:sz w:val="22"/>
+        </w:rPr>
+        <w:t>a) Extrair o valor do departamento</w:t>
       </w:r>
     </w:p>
     <w:p>
       <w:pPr>
-        <w:pStyle w:val="ListBullet"/>
+        <w:spacing w:before="20" w:after="20"/>
+        <w:ind w:left="720"/>
       </w:pPr>
       <w:r>
-        <w:t>b) b) Retornar a coluna D</w:t>
+        <w:rPr>
+          <w:sz w:val="22"/>
+        </w:rPr>
+        <w:t>b) Retornar a coluna D</w:t>
       </w:r>
     </w:p>
     <w:p>
       <w:pPr>
-        <w:pStyle w:val="ListBullet"/>
+        <w:spacing w:before="20" w:after="20"/>
+        <w:ind w:left="720"/>
       </w:pPr>
       <w:r>
-        <w:t>c) c) Encontrar em qual linha está o ID (retorna número)</w:t>
+        <w:rPr>
+          <w:sz w:val="22"/>
+        </w:rPr>
+        <w:t>c) Encontrar em qual linha está o ID (retorna número)</w:t>
       </w:r>
     </w:p>
     <w:p>
       <w:pPr>
-        <w:pStyle w:val="ListBullet"/>
+        <w:spacing w:before="20" w:after="20"/>
+        <w:ind w:left="720"/>
       </w:pPr>
       <w:r>
-        <w:t>d) d) Validar se o ID existe</w:t>
+        <w:rPr>
+          <w:sz w:val="22"/>
+        </w:rPr>
+        <w:t>d) Validar se o ID existe</w:t>
       </w:r>
     </w:p>
     <w:p>
       <w:pPr>
-        <w:pStyle w:val="ListBullet"/>
+        <w:spacing w:before="20" w:after="20"/>
+        <w:ind w:left="720"/>
       </w:pPr>
       <w:r>
-        <w:t>e) e) Somar todos os departamentos</w:t>
+        <w:rPr>
+          <w:sz w:val="22"/>
+        </w:rPr>
+        <w:t>e) Somar todos os departamentos</w:t>
       </w:r>
     </w:p>
     <w:p>
+      <w:pPr>
+        <w:spacing w:before="120" w:after="240"/>
+        <w:ind w:left="360"/>
+      </w:pPr>
       <w:r>
-        <w:t>________________________________________________________________________________</w:t>
+        <w:t>__________________________________________________________________________________________</w:t>
       </w:r>
     </w:p>
-    <w:p/>
     <w:p>
+      <w:pPr>
+        <w:spacing w:before="120" w:after="120"/>
+        <w:shd w:fill="004284"/>
+      </w:pPr>
       <w:r>
         <w:rPr>
           <w:b/>
+          <w:color w:val="FFFFFF"/>
+          <w:sz w:val="24"/>
         </w:rPr>
         <w:t>ITEM 4</w:t>
       </w:r>
     </w:p>
     <w:p>
+      <w:pPr>
+        <w:spacing w:before="60" w:after="60"/>
+        <w:ind w:left="360"/>
+      </w:pPr>
       <w:r>
         <w:rPr>
           <w:b/>
+          <w:i/>
+          <w:color w:val="004284"/>
+          <w:sz w:val="22"/>
         </w:rPr>
         <w:t xml:space="preserve">CAPACIDADE: </w:t>
       </w:r>
       <w:r>
+        <w:rPr>
+          <w:sz w:val="22"/>
+        </w:rPr>
         <w:t>Aplicar fórmulas de busca condicionais para cálculos de comissão</w:t>
       </w:r>
     </w:p>
     <w:p>
+      <w:pPr>
+        <w:spacing w:before="60" w:after="60"/>
+        <w:ind w:left="360"/>
+      </w:pPr>
       <w:r>
         <w:rPr>
           <w:b/>
+          <w:i/>
+          <w:color w:val="004284"/>
+          <w:sz w:val="22"/>
         </w:rPr>
         <w:t xml:space="preserve">Contexto: </w:t>
       </w:r>
       <w:r>
+        <w:rPr>
+          <w:sz w:val="22"/>
+        </w:rPr>
         <w:t>A comissão depende do faturamento: se &lt; 15.000 = 3%, se &lt; 18.000 = 5%, senão = 8%.</w:t>
       </w:r>
     </w:p>
     <w:p>
+      <w:pPr>
+        <w:spacing w:before="60" w:after="60"/>
+        <w:ind w:left="360"/>
+      </w:pPr>
       <w:r>
         <w:rPr>
           <w:b/>
+          <w:i/>
+          <w:color w:val="004284"/>
+          <w:sz w:val="22"/>
         </w:rPr>
         <w:t xml:space="preserve">Comando: </w:t>
       </w:r>
       <w:r>
+        <w:rPr>
+          <w:sz w:val="22"/>
+        </w:rPr>
         <w:t>Qual fórmula SE ANINHADA calcula CORRETAMENTE a taxa de comissão para faturamento em D2?</w:t>
       </w:r>
     </w:p>
     <w:p>
+      <w:pPr>
+        <w:spacing w:before="60" w:after="60"/>
+        <w:ind w:left="360"/>
+      </w:pPr>
       <w:r>
         <w:rPr>
           <w:b/>
+          <w:i/>
+          <w:color w:val="004284"/>
+          <w:sz w:val="22"/>
         </w:rPr>
         <w:t>Alternativas:</w:t>
       </w:r>
     </w:p>
     <w:p>
       <w:pPr>
-        <w:pStyle w:val="ListBullet"/>
+        <w:spacing w:before="20" w:after="20"/>
+        <w:ind w:left="720"/>
       </w:pPr>
       <w:r>
-        <w:t>a) a) =SE(D2&lt;15000;0,03;0,05)</w:t>
+        <w:rPr>
+          <w:sz w:val="22"/>
+        </w:rPr>
+        <w:t>a) =SE(D2&lt;15000;0,03;0,05)</w:t>
       </w:r>
     </w:p>
     <w:p>
       <w:pPr>
-        <w:pStyle w:val="ListBullet"/>
+        <w:spacing w:before="20" w:after="20"/>
+        <w:ind w:left="720"/>
       </w:pPr>
       <w:r>
-        <w:t>b) b) =SE(D2&lt;15000;D2*0,03;D2*0,05)</w:t>
+        <w:rPr>
+          <w:sz w:val="22"/>
+        </w:rPr>
+        <w:t>b) =SE(D2&lt;15000;D2*0,03;D2*0,05)</w:t>
       </w:r>
     </w:p>
     <w:p>
       <w:pPr>
-        <w:pStyle w:val="ListBullet"/>
+        <w:spacing w:before="20" w:after="20"/>
+        <w:ind w:left="720"/>
       </w:pPr>
       <w:r>
-        <w:t>c) c) =SE(D2&lt;15000;0,03;SE(D2&lt;18000;0,05;0,08))</w:t>
+        <w:rPr>
+          <w:sz w:val="22"/>
+        </w:rPr>
+        <w:t>c) =SE(D2&lt;15000;0,03;SE(D2&lt;18000;0,05;0,08))</w:t>
       </w:r>
     </w:p>
     <w:p>
       <w:pPr>
-        <w:pStyle w:val="ListBullet"/>
+        <w:spacing w:before="20" w:after="20"/>
+        <w:ind w:left="720"/>
       </w:pPr>
       <w:r>
-        <w:t>d) d) =SE(D2&gt;15000;0,03;0,08)</w:t>
+        <w:rPr>
+          <w:sz w:val="22"/>
+        </w:rPr>
+        <w:t>d) =SE(D2&gt;15000;0,03;0,08)</w:t>
       </w:r>
     </w:p>
     <w:p>
       <w:pPr>
-        <w:pStyle w:val="ListBullet"/>
+        <w:spacing w:before="20" w:after="20"/>
+        <w:ind w:left="720"/>
       </w:pPr>
       <w:r>
-        <w:t>e) e) =SE(D2=15000;0,05;0,08)</w:t>
+        <w:rPr>
+          <w:sz w:val="22"/>
+        </w:rPr>
+        <w:t>e) =SE(D2=15000;0,05;0,08)</w:t>
       </w:r>
     </w:p>
     <w:p>
+      <w:pPr>
+        <w:spacing w:before="120" w:after="240"/>
+        <w:ind w:left="360"/>
+      </w:pPr>
       <w:r>
-        <w:t>________________________________________________________________________________</w:t>
+        <w:t>__________________________________________________________________________________________</w:t>
       </w:r>
     </w:p>
-    <w:p/>
     <w:p>
+      <w:pPr>
+        <w:spacing w:before="120" w:after="120"/>
+        <w:shd w:fill="004284"/>
+      </w:pPr>
       <w:r>
         <w:rPr>
           <w:b/>
+          <w:color w:val="FFFFFF"/>
+          <w:sz w:val="24"/>
         </w:rPr>
         <w:t>ITEM 5</w:t>
       </w:r>
     </w:p>
     <w:p>
+      <w:pPr>
+        <w:spacing w:before="60" w:after="60"/>
+        <w:ind w:left="360"/>
+      </w:pPr>
       <w:r>
         <w:rPr>
           <w:b/>
+          <w:i/>
+          <w:color w:val="004284"/>
+          <w:sz w:val="22"/>
         </w:rPr>
         <w:t xml:space="preserve">CAPACIDADE: </w:t>
       </w:r>
       <w:r>
+        <w:rPr>
+          <w:sz w:val="22"/>
+        </w:rPr>
         <w:t>Integrar múltiplas funções para análise de dados de vendas</w:t>
       </w:r>
     </w:p>
     <w:p>
+      <w:pPr>
+        <w:spacing w:before="60" w:after="60"/>
+        <w:ind w:left="360"/>
+      </w:pPr>
       <w:r>
         <w:rPr>
           <w:b/>
+          <w:i/>
+          <w:color w:val="004284"/>
+          <w:sz w:val="22"/>
         </w:rPr>
         <w:t xml:space="preserve">Contexto: </w:t>
       </w:r>
       <w:r>
+        <w:rPr>
+          <w:sz w:val="22"/>
+        </w:rPr>
         <w:t>Vendedor ID 102 (Maria) faturou 18.500. Seu salário base é 2.800. A comissão de 18.500 com taxa 5% é 925.</w:t>
       </w:r>
     </w:p>
     <w:p>
+      <w:pPr>
+        <w:spacing w:before="60" w:after="60"/>
+        <w:ind w:left="360"/>
+      </w:pPr>
       <w:r>
         <w:rPr>
           <w:b/>
+          <w:i/>
+          <w:color w:val="004284"/>
+          <w:sz w:val="22"/>
         </w:rPr>
         <w:t xml:space="preserve">Comando: </w:t>
       </w:r>
       <w:r>
+        <w:rPr>
+          <w:sz w:val="22"/>
+        </w:rPr>
         <w:t>Qual é a fórmula CORRETA para calcular o valor da comissão diretamente?</w:t>
       </w:r>
     </w:p>
     <w:p>
+      <w:pPr>
+        <w:spacing w:before="60" w:after="60"/>
+        <w:ind w:left="360"/>
+      </w:pPr>
       <w:r>
         <w:rPr>
           <w:b/>
+          <w:i/>
+          <w:color w:val="004284"/>
+          <w:sz w:val="22"/>
         </w:rPr>
         <w:t>Alternativas:</w:t>
       </w:r>
     </w:p>
     <w:p>
       <w:pPr>
-        <w:pStyle w:val="ListBullet"/>
+        <w:spacing w:before="20" w:after="20"/>
+        <w:ind w:left="720"/>
       </w:pPr>
       <w:r>
-        <w:t>a) a) =18500 * 0,05</w:t>
+        <w:rPr>
+          <w:sz w:val="22"/>
+        </w:rPr>
+        <w:t>a) =18500 * 0,05</w:t>
       </w:r>
     </w:p>
     <w:p>
       <w:pPr>
-        <w:pStyle w:val="ListBullet"/>
+        <w:spacing w:before="20" w:after="20"/>
+        <w:ind w:left="720"/>
       </w:pPr>
       <w:r>
-        <w:t>b) b) =D2 * SE(D2&lt;15000;0,03;SE(D2&lt;18000;0,05;0,08))</w:t>
+        <w:rPr>
+          <w:sz w:val="22"/>
+        </w:rPr>
+        <w:t>b) =D2 * SE(D2&lt;15000;0,03;SE(D2&lt;18000;0,05;0,08))</w:t>
       </w:r>
     </w:p>
     <w:p>
       <w:pPr>
-        <w:pStyle w:val="ListBullet"/>
+        <w:spacing w:before="20" w:after="20"/>
+        <w:ind w:left="720"/>
       </w:pPr>
       <w:r>
-        <w:t>c) c) =PROCV(102;Vendedores!A:D;3;FALSO) * 0,05</w:t>
+        <w:rPr>
+          <w:sz w:val="22"/>
+        </w:rPr>
+        <w:t>c) =PROCV(102;Vendedores!A:D;3;FALSO) * 0,05</w:t>
       </w:r>
     </w:p>
     <w:p>
       <w:pPr>
-        <w:pStyle w:val="ListBullet"/>
+        <w:spacing w:before="20" w:after="20"/>
+        <w:ind w:left="720"/>
       </w:pPr>
       <w:r>
-        <w:t>d) d) =18500 * 5%</w:t>
+        <w:rPr>
+          <w:sz w:val="22"/>
+        </w:rPr>
+        <w:t>d) =18500 * 5%</w:t>
       </w:r>
     </w:p>
     <w:p>
       <w:pPr>
-        <w:pStyle w:val="ListBullet"/>
+        <w:spacing w:before="20" w:after="20"/>
+        <w:ind w:left="720"/>
       </w:pPr>
       <w:r>
-        <w:t>e) e) =SOMA(D2) * 0,05</w:t>
+        <w:rPr>
+          <w:sz w:val="22"/>
+        </w:rPr>
+        <w:t>e) =SOMA(D2) * 0,05</w:t>
       </w:r>
     </w:p>
     <w:p>
+      <w:pPr>
+        <w:spacing w:before="120" w:after="240"/>
+        <w:ind w:left="360"/>
+      </w:pPr>
       <w:r>
-        <w:t>________________________________________________________________________________</w:t>
+        <w:t>__________________________________________________________________________________________</w:t>
       </w:r>
     </w:p>
-    <w:p/>
     <w:p>
+      <w:pPr>
+        <w:spacing w:before="120" w:after="120"/>
+        <w:shd w:fill="004284"/>
+      </w:pPr>
       <w:r>
         <w:rPr>
           <w:b/>
+          <w:color w:val="FFFFFF"/>
+          <w:sz w:val="24"/>
         </w:rPr>
         <w:t>ITEM 6</w:t>
       </w:r>
     </w:p>
     <w:p>
+      <w:pPr>
+        <w:spacing w:before="60" w:after="60"/>
+        <w:ind w:left="360"/>
+      </w:pPr>
       <w:r>
         <w:rPr>
           <w:b/>
+          <w:i/>
+          <w:color w:val="004284"/>
+          <w:sz w:val="22"/>
         </w:rPr>
         <w:t xml:space="preserve">CAPACIDADE: </w:t>
       </w:r>
       <w:r>
+        <w:rPr>
+          <w:sz w:val="22"/>
+        </w:rPr>
         <w:t>Validar dados buscados com comparações lógicas</w:t>
       </w:r>
     </w:p>
     <w:p>
+      <w:pPr>
+        <w:spacing w:before="60" w:after="60"/>
+        <w:ind w:left="360"/>
+      </w:pPr>
       <w:r>
         <w:rPr>
           <w:b/>
+          <w:i/>
+          <w:color w:val="004284"/>
+          <w:sz w:val="22"/>
         </w:rPr>
         <w:t xml:space="preserve">Contexto: </w:t>
       </w:r>
       <w:r>
+        <w:rPr>
+          <w:sz w:val="22"/>
+        </w:rPr>
         <w:t>Após usar PROCV para buscar o salário do vendedor, é importante validar se o resultado é &gt; 0 (valor válido).</w:t>
       </w:r>
     </w:p>
     <w:p>
+      <w:pPr>
+        <w:spacing w:before="60" w:after="60"/>
+        <w:ind w:left="360"/>
+      </w:pPr>
       <w:r>
         <w:rPr>
           <w:b/>
+          <w:i/>
+          <w:color w:val="004284"/>
+          <w:sz w:val="22"/>
         </w:rPr>
         <w:t xml:space="preserve">Comando: </w:t>
       </w:r>
       <w:r>
+        <w:rPr>
+          <w:sz w:val="22"/>
+        </w:rPr>
         <w:t>Qual fórmula valida corretamente que o salário encontrado é MAIOR que zero?</w:t>
       </w:r>
     </w:p>
     <w:p>
+      <w:pPr>
+        <w:spacing w:before="60" w:after="60"/>
+        <w:ind w:left="360"/>
+      </w:pPr>
       <w:r>
         <w:rPr>
           <w:b/>
+          <w:i/>
+          <w:color w:val="004284"/>
+          <w:sz w:val="22"/>
         </w:rPr>
         <w:t>Alternativas:</w:t>
       </w:r>
     </w:p>
     <w:p>
       <w:pPr>
-        <w:pStyle w:val="ListBullet"/>
+        <w:spacing w:before="20" w:after="20"/>
+        <w:ind w:left="720"/>
       </w:pPr>
       <w:r>
-        <w:t>a) a) =PROCV(A2;...)&lt;0</w:t>
+        <w:rPr>
+          <w:sz w:val="22"/>
+        </w:rPr>
+        <w:t>a) =PROCV(A2;...)&lt;0</w:t>
       </w:r>
     </w:p>
     <w:p>
       <w:pPr>
-        <w:pStyle w:val="ListBullet"/>
+        <w:spacing w:before="20" w:after="20"/>
+        <w:ind w:left="720"/>
       </w:pPr>
       <w:r>
-        <w:t>b) b) =PROCV(A2;...)&gt;0</w:t>
+        <w:rPr>
+          <w:sz w:val="22"/>
+        </w:rPr>
+        <w:t>b) =PROCV(A2;...)&gt;0</w:t>
       </w:r>
     </w:p>
     <w:p>
       <w:pPr>
-        <w:pStyle w:val="ListBullet"/>
+        <w:spacing w:before="20" w:after="20"/>
+        <w:ind w:left="720"/>
       </w:pPr>
       <w:r>
-        <w:t>c) c) =SE(PROCV(A2;...)&gt;0;"Válido";"Erro")</w:t>
+        <w:rPr>
+          <w:sz w:val="22"/>
+        </w:rPr>
+        <w:t>c) =SE(PROCV(A2;...)&gt;0;"Válido";"Erro")</w:t>
       </w:r>
     </w:p>
     <w:p>
       <w:pPr>
-        <w:pStyle w:val="ListBullet"/>
+        <w:spacing w:before="20" w:after="20"/>
+        <w:ind w:left="720"/>
       </w:pPr>
       <w:r>
-        <w:t>d) d) =PROCV(A2;...)&lt;&gt;0</w:t>
+        <w:rPr>
+          <w:sz w:val="22"/>
+        </w:rPr>
+        <w:t>d) =PROCV(A2;...)&lt;&gt;0</w:t>
       </w:r>
     </w:p>
     <w:p>
       <w:pPr>
-        <w:pStyle w:val="ListBullet"/>
+        <w:spacing w:before="20" w:after="20"/>
+        <w:ind w:left="720"/>
       </w:pPr>
       <w:r>
-        <w:t>e) e) =PROCV(A2;...)=0</w:t>
+        <w:rPr>
+          <w:sz w:val="22"/>
+        </w:rPr>
+        <w:t>e) =PROCV(A2;...)=0</w:t>
       </w:r>
     </w:p>
     <w:p>
+      <w:pPr>
+        <w:spacing w:before="120" w:after="240"/>
+        <w:ind w:left="360"/>
+      </w:pPr>
       <w:r>
-        <w:t>________________________________________________________________________________</w:t>
+        <w:t>__________________________________________________________________________________________</w:t>
       </w:r>
     </w:p>
-    <w:p/>
     <w:sectPr>
       <w:pgSz w:w="12240" w:h="15840"/>
-      <w:pgMar w:top="1440" w:right="1800" w:bottom="1440" w:left="1800" w:header="720" w:footer="720" w:gutter="0"/>
+      <w:pgMar w:top="720" w:right="1080" w:bottom="1440" w:left="1080" w:header="720" w:footer="720" w:gutter="0"/>
       <w:cols w:space="720"/>
       <w:docGrid w:linePitch="360"/>
     </w:sectPr>

--- a/MATERIAIS/GESTAO_E_CONTROLE_MATERIAIS/ANALISE_DADOS_APLICADA_GESTAO/ATIVIDADES/AVALIACAO-03-FUNCOES-DE-BUSCA-AVANCADAS.docx
+++ b/MATERIAIS/GESTAO_E_CONTROLE_MATERIAIS/ANALISE_DADOS_APLICADA_GESTAO/ATIVIDADES/AVALIACAO-03-FUNCOES-DE-BUSCA-AVANCADAS.docx
@@ -20,10 +20,10 @@
             <w:vAlign w:val="center"/>
             <w:shd w:fill="FFFFFF"/>
             <w:tcBorders>
-              <w:top w:val="single" w:sz="12" w:space="0" w:color="000000"/>
-              <w:left w:val="single" w:sz="12" w:space="0" w:color="000000"/>
-              <w:bottom w:val="single" w:sz="12" w:space="0" w:color="000000"/>
-              <w:right w:val="single" w:sz="12" w:space="0" w:color="000000"/>
+              <w:top w:val="single" w:sz="24" w:space="0" w:color="000000"/>
+              <w:left w:val="single" w:sz="24" w:space="0" w:color="000000"/>
+              <w:bottom w:val="single" w:sz="24" w:space="0" w:color="000000"/>
+              <w:right w:val="single" w:sz="24" w:space="0" w:color="000000"/>
             </w:tcBorders>
           </w:tcPr>
           <w:p>
@@ -60,10 +60,10 @@
             <w:vAlign w:val="center"/>
             <w:shd w:fill="FFFFFF"/>
             <w:tcBorders>
-              <w:top w:val="single" w:sz="12" w:space="0" w:color="000000"/>
-              <w:left w:val="single" w:sz="12" w:space="0" w:color="000000"/>
-              <w:bottom w:val="single" w:sz="12" w:space="0" w:color="000000"/>
-              <w:right w:val="single" w:sz="12" w:space="0" w:color="000000"/>
+              <w:top w:val="single" w:sz="24" w:space="0" w:color="000000"/>
+              <w:left w:val="single" w:sz="24" w:space="0" w:color="000000"/>
+              <w:bottom w:val="single" w:sz="24" w:space="0" w:color="000000"/>
+              <w:right w:val="single" w:sz="24" w:space="0" w:color="000000"/>
             </w:tcBorders>
           </w:tcPr>
           <w:p>
@@ -166,10 +166,10 @@
             <w:vAlign w:val="center"/>
             <w:shd w:fill="FFFFFF"/>
             <w:tcBorders>
-              <w:top w:val="single" w:sz="12" w:space="0" w:color="000000"/>
-              <w:left w:val="single" w:sz="12" w:space="0" w:color="000000"/>
-              <w:bottom w:val="single" w:sz="12" w:space="0" w:color="000000"/>
-              <w:right w:val="single" w:sz="12" w:space="0" w:color="000000"/>
+              <w:top w:val="single" w:sz="24" w:space="0" w:color="000000"/>
+              <w:left w:val="single" w:sz="24" w:space="0" w:color="000000"/>
+              <w:bottom w:val="single" w:sz="24" w:space="0" w:color="000000"/>
+              <w:right w:val="single" w:sz="24" w:space="0" w:color="000000"/>
             </w:tcBorders>
           </w:tcPr>
           <w:p>
@@ -190,972 +190,1086 @@
       </w:tr>
     </w:tbl>
     <w:p/>
-    <w:p>
-      <w:pPr>
-        <w:spacing w:before="120" w:after="120"/>
-        <w:shd w:fill="004284"/>
-      </w:pPr>
-      <w:r>
-        <w:rPr>
-          <w:b/>
-          <w:color w:val="FFFFFF"/>
-          <w:sz w:val="24"/>
-        </w:rPr>
-        <w:t>ITEM 1</w:t>
-      </w:r>
-    </w:p>
-    <w:p>
-      <w:pPr>
-        <w:spacing w:before="60" w:after="60"/>
-        <w:ind w:left="360"/>
-      </w:pPr>
-      <w:r>
-        <w:rPr>
-          <w:b/>
-          <w:i/>
-          <w:color w:val="004284"/>
-          <w:sz w:val="22"/>
-        </w:rPr>
-        <w:t xml:space="preserve">CAPACIDADE: </w:t>
-      </w:r>
-      <w:r>
-        <w:rPr>
-          <w:sz w:val="22"/>
-        </w:rPr>
-        <w:t>Utilizar PROCV para buscar valores em tabelas de referência</w:t>
-      </w:r>
-    </w:p>
-    <w:p>
-      <w:pPr>
-        <w:spacing w:before="60" w:after="60"/>
-        <w:ind w:left="360"/>
-      </w:pPr>
-      <w:r>
-        <w:rPr>
-          <w:b/>
-          <w:i/>
-          <w:color w:val="004284"/>
-          <w:sz w:val="22"/>
-        </w:rPr>
-        <w:t xml:space="preserve">Contexto: </w:t>
-      </w:r>
-      <w:r>
-        <w:rPr>
-          <w:sz w:val="22"/>
-        </w:rPr>
-        <w:t>Uma empresa possui tabela de vendedores com ID (coluna A), Nome (coluna B), Salário Base (coluna C). O vendedor com ID 102 é Maria Santos com salário 2.800.</w:t>
-      </w:r>
-    </w:p>
-    <w:p>
-      <w:pPr>
-        <w:spacing w:before="60" w:after="60"/>
-        <w:ind w:left="360"/>
-      </w:pPr>
-      <w:r>
-        <w:rPr>
-          <w:b/>
-          <w:i/>
-          <w:color w:val="004284"/>
-          <w:sz w:val="22"/>
-        </w:rPr>
-        <w:t xml:space="preserve">Comando: </w:t>
-      </w:r>
-      <w:r>
-        <w:rPr>
-          <w:sz w:val="22"/>
-        </w:rPr>
-        <w:t>Qual fórmula PROCV busca corretamente o NOME do vendedor em A2?</w:t>
-      </w:r>
-    </w:p>
-    <w:p>
-      <w:pPr>
-        <w:spacing w:before="60" w:after="60"/>
-        <w:ind w:left="360"/>
-      </w:pPr>
-      <w:r>
-        <w:rPr>
-          <w:b/>
-          <w:i/>
-          <w:color w:val="004284"/>
-          <w:sz w:val="22"/>
-        </w:rPr>
-        <w:t>Alternativas:</w:t>
-      </w:r>
-    </w:p>
-    <w:p>
-      <w:pPr>
-        <w:spacing w:before="20" w:after="20"/>
-        <w:ind w:left="720"/>
-      </w:pPr>
-      <w:r>
-        <w:rPr>
-          <w:sz w:val="22"/>
-        </w:rPr>
-        <w:t>a) =PROCV(A2;Vendedores!A:D;1;FALSO)</w:t>
-      </w:r>
-    </w:p>
-    <w:p>
-      <w:pPr>
-        <w:spacing w:before="20" w:after="20"/>
-        <w:ind w:left="720"/>
-      </w:pPr>
-      <w:r>
-        <w:rPr>
-          <w:sz w:val="22"/>
-        </w:rPr>
-        <w:t>b) =PROCV(A2;Vendedores!A:D;2;FALSO)</w:t>
-      </w:r>
-    </w:p>
-    <w:p>
-      <w:pPr>
-        <w:spacing w:before="20" w:after="20"/>
-        <w:ind w:left="720"/>
-      </w:pPr>
-      <w:r>
-        <w:rPr>
-          <w:sz w:val="22"/>
-        </w:rPr>
-        <w:t>c) =PROCV(A2;Vendedores!A:D;3;FALSO)</w:t>
-      </w:r>
-    </w:p>
-    <w:p>
-      <w:pPr>
-        <w:spacing w:before="20" w:after="20"/>
-        <w:ind w:left="720"/>
-      </w:pPr>
-      <w:r>
-        <w:rPr>
-          <w:sz w:val="22"/>
-        </w:rPr>
-        <w:t>d) =PROCV(A2;Vendedores!A:B;2;VERDADEIRO)</w:t>
-      </w:r>
-    </w:p>
-    <w:p>
-      <w:pPr>
-        <w:spacing w:before="20" w:after="20"/>
-        <w:ind w:left="720"/>
-      </w:pPr>
-      <w:r>
-        <w:rPr>
-          <w:sz w:val="22"/>
-        </w:rPr>
-        <w:t>e) =PROCV(2;Vendedores!A:D;2;FALSO)</w:t>
-      </w:r>
-    </w:p>
-    <w:p>
-      <w:pPr>
-        <w:spacing w:before="120" w:after="240"/>
-        <w:ind w:left="360"/>
-      </w:pPr>
-      <w:r>
-        <w:t>__________________________________________________________________________________________</w:t>
-      </w:r>
-    </w:p>
-    <w:p>
-      <w:pPr>
-        <w:spacing w:before="120" w:after="120"/>
-        <w:shd w:fill="004284"/>
-      </w:pPr>
-      <w:r>
-        <w:rPr>
-          <w:b/>
-          <w:color w:val="FFFFFF"/>
-          <w:sz w:val="24"/>
-        </w:rPr>
-        <w:t>ITEM 2</w:t>
-      </w:r>
-    </w:p>
-    <w:p>
-      <w:pPr>
-        <w:spacing w:before="60" w:after="60"/>
-        <w:ind w:left="360"/>
-      </w:pPr>
-      <w:r>
-        <w:rPr>
-          <w:b/>
-          <w:i/>
-          <w:color w:val="004284"/>
-          <w:sz w:val="22"/>
-        </w:rPr>
-        <w:t xml:space="preserve">CAPACIDADE: </w:t>
-      </w:r>
-      <w:r>
-        <w:rPr>
-          <w:sz w:val="22"/>
-        </w:rPr>
-        <w:t>Reconhecer limites e corrigir erros da função PROCV</w:t>
-      </w:r>
-    </w:p>
-    <w:p>
-      <w:pPr>
-        <w:spacing w:before="60" w:after="60"/>
-        <w:ind w:left="360"/>
-      </w:pPr>
-      <w:r>
-        <w:rPr>
-          <w:b/>
-          <w:i/>
-          <w:color w:val="004284"/>
-          <w:sz w:val="22"/>
-        </w:rPr>
-        <w:t xml:space="preserve">Contexto: </w:t>
-      </w:r>
-      <w:r>
-        <w:rPr>
-          <w:sz w:val="22"/>
-        </w:rPr>
-        <w:t>PROCV busca apenas em colunas à DIREITA de seu ponto de partida e retorna erro #N/D quando não encontra valores.</w:t>
-      </w:r>
-    </w:p>
-    <w:p>
-      <w:pPr>
-        <w:spacing w:before="60" w:after="60"/>
-        <w:ind w:left="360"/>
-      </w:pPr>
-      <w:r>
-        <w:rPr>
-          <w:b/>
-          <w:i/>
-          <w:color w:val="004284"/>
-          <w:sz w:val="22"/>
-        </w:rPr>
-        <w:t xml:space="preserve">Comando: </w:t>
-      </w:r>
-      <w:r>
-        <w:rPr>
-          <w:sz w:val="22"/>
-        </w:rPr>
-        <w:t>Para evitar mensagens de erro #N/D e exibir "Vendedor Não Encontrado", qual função deve envolver o PROCV?</w:t>
-      </w:r>
-    </w:p>
-    <w:p>
-      <w:pPr>
-        <w:spacing w:before="60" w:after="60"/>
-        <w:ind w:left="360"/>
-      </w:pPr>
-      <w:r>
-        <w:rPr>
-          <w:b/>
-          <w:i/>
-          <w:color w:val="004284"/>
-          <w:sz w:val="22"/>
-        </w:rPr>
-        <w:t>Alternativas:</w:t>
-      </w:r>
-    </w:p>
-    <w:p>
-      <w:pPr>
-        <w:spacing w:before="20" w:after="20"/>
-        <w:ind w:left="720"/>
-      </w:pPr>
-      <w:r>
-        <w:rPr>
-          <w:sz w:val="22"/>
-        </w:rPr>
-        <w:t>a) SE</w:t>
-      </w:r>
-    </w:p>
-    <w:p>
-      <w:pPr>
-        <w:spacing w:before="20" w:after="20"/>
-        <w:ind w:left="720"/>
-      </w:pPr>
-      <w:r>
-        <w:rPr>
-          <w:sz w:val="22"/>
-        </w:rPr>
-        <w:t>b) SEERRO</w:t>
-      </w:r>
-    </w:p>
-    <w:p>
-      <w:pPr>
-        <w:spacing w:before="20" w:after="20"/>
-        <w:ind w:left="720"/>
-      </w:pPr>
-      <w:r>
-        <w:rPr>
-          <w:sz w:val="22"/>
-        </w:rPr>
-        <w:t>c) IFERROR</w:t>
-      </w:r>
-    </w:p>
-    <w:p>
-      <w:pPr>
-        <w:spacing w:before="20" w:after="20"/>
-        <w:ind w:left="720"/>
-      </w:pPr>
-      <w:r>
-        <w:rPr>
-          <w:sz w:val="22"/>
-        </w:rPr>
-        <w:t>d) IFNA</w:t>
-      </w:r>
-    </w:p>
-    <w:p>
-      <w:pPr>
-        <w:spacing w:before="20" w:after="20"/>
-        <w:ind w:left="720"/>
-      </w:pPr>
-      <w:r>
-        <w:rPr>
-          <w:sz w:val="22"/>
-        </w:rPr>
-        <w:t>e) ERRO.TIPO</w:t>
-      </w:r>
-    </w:p>
-    <w:p>
-      <w:pPr>
-        <w:spacing w:before="120" w:after="240"/>
-        <w:ind w:left="360"/>
-      </w:pPr>
-      <w:r>
-        <w:t>__________________________________________________________________________________________</w:t>
-      </w:r>
-    </w:p>
-    <w:p>
-      <w:pPr>
-        <w:spacing w:before="120" w:after="120"/>
-        <w:shd w:fill="004284"/>
-      </w:pPr>
-      <w:r>
-        <w:rPr>
-          <w:b/>
-          <w:color w:val="FFFFFF"/>
-          <w:sz w:val="24"/>
-        </w:rPr>
-        <w:t>ITEM 3</w:t>
-      </w:r>
-    </w:p>
-    <w:p>
-      <w:pPr>
-        <w:spacing w:before="60" w:after="60"/>
-        <w:ind w:left="360"/>
-      </w:pPr>
-      <w:r>
-        <w:rPr>
-          <w:b/>
-          <w:i/>
-          <w:color w:val="004284"/>
-          <w:sz w:val="22"/>
-        </w:rPr>
-        <w:t xml:space="preserve">CAPACIDADE: </w:t>
-      </w:r>
-      <w:r>
-        <w:rPr>
-          <w:sz w:val="22"/>
-        </w:rPr>
-        <w:t>Aplicar ÍNDICE e CORRESPONDÊNCIA como alternativa a PROCV</w:t>
-      </w:r>
-    </w:p>
-    <w:p>
-      <w:pPr>
-        <w:spacing w:before="60" w:after="60"/>
-        <w:ind w:left="360"/>
-      </w:pPr>
-      <w:r>
-        <w:rPr>
-          <w:b/>
-          <w:i/>
-          <w:color w:val="004284"/>
-          <w:sz w:val="22"/>
-        </w:rPr>
-        <w:t xml:space="preserve">Contexto: </w:t>
-      </w:r>
-      <w:r>
-        <w:rPr>
-          <w:sz w:val="22"/>
-        </w:rPr>
-        <w:t>ÍNDICE/CORRESPONDÊNCIA é mais flexível que PROCV. CORRESPONDÊNCIA encontra a posição de um valor, e ÍNDICE extrai o valor dessa posição.</w:t>
-      </w:r>
-    </w:p>
-    <w:p>
-      <w:pPr>
-        <w:spacing w:before="60" w:after="60"/>
-        <w:ind w:left="360"/>
-      </w:pPr>
-      <w:r>
-        <w:rPr>
-          <w:b/>
-          <w:i/>
-          <w:color w:val="004284"/>
-          <w:sz w:val="22"/>
-        </w:rPr>
-        <w:t xml:space="preserve">Comando: </w:t>
-      </w:r>
-      <w:r>
-        <w:rPr>
-          <w:sz w:val="22"/>
-        </w:rPr>
-        <w:t>Na fórmula =ÍNDICE(Vendedores!D:D;CORRESPONDÊNCIA(A2;Vendedores!A:A;0)), qual é a função de CORRESPONDÊNCIA?</w:t>
-      </w:r>
-    </w:p>
-    <w:p>
-      <w:pPr>
-        <w:spacing w:before="60" w:after="60"/>
-        <w:ind w:left="360"/>
-      </w:pPr>
-      <w:r>
-        <w:rPr>
-          <w:b/>
-          <w:i/>
-          <w:color w:val="004284"/>
-          <w:sz w:val="22"/>
-        </w:rPr>
-        <w:t>Alternativas:</w:t>
-      </w:r>
-    </w:p>
-    <w:p>
-      <w:pPr>
-        <w:spacing w:before="20" w:after="20"/>
-        <w:ind w:left="720"/>
-      </w:pPr>
-      <w:r>
-        <w:rPr>
-          <w:sz w:val="22"/>
-        </w:rPr>
-        <w:t>a) Extrair o valor do departamento</w:t>
-      </w:r>
-    </w:p>
-    <w:p>
-      <w:pPr>
-        <w:spacing w:before="20" w:after="20"/>
-        <w:ind w:left="720"/>
-      </w:pPr>
-      <w:r>
-        <w:rPr>
-          <w:sz w:val="22"/>
-        </w:rPr>
-        <w:t>b) Retornar a coluna D</w:t>
-      </w:r>
-    </w:p>
-    <w:p>
-      <w:pPr>
-        <w:spacing w:before="20" w:after="20"/>
-        <w:ind w:left="720"/>
-      </w:pPr>
-      <w:r>
-        <w:rPr>
-          <w:sz w:val="22"/>
-        </w:rPr>
-        <w:t>c) Encontrar em qual linha está o ID (retorna número)</w:t>
-      </w:r>
-    </w:p>
-    <w:p>
-      <w:pPr>
-        <w:spacing w:before="20" w:after="20"/>
-        <w:ind w:left="720"/>
-      </w:pPr>
-      <w:r>
-        <w:rPr>
-          <w:sz w:val="22"/>
-        </w:rPr>
-        <w:t>d) Validar se o ID existe</w:t>
-      </w:r>
-    </w:p>
-    <w:p>
-      <w:pPr>
-        <w:spacing w:before="20" w:after="20"/>
-        <w:ind w:left="720"/>
-      </w:pPr>
-      <w:r>
-        <w:rPr>
-          <w:sz w:val="22"/>
-        </w:rPr>
-        <w:t>e) Somar todos os departamentos</w:t>
-      </w:r>
-    </w:p>
-    <w:p>
-      <w:pPr>
-        <w:spacing w:before="120" w:after="240"/>
-        <w:ind w:left="360"/>
-      </w:pPr>
-      <w:r>
-        <w:t>__________________________________________________________________________________________</w:t>
-      </w:r>
-    </w:p>
-    <w:p>
-      <w:pPr>
-        <w:spacing w:before="120" w:after="120"/>
-        <w:shd w:fill="004284"/>
-      </w:pPr>
-      <w:r>
-        <w:rPr>
-          <w:b/>
-          <w:color w:val="FFFFFF"/>
-          <w:sz w:val="24"/>
-        </w:rPr>
-        <w:t>ITEM 4</w:t>
-      </w:r>
-    </w:p>
-    <w:p>
-      <w:pPr>
-        <w:spacing w:before="60" w:after="60"/>
-        <w:ind w:left="360"/>
-      </w:pPr>
-      <w:r>
-        <w:rPr>
-          <w:b/>
-          <w:i/>
-          <w:color w:val="004284"/>
-          <w:sz w:val="22"/>
-        </w:rPr>
-        <w:t xml:space="preserve">CAPACIDADE: </w:t>
-      </w:r>
-      <w:r>
-        <w:rPr>
-          <w:sz w:val="22"/>
-        </w:rPr>
-        <w:t>Aplicar fórmulas de busca condicionais para cálculos de comissão</w:t>
-      </w:r>
-    </w:p>
-    <w:p>
-      <w:pPr>
-        <w:spacing w:before="60" w:after="60"/>
-        <w:ind w:left="360"/>
-      </w:pPr>
-      <w:r>
-        <w:rPr>
-          <w:b/>
-          <w:i/>
-          <w:color w:val="004284"/>
-          <w:sz w:val="22"/>
-        </w:rPr>
-        <w:t xml:space="preserve">Contexto: </w:t>
-      </w:r>
-      <w:r>
-        <w:rPr>
-          <w:sz w:val="22"/>
-        </w:rPr>
-        <w:t>A comissão depende do faturamento: se &lt; 15.000 = 3%, se &lt; 18.000 = 5%, senão = 8%.</w:t>
-      </w:r>
-    </w:p>
-    <w:p>
-      <w:pPr>
-        <w:spacing w:before="60" w:after="60"/>
-        <w:ind w:left="360"/>
-      </w:pPr>
-      <w:r>
-        <w:rPr>
-          <w:b/>
-          <w:i/>
-          <w:color w:val="004284"/>
-          <w:sz w:val="22"/>
-        </w:rPr>
-        <w:t xml:space="preserve">Comando: </w:t>
-      </w:r>
-      <w:r>
-        <w:rPr>
-          <w:sz w:val="22"/>
-        </w:rPr>
-        <w:t>Qual fórmula SE ANINHADA calcula CORRETAMENTE a taxa de comissão para faturamento em D2?</w:t>
-      </w:r>
-    </w:p>
-    <w:p>
-      <w:pPr>
-        <w:spacing w:before="60" w:after="60"/>
-        <w:ind w:left="360"/>
-      </w:pPr>
-      <w:r>
-        <w:rPr>
-          <w:b/>
-          <w:i/>
-          <w:color w:val="004284"/>
-          <w:sz w:val="22"/>
-        </w:rPr>
-        <w:t>Alternativas:</w:t>
-      </w:r>
-    </w:p>
-    <w:p>
-      <w:pPr>
-        <w:spacing w:before="20" w:after="20"/>
-        <w:ind w:left="720"/>
-      </w:pPr>
-      <w:r>
-        <w:rPr>
-          <w:sz w:val="22"/>
-        </w:rPr>
-        <w:t>a) =SE(D2&lt;15000;0,03;0,05)</w:t>
-      </w:r>
-    </w:p>
-    <w:p>
-      <w:pPr>
-        <w:spacing w:before="20" w:after="20"/>
-        <w:ind w:left="720"/>
-      </w:pPr>
-      <w:r>
-        <w:rPr>
-          <w:sz w:val="22"/>
-        </w:rPr>
-        <w:t>b) =SE(D2&lt;15000;D2*0,03;D2*0,05)</w:t>
-      </w:r>
-    </w:p>
-    <w:p>
-      <w:pPr>
-        <w:spacing w:before="20" w:after="20"/>
-        <w:ind w:left="720"/>
-      </w:pPr>
-      <w:r>
-        <w:rPr>
-          <w:sz w:val="22"/>
-        </w:rPr>
-        <w:t>c) =SE(D2&lt;15000;0,03;SE(D2&lt;18000;0,05;0,08))</w:t>
-      </w:r>
-    </w:p>
-    <w:p>
-      <w:pPr>
-        <w:spacing w:before="20" w:after="20"/>
-        <w:ind w:left="720"/>
-      </w:pPr>
-      <w:r>
-        <w:rPr>
-          <w:sz w:val="22"/>
-        </w:rPr>
-        <w:t>d) =SE(D2&gt;15000;0,03;0,08)</w:t>
-      </w:r>
-    </w:p>
-    <w:p>
-      <w:pPr>
-        <w:spacing w:before="20" w:after="20"/>
-        <w:ind w:left="720"/>
-      </w:pPr>
-      <w:r>
-        <w:rPr>
-          <w:sz w:val="22"/>
-        </w:rPr>
-        <w:t>e) =SE(D2=15000;0,05;0,08)</w:t>
-      </w:r>
-    </w:p>
-    <w:p>
-      <w:pPr>
-        <w:spacing w:before="120" w:after="240"/>
-        <w:ind w:left="360"/>
-      </w:pPr>
-      <w:r>
-        <w:t>__________________________________________________________________________________________</w:t>
-      </w:r>
-    </w:p>
-    <w:p>
-      <w:pPr>
-        <w:spacing w:before="120" w:after="120"/>
-        <w:shd w:fill="004284"/>
-      </w:pPr>
-      <w:r>
-        <w:rPr>
-          <w:b/>
-          <w:color w:val="FFFFFF"/>
-          <w:sz w:val="24"/>
-        </w:rPr>
-        <w:t>ITEM 5</w:t>
-      </w:r>
-    </w:p>
-    <w:p>
-      <w:pPr>
-        <w:spacing w:before="60" w:after="60"/>
-        <w:ind w:left="360"/>
-      </w:pPr>
-      <w:r>
-        <w:rPr>
-          <w:b/>
-          <w:i/>
-          <w:color w:val="004284"/>
-          <w:sz w:val="22"/>
-        </w:rPr>
-        <w:t xml:space="preserve">CAPACIDADE: </w:t>
-      </w:r>
-      <w:r>
-        <w:rPr>
-          <w:sz w:val="22"/>
-        </w:rPr>
-        <w:t>Integrar múltiplas funções para análise de dados de vendas</w:t>
-      </w:r>
-    </w:p>
-    <w:p>
-      <w:pPr>
-        <w:spacing w:before="60" w:after="60"/>
-        <w:ind w:left="360"/>
-      </w:pPr>
-      <w:r>
-        <w:rPr>
-          <w:b/>
-          <w:i/>
-          <w:color w:val="004284"/>
-          <w:sz w:val="22"/>
-        </w:rPr>
-        <w:t xml:space="preserve">Contexto: </w:t>
-      </w:r>
-      <w:r>
-        <w:rPr>
-          <w:sz w:val="22"/>
-        </w:rPr>
-        <w:t>Vendedor ID 102 (Maria) faturou 18.500. Seu salário base é 2.800. A comissão de 18.500 com taxa 5% é 925.</w:t>
-      </w:r>
-    </w:p>
-    <w:p>
-      <w:pPr>
-        <w:spacing w:before="60" w:after="60"/>
-        <w:ind w:left="360"/>
-      </w:pPr>
-      <w:r>
-        <w:rPr>
-          <w:b/>
-          <w:i/>
-          <w:color w:val="004284"/>
-          <w:sz w:val="22"/>
-        </w:rPr>
-        <w:t xml:space="preserve">Comando: </w:t>
-      </w:r>
-      <w:r>
-        <w:rPr>
-          <w:sz w:val="22"/>
-        </w:rPr>
-        <w:t>Qual é a fórmula CORRETA para calcular o valor da comissão diretamente?</w:t>
-      </w:r>
-    </w:p>
-    <w:p>
-      <w:pPr>
-        <w:spacing w:before="60" w:after="60"/>
-        <w:ind w:left="360"/>
-      </w:pPr>
-      <w:r>
-        <w:rPr>
-          <w:b/>
-          <w:i/>
-          <w:color w:val="004284"/>
-          <w:sz w:val="22"/>
-        </w:rPr>
-        <w:t>Alternativas:</w:t>
-      </w:r>
-    </w:p>
-    <w:p>
-      <w:pPr>
-        <w:spacing w:before="20" w:after="20"/>
-        <w:ind w:left="720"/>
-      </w:pPr>
-      <w:r>
-        <w:rPr>
-          <w:sz w:val="22"/>
-        </w:rPr>
-        <w:t>a) =18500 * 0,05</w:t>
-      </w:r>
-    </w:p>
-    <w:p>
-      <w:pPr>
-        <w:spacing w:before="20" w:after="20"/>
-        <w:ind w:left="720"/>
-      </w:pPr>
-      <w:r>
-        <w:rPr>
-          <w:sz w:val="22"/>
-        </w:rPr>
-        <w:t>b) =D2 * SE(D2&lt;15000;0,03;SE(D2&lt;18000;0,05;0,08))</w:t>
-      </w:r>
-    </w:p>
-    <w:p>
-      <w:pPr>
-        <w:spacing w:before="20" w:after="20"/>
-        <w:ind w:left="720"/>
-      </w:pPr>
-      <w:r>
-        <w:rPr>
-          <w:sz w:val="22"/>
-        </w:rPr>
-        <w:t>c) =PROCV(102;Vendedores!A:D;3;FALSO) * 0,05</w:t>
-      </w:r>
-    </w:p>
-    <w:p>
-      <w:pPr>
-        <w:spacing w:before="20" w:after="20"/>
-        <w:ind w:left="720"/>
-      </w:pPr>
-      <w:r>
-        <w:rPr>
-          <w:sz w:val="22"/>
-        </w:rPr>
-        <w:t>d) =18500 * 5%</w:t>
-      </w:r>
-    </w:p>
-    <w:p>
-      <w:pPr>
-        <w:spacing w:before="20" w:after="20"/>
-        <w:ind w:left="720"/>
-      </w:pPr>
-      <w:r>
-        <w:rPr>
-          <w:sz w:val="22"/>
-        </w:rPr>
-        <w:t>e) =SOMA(D2) * 0,05</w:t>
-      </w:r>
-    </w:p>
-    <w:p>
-      <w:pPr>
-        <w:spacing w:before="120" w:after="240"/>
-        <w:ind w:left="360"/>
-      </w:pPr>
-      <w:r>
-        <w:t>__________________________________________________________________________________________</w:t>
-      </w:r>
-    </w:p>
-    <w:p>
-      <w:pPr>
-        <w:spacing w:before="120" w:after="120"/>
-        <w:shd w:fill="004284"/>
-      </w:pPr>
-      <w:r>
-        <w:rPr>
-          <w:b/>
-          <w:color w:val="FFFFFF"/>
-          <w:sz w:val="24"/>
-        </w:rPr>
-        <w:t>ITEM 6</w:t>
-      </w:r>
-    </w:p>
-    <w:p>
-      <w:pPr>
-        <w:spacing w:before="60" w:after="60"/>
-        <w:ind w:left="360"/>
-      </w:pPr>
-      <w:r>
-        <w:rPr>
-          <w:b/>
-          <w:i/>
-          <w:color w:val="004284"/>
-          <w:sz w:val="22"/>
-        </w:rPr>
-        <w:t xml:space="preserve">CAPACIDADE: </w:t>
-      </w:r>
-      <w:r>
-        <w:rPr>
-          <w:sz w:val="22"/>
-        </w:rPr>
-        <w:t>Validar dados buscados com comparações lógicas</w:t>
-      </w:r>
-    </w:p>
-    <w:p>
-      <w:pPr>
-        <w:spacing w:before="60" w:after="60"/>
-        <w:ind w:left="360"/>
-      </w:pPr>
-      <w:r>
-        <w:rPr>
-          <w:b/>
-          <w:i/>
-          <w:color w:val="004284"/>
-          <w:sz w:val="22"/>
-        </w:rPr>
-        <w:t xml:space="preserve">Contexto: </w:t>
-      </w:r>
-      <w:r>
-        <w:rPr>
-          <w:sz w:val="22"/>
-        </w:rPr>
-        <w:t>Após usar PROCV para buscar o salário do vendedor, é importante validar se o resultado é &gt; 0 (valor válido).</w:t>
-      </w:r>
-    </w:p>
-    <w:p>
-      <w:pPr>
-        <w:spacing w:before="60" w:after="60"/>
-        <w:ind w:left="360"/>
-      </w:pPr>
-      <w:r>
-        <w:rPr>
-          <w:b/>
-          <w:i/>
-          <w:color w:val="004284"/>
-          <w:sz w:val="22"/>
-        </w:rPr>
-        <w:t xml:space="preserve">Comando: </w:t>
-      </w:r>
-      <w:r>
-        <w:rPr>
-          <w:sz w:val="22"/>
-        </w:rPr>
-        <w:t>Qual fórmula valida corretamente que o salário encontrado é MAIOR que zero?</w:t>
-      </w:r>
-    </w:p>
-    <w:p>
-      <w:pPr>
-        <w:spacing w:before="60" w:after="60"/>
-        <w:ind w:left="360"/>
-      </w:pPr>
-      <w:r>
-        <w:rPr>
-          <w:b/>
-          <w:i/>
-          <w:color w:val="004284"/>
-          <w:sz w:val="22"/>
-        </w:rPr>
-        <w:t>Alternativas:</w:t>
-      </w:r>
-    </w:p>
-    <w:p>
-      <w:pPr>
-        <w:spacing w:before="20" w:after="20"/>
-        <w:ind w:left="720"/>
-      </w:pPr>
-      <w:r>
-        <w:rPr>
-          <w:sz w:val="22"/>
-        </w:rPr>
-        <w:t>a) =PROCV(A2;...)&lt;0</w:t>
-      </w:r>
-    </w:p>
-    <w:p>
-      <w:pPr>
-        <w:spacing w:before="20" w:after="20"/>
-        <w:ind w:left="720"/>
-      </w:pPr>
-      <w:r>
-        <w:rPr>
-          <w:sz w:val="22"/>
-        </w:rPr>
-        <w:t>b) =PROCV(A2;...)&gt;0</w:t>
-      </w:r>
-    </w:p>
-    <w:p>
-      <w:pPr>
-        <w:spacing w:before="20" w:after="20"/>
-        <w:ind w:left="720"/>
-      </w:pPr>
-      <w:r>
-        <w:rPr>
-          <w:sz w:val="22"/>
-        </w:rPr>
-        <w:t>c) =SE(PROCV(A2;...)&gt;0;"Válido";"Erro")</w:t>
-      </w:r>
-    </w:p>
-    <w:p>
-      <w:pPr>
-        <w:spacing w:before="20" w:after="20"/>
-        <w:ind w:left="720"/>
-      </w:pPr>
-      <w:r>
-        <w:rPr>
-          <w:sz w:val="22"/>
-        </w:rPr>
-        <w:t>d) =PROCV(A2;...)&lt;&gt;0</w:t>
-      </w:r>
-    </w:p>
-    <w:p>
-      <w:pPr>
-        <w:spacing w:before="20" w:after="20"/>
-        <w:ind w:left="720"/>
-      </w:pPr>
-      <w:r>
-        <w:rPr>
-          <w:sz w:val="22"/>
-        </w:rPr>
-        <w:t>e) =PROCV(A2;...)=0</w:t>
-      </w:r>
-    </w:p>
-    <w:p>
-      <w:pPr>
-        <w:spacing w:before="120" w:after="240"/>
-        <w:ind w:left="360"/>
-      </w:pPr>
-      <w:r>
-        <w:t>__________________________________________________________________________________________</w:t>
-      </w:r>
-    </w:p>
+    <w:tbl>
+      <w:tblPr>
+        <w:tblW w:type="auto" w:w="0"/>
+        <w:tblLayout w:type="fixed"/>
+        <w:tblLook w:firstColumn="1" w:firstRow="1" w:lastColumn="0" w:lastRow="0" w:noHBand="0" w:noVBand="1" w:val="04A0"/>
+        <w:tblBorders>
+          <w:top w:val="single" w:sz="24" w:space="0" w:color="000000"/>
+          <w:left w:val="single" w:sz="24" w:space="0" w:color="000000"/>
+          <w:bottom w:val="single" w:sz="24" w:space="0" w:color="000000"/>
+          <w:right w:val="single" w:sz="24" w:space="0" w:color="000000"/>
+          <w:insideH w:val="single" w:sz="24" w:space="0" w:color="000000"/>
+          <w:insideV w:val="single" w:sz="24" w:space="0" w:color="000000"/>
+        </w:tblBorders>
+      </w:tblPr>
+      <w:tblGrid>
+        <w:gridCol w:w="10080"/>
+      </w:tblGrid>
+      <w:tr>
+        <w:tc>
+          <w:tcPr>
+            <w:tcW w:type="dxa" w:w="10080"/>
+            <w:shd w:fill="FFFFFF"/>
+          </w:tcPr>
+          <w:p>
+            <w:pPr>
+              <w:spacing w:before="0" w:after="120"/>
+              <w:shd w:fill="004284"/>
+            </w:pPr>
+            <w:r/>
+            <w:r>
+              <w:rPr>
+                <w:b/>
+                <w:color w:val="FFFFFF"/>
+                <w:sz w:val="24"/>
+              </w:rPr>
+              <w:t>ITEM 1</w:t>
+            </w:r>
+          </w:p>
+          <w:p>
+            <w:pPr>
+              <w:spacing w:before="60" w:after="60"/>
+              <w:ind w:left="360"/>
+            </w:pPr>
+            <w:r>
+              <w:rPr>
+                <w:b/>
+                <w:i/>
+                <w:color w:val="004284"/>
+                <w:sz w:val="22"/>
+              </w:rPr>
+              <w:t xml:space="preserve">CAPACIDADE: </w:t>
+            </w:r>
+            <w:r>
+              <w:rPr>
+                <w:sz w:val="22"/>
+              </w:rPr>
+              <w:t>Utilizar PROCV para buscar valores em tabelas de referência</w:t>
+            </w:r>
+          </w:p>
+          <w:p>
+            <w:pPr>
+              <w:spacing w:before="60" w:after="60"/>
+              <w:ind w:left="360"/>
+            </w:pPr>
+            <w:r>
+              <w:rPr>
+                <w:b/>
+                <w:i/>
+                <w:color w:val="004284"/>
+                <w:sz w:val="22"/>
+              </w:rPr>
+              <w:t xml:space="preserve">Contexto: </w:t>
+            </w:r>
+            <w:r>
+              <w:rPr>
+                <w:sz w:val="22"/>
+              </w:rPr>
+              <w:t>Uma empresa possui tabela de vendedores com ID (coluna A), Nome (coluna B), Salário Base (coluna C). O vendedor com ID 102 é Maria Santos com salário 2.800.</w:t>
+            </w:r>
+          </w:p>
+          <w:p>
+            <w:pPr>
+              <w:spacing w:before="60" w:after="60"/>
+              <w:ind w:left="360"/>
+            </w:pPr>
+            <w:r>
+              <w:rPr>
+                <w:b/>
+                <w:i/>
+                <w:color w:val="004284"/>
+                <w:sz w:val="22"/>
+              </w:rPr>
+              <w:t xml:space="preserve">Comando: </w:t>
+            </w:r>
+            <w:r>
+              <w:rPr>
+                <w:sz w:val="22"/>
+              </w:rPr>
+              <w:t>Qual fórmula PROCV busca corretamente o NOME do vendedor em A2?</w:t>
+            </w:r>
+          </w:p>
+          <w:p>
+            <w:pPr>
+              <w:spacing w:before="60" w:after="60"/>
+              <w:ind w:left="360"/>
+            </w:pPr>
+            <w:r>
+              <w:rPr>
+                <w:b/>
+                <w:i/>
+                <w:color w:val="004284"/>
+                <w:sz w:val="22"/>
+              </w:rPr>
+              <w:t>Alternativas:</w:t>
+            </w:r>
+          </w:p>
+          <w:p>
+            <w:pPr>
+              <w:spacing w:before="20" w:after="20"/>
+              <w:ind w:left="720"/>
+            </w:pPr>
+            <w:r>
+              <w:rPr>
+                <w:sz w:val="22"/>
+              </w:rPr>
+              <w:t>a) =PROCV(A2;Vendedores!A:D;1;FALSO)</w:t>
+            </w:r>
+          </w:p>
+          <w:p>
+            <w:pPr>
+              <w:spacing w:before="20" w:after="20"/>
+              <w:ind w:left="720"/>
+            </w:pPr>
+            <w:r>
+              <w:rPr>
+                <w:sz w:val="22"/>
+              </w:rPr>
+              <w:t>b) =PROCV(A2;Vendedores!A:D;2;FALSO)</w:t>
+            </w:r>
+          </w:p>
+          <w:p>
+            <w:pPr>
+              <w:spacing w:before="20" w:after="20"/>
+              <w:ind w:left="720"/>
+            </w:pPr>
+            <w:r>
+              <w:rPr>
+                <w:sz w:val="22"/>
+              </w:rPr>
+              <w:t>c) =PROCV(A2;Vendedores!A:D;3;FALSO)</w:t>
+            </w:r>
+          </w:p>
+          <w:p>
+            <w:pPr>
+              <w:spacing w:before="20" w:after="20"/>
+              <w:ind w:left="720"/>
+            </w:pPr>
+            <w:r>
+              <w:rPr>
+                <w:sz w:val="22"/>
+              </w:rPr>
+              <w:t>d) =PROCV(A2;Vendedores!A:B;2;VERDADEIRO)</w:t>
+            </w:r>
+          </w:p>
+          <w:p>
+            <w:pPr>
+              <w:spacing w:before="20" w:after="20"/>
+              <w:ind w:left="720"/>
+            </w:pPr>
+            <w:r>
+              <w:rPr>
+                <w:sz w:val="22"/>
+              </w:rPr>
+              <w:t>e) =PROCV(2;Vendedores!A:D;2;FALSO)</w:t>
+            </w:r>
+          </w:p>
+        </w:tc>
+      </w:tr>
+    </w:tbl>
+    <w:p/>
+    <w:tbl>
+      <w:tblPr>
+        <w:tblW w:type="auto" w:w="0"/>
+        <w:tblLayout w:type="fixed"/>
+        <w:tblLook w:firstColumn="1" w:firstRow="1" w:lastColumn="0" w:lastRow="0" w:noHBand="0" w:noVBand="1" w:val="04A0"/>
+        <w:tblBorders>
+          <w:top w:val="single" w:sz="24" w:space="0" w:color="000000"/>
+          <w:left w:val="single" w:sz="24" w:space="0" w:color="000000"/>
+          <w:bottom w:val="single" w:sz="24" w:space="0" w:color="000000"/>
+          <w:right w:val="single" w:sz="24" w:space="0" w:color="000000"/>
+          <w:insideH w:val="single" w:sz="24" w:space="0" w:color="000000"/>
+          <w:insideV w:val="single" w:sz="24" w:space="0" w:color="000000"/>
+        </w:tblBorders>
+      </w:tblPr>
+      <w:tblGrid>
+        <w:gridCol w:w="10080"/>
+      </w:tblGrid>
+      <w:tr>
+        <w:tc>
+          <w:tcPr>
+            <w:tcW w:type="dxa" w:w="10080"/>
+            <w:shd w:fill="FFFFFF"/>
+          </w:tcPr>
+          <w:p>
+            <w:pPr>
+              <w:spacing w:before="0" w:after="120"/>
+              <w:shd w:fill="004284"/>
+            </w:pPr>
+            <w:r/>
+            <w:r>
+              <w:rPr>
+                <w:b/>
+                <w:color w:val="FFFFFF"/>
+                <w:sz w:val="24"/>
+              </w:rPr>
+              <w:t>ITEM 2</w:t>
+            </w:r>
+          </w:p>
+          <w:p>
+            <w:pPr>
+              <w:spacing w:before="60" w:after="60"/>
+              <w:ind w:left="360"/>
+            </w:pPr>
+            <w:r>
+              <w:rPr>
+                <w:b/>
+                <w:i/>
+                <w:color w:val="004284"/>
+                <w:sz w:val="22"/>
+              </w:rPr>
+              <w:t xml:space="preserve">CAPACIDADE: </w:t>
+            </w:r>
+            <w:r>
+              <w:rPr>
+                <w:sz w:val="22"/>
+              </w:rPr>
+              <w:t>Reconhecer limites e corrigir erros da função PROCV</w:t>
+            </w:r>
+          </w:p>
+          <w:p>
+            <w:pPr>
+              <w:spacing w:before="60" w:after="60"/>
+              <w:ind w:left="360"/>
+            </w:pPr>
+            <w:r>
+              <w:rPr>
+                <w:b/>
+                <w:i/>
+                <w:color w:val="004284"/>
+                <w:sz w:val="22"/>
+              </w:rPr>
+              <w:t xml:space="preserve">Contexto: </w:t>
+            </w:r>
+            <w:r>
+              <w:rPr>
+                <w:sz w:val="22"/>
+              </w:rPr>
+              <w:t>PROCV busca apenas em colunas à DIREITA de seu ponto de partida e retorna erro #N/D quando não encontra valores.</w:t>
+            </w:r>
+          </w:p>
+          <w:p>
+            <w:pPr>
+              <w:spacing w:before="60" w:after="60"/>
+              <w:ind w:left="360"/>
+            </w:pPr>
+            <w:r>
+              <w:rPr>
+                <w:b/>
+                <w:i/>
+                <w:color w:val="004284"/>
+                <w:sz w:val="22"/>
+              </w:rPr>
+              <w:t xml:space="preserve">Comando: </w:t>
+            </w:r>
+            <w:r>
+              <w:rPr>
+                <w:sz w:val="22"/>
+              </w:rPr>
+              <w:t>Para evitar mensagens de erro #N/D e exibir "Vendedor Não Encontrado", qual função deve envolver o PROCV?</w:t>
+            </w:r>
+          </w:p>
+          <w:p>
+            <w:pPr>
+              <w:spacing w:before="60" w:after="60"/>
+              <w:ind w:left="360"/>
+            </w:pPr>
+            <w:r>
+              <w:rPr>
+                <w:b/>
+                <w:i/>
+                <w:color w:val="004284"/>
+                <w:sz w:val="22"/>
+              </w:rPr>
+              <w:t>Alternativas:</w:t>
+            </w:r>
+          </w:p>
+          <w:p>
+            <w:pPr>
+              <w:spacing w:before="20" w:after="20"/>
+              <w:ind w:left="720"/>
+            </w:pPr>
+            <w:r>
+              <w:rPr>
+                <w:sz w:val="22"/>
+              </w:rPr>
+              <w:t>a) SE</w:t>
+            </w:r>
+          </w:p>
+          <w:p>
+            <w:pPr>
+              <w:spacing w:before="20" w:after="20"/>
+              <w:ind w:left="720"/>
+            </w:pPr>
+            <w:r>
+              <w:rPr>
+                <w:sz w:val="22"/>
+              </w:rPr>
+              <w:t>b) SEERRO</w:t>
+            </w:r>
+          </w:p>
+          <w:p>
+            <w:pPr>
+              <w:spacing w:before="20" w:after="20"/>
+              <w:ind w:left="720"/>
+            </w:pPr>
+            <w:r>
+              <w:rPr>
+                <w:sz w:val="22"/>
+              </w:rPr>
+              <w:t>c) IFERROR</w:t>
+            </w:r>
+          </w:p>
+          <w:p>
+            <w:pPr>
+              <w:spacing w:before="20" w:after="20"/>
+              <w:ind w:left="720"/>
+            </w:pPr>
+            <w:r>
+              <w:rPr>
+                <w:sz w:val="22"/>
+              </w:rPr>
+              <w:t>d) IFNA</w:t>
+            </w:r>
+          </w:p>
+          <w:p>
+            <w:pPr>
+              <w:spacing w:before="20" w:after="20"/>
+              <w:ind w:left="720"/>
+            </w:pPr>
+            <w:r>
+              <w:rPr>
+                <w:sz w:val="22"/>
+              </w:rPr>
+              <w:t>e) ERRO.TIPO</w:t>
+            </w:r>
+          </w:p>
+        </w:tc>
+      </w:tr>
+    </w:tbl>
+    <w:p/>
+    <w:tbl>
+      <w:tblPr>
+        <w:tblW w:type="auto" w:w="0"/>
+        <w:tblLayout w:type="fixed"/>
+        <w:tblLook w:firstColumn="1" w:firstRow="1" w:lastColumn="0" w:lastRow="0" w:noHBand="0" w:noVBand="1" w:val="04A0"/>
+        <w:tblBorders>
+          <w:top w:val="single" w:sz="24" w:space="0" w:color="000000"/>
+          <w:left w:val="single" w:sz="24" w:space="0" w:color="000000"/>
+          <w:bottom w:val="single" w:sz="24" w:space="0" w:color="000000"/>
+          <w:right w:val="single" w:sz="24" w:space="0" w:color="000000"/>
+          <w:insideH w:val="single" w:sz="24" w:space="0" w:color="000000"/>
+          <w:insideV w:val="single" w:sz="24" w:space="0" w:color="000000"/>
+        </w:tblBorders>
+      </w:tblPr>
+      <w:tblGrid>
+        <w:gridCol w:w="10080"/>
+      </w:tblGrid>
+      <w:tr>
+        <w:tc>
+          <w:tcPr>
+            <w:tcW w:type="dxa" w:w="10080"/>
+            <w:shd w:fill="FFFFFF"/>
+          </w:tcPr>
+          <w:p>
+            <w:pPr>
+              <w:spacing w:before="0" w:after="120"/>
+              <w:shd w:fill="004284"/>
+            </w:pPr>
+            <w:r/>
+            <w:r>
+              <w:rPr>
+                <w:b/>
+                <w:color w:val="FFFFFF"/>
+                <w:sz w:val="24"/>
+              </w:rPr>
+              <w:t>ITEM 3</w:t>
+            </w:r>
+          </w:p>
+          <w:p>
+            <w:pPr>
+              <w:spacing w:before="60" w:after="60"/>
+              <w:ind w:left="360"/>
+            </w:pPr>
+            <w:r>
+              <w:rPr>
+                <w:b/>
+                <w:i/>
+                <w:color w:val="004284"/>
+                <w:sz w:val="22"/>
+              </w:rPr>
+              <w:t xml:space="preserve">CAPACIDADE: </w:t>
+            </w:r>
+            <w:r>
+              <w:rPr>
+                <w:sz w:val="22"/>
+              </w:rPr>
+              <w:t>Aplicar ÍNDICE e CORRESPONDÊNCIA como alternativa a PROCV</w:t>
+            </w:r>
+          </w:p>
+          <w:p>
+            <w:pPr>
+              <w:spacing w:before="60" w:after="60"/>
+              <w:ind w:left="360"/>
+            </w:pPr>
+            <w:r>
+              <w:rPr>
+                <w:b/>
+                <w:i/>
+                <w:color w:val="004284"/>
+                <w:sz w:val="22"/>
+              </w:rPr>
+              <w:t xml:space="preserve">Contexto: </w:t>
+            </w:r>
+            <w:r>
+              <w:rPr>
+                <w:sz w:val="22"/>
+              </w:rPr>
+              <w:t>ÍNDICE/CORRESPONDÊNCIA é mais flexível que PROCV. CORRESPONDÊNCIA encontra a posição de um valor, e ÍNDICE extrai o valor dessa posição.</w:t>
+            </w:r>
+          </w:p>
+          <w:p>
+            <w:pPr>
+              <w:spacing w:before="60" w:after="60"/>
+              <w:ind w:left="360"/>
+            </w:pPr>
+            <w:r>
+              <w:rPr>
+                <w:b/>
+                <w:i/>
+                <w:color w:val="004284"/>
+                <w:sz w:val="22"/>
+              </w:rPr>
+              <w:t xml:space="preserve">Comando: </w:t>
+            </w:r>
+            <w:r>
+              <w:rPr>
+                <w:sz w:val="22"/>
+              </w:rPr>
+              <w:t>Na fórmula =ÍNDICE(Vendedores!D:D;CORRESPONDÊNCIA(A2;Vendedores!A:A;0)), qual é a função de CORRESPONDÊNCIA?</w:t>
+            </w:r>
+          </w:p>
+          <w:p>
+            <w:pPr>
+              <w:spacing w:before="60" w:after="60"/>
+              <w:ind w:left="360"/>
+            </w:pPr>
+            <w:r>
+              <w:rPr>
+                <w:b/>
+                <w:i/>
+                <w:color w:val="004284"/>
+                <w:sz w:val="22"/>
+              </w:rPr>
+              <w:t>Alternativas:</w:t>
+            </w:r>
+          </w:p>
+          <w:p>
+            <w:pPr>
+              <w:spacing w:before="20" w:after="20"/>
+              <w:ind w:left="720"/>
+            </w:pPr>
+            <w:r>
+              <w:rPr>
+                <w:sz w:val="22"/>
+              </w:rPr>
+              <w:t>a) Extrair o valor do departamento</w:t>
+            </w:r>
+          </w:p>
+          <w:p>
+            <w:pPr>
+              <w:spacing w:before="20" w:after="20"/>
+              <w:ind w:left="720"/>
+            </w:pPr>
+            <w:r>
+              <w:rPr>
+                <w:sz w:val="22"/>
+              </w:rPr>
+              <w:t>b) Retornar a coluna D</w:t>
+            </w:r>
+          </w:p>
+          <w:p>
+            <w:pPr>
+              <w:spacing w:before="20" w:after="20"/>
+              <w:ind w:left="720"/>
+            </w:pPr>
+            <w:r>
+              <w:rPr>
+                <w:sz w:val="22"/>
+              </w:rPr>
+              <w:t>c) Encontrar em qual linha está o ID (retorna número)</w:t>
+            </w:r>
+          </w:p>
+          <w:p>
+            <w:pPr>
+              <w:spacing w:before="20" w:after="20"/>
+              <w:ind w:left="720"/>
+            </w:pPr>
+            <w:r>
+              <w:rPr>
+                <w:sz w:val="22"/>
+              </w:rPr>
+              <w:t>d) Validar se o ID existe</w:t>
+            </w:r>
+          </w:p>
+          <w:p>
+            <w:pPr>
+              <w:spacing w:before="20" w:after="20"/>
+              <w:ind w:left="720"/>
+            </w:pPr>
+            <w:r>
+              <w:rPr>
+                <w:sz w:val="22"/>
+              </w:rPr>
+              <w:t>e) Somar todos os departamentos</w:t>
+            </w:r>
+          </w:p>
+        </w:tc>
+      </w:tr>
+    </w:tbl>
+    <w:p/>
+    <w:tbl>
+      <w:tblPr>
+        <w:tblW w:type="auto" w:w="0"/>
+        <w:tblLayout w:type="fixed"/>
+        <w:tblLook w:firstColumn="1" w:firstRow="1" w:lastColumn="0" w:lastRow="0" w:noHBand="0" w:noVBand="1" w:val="04A0"/>
+        <w:tblBorders>
+          <w:top w:val="single" w:sz="24" w:space="0" w:color="000000"/>
+          <w:left w:val="single" w:sz="24" w:space="0" w:color="000000"/>
+          <w:bottom w:val="single" w:sz="24" w:space="0" w:color="000000"/>
+          <w:right w:val="single" w:sz="24" w:space="0" w:color="000000"/>
+          <w:insideH w:val="single" w:sz="24" w:space="0" w:color="000000"/>
+          <w:insideV w:val="single" w:sz="24" w:space="0" w:color="000000"/>
+        </w:tblBorders>
+      </w:tblPr>
+      <w:tblGrid>
+        <w:gridCol w:w="10080"/>
+      </w:tblGrid>
+      <w:tr>
+        <w:tc>
+          <w:tcPr>
+            <w:tcW w:type="dxa" w:w="10080"/>
+            <w:shd w:fill="FFFFFF"/>
+          </w:tcPr>
+          <w:p>
+            <w:pPr>
+              <w:spacing w:before="0" w:after="120"/>
+              <w:shd w:fill="004284"/>
+            </w:pPr>
+            <w:r/>
+            <w:r>
+              <w:rPr>
+                <w:b/>
+                <w:color w:val="FFFFFF"/>
+                <w:sz w:val="24"/>
+              </w:rPr>
+              <w:t>ITEM 4</w:t>
+            </w:r>
+          </w:p>
+          <w:p>
+            <w:pPr>
+              <w:spacing w:before="60" w:after="60"/>
+              <w:ind w:left="360"/>
+            </w:pPr>
+            <w:r>
+              <w:rPr>
+                <w:b/>
+                <w:i/>
+                <w:color w:val="004284"/>
+                <w:sz w:val="22"/>
+              </w:rPr>
+              <w:t xml:space="preserve">CAPACIDADE: </w:t>
+            </w:r>
+            <w:r>
+              <w:rPr>
+                <w:sz w:val="22"/>
+              </w:rPr>
+              <w:t>Aplicar fórmulas de busca condicionais para cálculos de comissão</w:t>
+            </w:r>
+          </w:p>
+          <w:p>
+            <w:pPr>
+              <w:spacing w:before="60" w:after="60"/>
+              <w:ind w:left="360"/>
+            </w:pPr>
+            <w:r>
+              <w:rPr>
+                <w:b/>
+                <w:i/>
+                <w:color w:val="004284"/>
+                <w:sz w:val="22"/>
+              </w:rPr>
+              <w:t xml:space="preserve">Contexto: </w:t>
+            </w:r>
+            <w:r>
+              <w:rPr>
+                <w:sz w:val="22"/>
+              </w:rPr>
+              <w:t>A comissão depende do faturamento: se &lt; 15.000 = 3%, se &lt; 18.000 = 5%, senão = 8%.</w:t>
+            </w:r>
+          </w:p>
+          <w:p>
+            <w:pPr>
+              <w:spacing w:before="60" w:after="60"/>
+              <w:ind w:left="360"/>
+            </w:pPr>
+            <w:r>
+              <w:rPr>
+                <w:b/>
+                <w:i/>
+                <w:color w:val="004284"/>
+                <w:sz w:val="22"/>
+              </w:rPr>
+              <w:t xml:space="preserve">Comando: </w:t>
+            </w:r>
+            <w:r>
+              <w:rPr>
+                <w:sz w:val="22"/>
+              </w:rPr>
+              <w:t>Qual fórmula SE ANINHADA calcula CORRETAMENTE a taxa de comissão para faturamento em D2?</w:t>
+            </w:r>
+          </w:p>
+          <w:p>
+            <w:pPr>
+              <w:spacing w:before="60" w:after="60"/>
+              <w:ind w:left="360"/>
+            </w:pPr>
+            <w:r>
+              <w:rPr>
+                <w:b/>
+                <w:i/>
+                <w:color w:val="004284"/>
+                <w:sz w:val="22"/>
+              </w:rPr>
+              <w:t>Alternativas:</w:t>
+            </w:r>
+          </w:p>
+          <w:p>
+            <w:pPr>
+              <w:spacing w:before="20" w:after="20"/>
+              <w:ind w:left="720"/>
+            </w:pPr>
+            <w:r>
+              <w:rPr>
+                <w:sz w:val="22"/>
+              </w:rPr>
+              <w:t>a) =SE(D2&lt;15000;0,03;0,05)</w:t>
+            </w:r>
+          </w:p>
+          <w:p>
+            <w:pPr>
+              <w:spacing w:before="20" w:after="20"/>
+              <w:ind w:left="720"/>
+            </w:pPr>
+            <w:r>
+              <w:rPr>
+                <w:sz w:val="22"/>
+              </w:rPr>
+              <w:t>b) =SE(D2&lt;15000;D2*0,03;D2*0,05)</w:t>
+            </w:r>
+          </w:p>
+          <w:p>
+            <w:pPr>
+              <w:spacing w:before="20" w:after="20"/>
+              <w:ind w:left="720"/>
+            </w:pPr>
+            <w:r>
+              <w:rPr>
+                <w:sz w:val="22"/>
+              </w:rPr>
+              <w:t>c) =SE(D2&lt;15000;0,03;SE(D2&lt;18000;0,05;0,08))</w:t>
+            </w:r>
+          </w:p>
+          <w:p>
+            <w:pPr>
+              <w:spacing w:before="20" w:after="20"/>
+              <w:ind w:left="720"/>
+            </w:pPr>
+            <w:r>
+              <w:rPr>
+                <w:sz w:val="22"/>
+              </w:rPr>
+              <w:t>d) =SE(D2&gt;15000;0,03;0,08)</w:t>
+            </w:r>
+          </w:p>
+          <w:p>
+            <w:pPr>
+              <w:spacing w:before="20" w:after="20"/>
+              <w:ind w:left="720"/>
+            </w:pPr>
+            <w:r>
+              <w:rPr>
+                <w:sz w:val="22"/>
+              </w:rPr>
+              <w:t>e) =SE(D2=15000;0,05;0,08)</w:t>
+            </w:r>
+          </w:p>
+        </w:tc>
+      </w:tr>
+    </w:tbl>
+    <w:p/>
+    <w:tbl>
+      <w:tblPr>
+        <w:tblW w:type="auto" w:w="0"/>
+        <w:tblLayout w:type="fixed"/>
+        <w:tblLook w:firstColumn="1" w:firstRow="1" w:lastColumn="0" w:lastRow="0" w:noHBand="0" w:noVBand="1" w:val="04A0"/>
+        <w:tblBorders>
+          <w:top w:val="single" w:sz="24" w:space="0" w:color="000000"/>
+          <w:left w:val="single" w:sz="24" w:space="0" w:color="000000"/>
+          <w:bottom w:val="single" w:sz="24" w:space="0" w:color="000000"/>
+          <w:right w:val="single" w:sz="24" w:space="0" w:color="000000"/>
+          <w:insideH w:val="single" w:sz="24" w:space="0" w:color="000000"/>
+          <w:insideV w:val="single" w:sz="24" w:space="0" w:color="000000"/>
+        </w:tblBorders>
+      </w:tblPr>
+      <w:tblGrid>
+        <w:gridCol w:w="10080"/>
+      </w:tblGrid>
+      <w:tr>
+        <w:tc>
+          <w:tcPr>
+            <w:tcW w:type="dxa" w:w="10080"/>
+            <w:shd w:fill="FFFFFF"/>
+          </w:tcPr>
+          <w:p>
+            <w:pPr>
+              <w:spacing w:before="0" w:after="120"/>
+              <w:shd w:fill="004284"/>
+            </w:pPr>
+            <w:r/>
+            <w:r>
+              <w:rPr>
+                <w:b/>
+                <w:color w:val="FFFFFF"/>
+                <w:sz w:val="24"/>
+              </w:rPr>
+              <w:t>ITEM 5</w:t>
+            </w:r>
+          </w:p>
+          <w:p>
+            <w:pPr>
+              <w:spacing w:before="60" w:after="60"/>
+              <w:ind w:left="360"/>
+            </w:pPr>
+            <w:r>
+              <w:rPr>
+                <w:b/>
+                <w:i/>
+                <w:color w:val="004284"/>
+                <w:sz w:val="22"/>
+              </w:rPr>
+              <w:t xml:space="preserve">CAPACIDADE: </w:t>
+            </w:r>
+            <w:r>
+              <w:rPr>
+                <w:sz w:val="22"/>
+              </w:rPr>
+              <w:t>Integrar múltiplas funções para análise de dados de vendas</w:t>
+            </w:r>
+          </w:p>
+          <w:p>
+            <w:pPr>
+              <w:spacing w:before="60" w:after="60"/>
+              <w:ind w:left="360"/>
+            </w:pPr>
+            <w:r>
+              <w:rPr>
+                <w:b/>
+                <w:i/>
+                <w:color w:val="004284"/>
+                <w:sz w:val="22"/>
+              </w:rPr>
+              <w:t xml:space="preserve">Contexto: </w:t>
+            </w:r>
+            <w:r>
+              <w:rPr>
+                <w:sz w:val="22"/>
+              </w:rPr>
+              <w:t>Vendedor ID 102 (Maria) faturou 18.500. Seu salário base é 2.800. A comissão de 18.500 com taxa 5% é 925.</w:t>
+            </w:r>
+          </w:p>
+          <w:p>
+            <w:pPr>
+              <w:spacing w:before="60" w:after="60"/>
+              <w:ind w:left="360"/>
+            </w:pPr>
+            <w:r>
+              <w:rPr>
+                <w:b/>
+                <w:i/>
+                <w:color w:val="004284"/>
+                <w:sz w:val="22"/>
+              </w:rPr>
+              <w:t xml:space="preserve">Comando: </w:t>
+            </w:r>
+            <w:r>
+              <w:rPr>
+                <w:sz w:val="22"/>
+              </w:rPr>
+              <w:t>Qual é a fórmula CORRETA para calcular o valor da comissão diretamente?</w:t>
+            </w:r>
+          </w:p>
+          <w:p>
+            <w:pPr>
+              <w:spacing w:before="60" w:after="60"/>
+              <w:ind w:left="360"/>
+            </w:pPr>
+            <w:r>
+              <w:rPr>
+                <w:b/>
+                <w:i/>
+                <w:color w:val="004284"/>
+                <w:sz w:val="22"/>
+              </w:rPr>
+              <w:t>Alternativas:</w:t>
+            </w:r>
+          </w:p>
+          <w:p>
+            <w:pPr>
+              <w:spacing w:before="20" w:after="20"/>
+              <w:ind w:left="720"/>
+            </w:pPr>
+            <w:r>
+              <w:rPr>
+                <w:sz w:val="22"/>
+              </w:rPr>
+              <w:t>a) =18500 * 0,05</w:t>
+            </w:r>
+          </w:p>
+          <w:p>
+            <w:pPr>
+              <w:spacing w:before="20" w:after="20"/>
+              <w:ind w:left="720"/>
+            </w:pPr>
+            <w:r>
+              <w:rPr>
+                <w:sz w:val="22"/>
+              </w:rPr>
+              <w:t>b) =D2 * SE(D2&lt;15000;0,03;SE(D2&lt;18000;0,05;0,08))</w:t>
+            </w:r>
+          </w:p>
+          <w:p>
+            <w:pPr>
+              <w:spacing w:before="20" w:after="20"/>
+              <w:ind w:left="720"/>
+            </w:pPr>
+            <w:r>
+              <w:rPr>
+                <w:sz w:val="22"/>
+              </w:rPr>
+              <w:t>c) =PROCV(102;Vendedores!A:D;3;FALSO) * 0,05</w:t>
+            </w:r>
+          </w:p>
+          <w:p>
+            <w:pPr>
+              <w:spacing w:before="20" w:after="20"/>
+              <w:ind w:left="720"/>
+            </w:pPr>
+            <w:r>
+              <w:rPr>
+                <w:sz w:val="22"/>
+              </w:rPr>
+              <w:t>d) =18500 * 5%</w:t>
+            </w:r>
+          </w:p>
+          <w:p>
+            <w:pPr>
+              <w:spacing w:before="20" w:after="20"/>
+              <w:ind w:left="720"/>
+            </w:pPr>
+            <w:r>
+              <w:rPr>
+                <w:sz w:val="22"/>
+              </w:rPr>
+              <w:t>e) =SOMA(D2) * 0,05</w:t>
+            </w:r>
+          </w:p>
+        </w:tc>
+      </w:tr>
+    </w:tbl>
+    <w:p/>
+    <w:tbl>
+      <w:tblPr>
+        <w:tblW w:type="auto" w:w="0"/>
+        <w:tblLayout w:type="fixed"/>
+        <w:tblLook w:firstColumn="1" w:firstRow="1" w:lastColumn="0" w:lastRow="0" w:noHBand="0" w:noVBand="1" w:val="04A0"/>
+        <w:tblBorders>
+          <w:top w:val="single" w:sz="24" w:space="0" w:color="000000"/>
+          <w:left w:val="single" w:sz="24" w:space="0" w:color="000000"/>
+          <w:bottom w:val="single" w:sz="24" w:space="0" w:color="000000"/>
+          <w:right w:val="single" w:sz="24" w:space="0" w:color="000000"/>
+          <w:insideH w:val="single" w:sz="24" w:space="0" w:color="000000"/>
+          <w:insideV w:val="single" w:sz="24" w:space="0" w:color="000000"/>
+        </w:tblBorders>
+      </w:tblPr>
+      <w:tblGrid>
+        <w:gridCol w:w="10080"/>
+      </w:tblGrid>
+      <w:tr>
+        <w:tc>
+          <w:tcPr>
+            <w:tcW w:type="dxa" w:w="10080"/>
+            <w:shd w:fill="FFFFFF"/>
+          </w:tcPr>
+          <w:p>
+            <w:pPr>
+              <w:spacing w:before="0" w:after="120"/>
+              <w:shd w:fill="004284"/>
+            </w:pPr>
+            <w:r/>
+            <w:r>
+              <w:rPr>
+                <w:b/>
+                <w:color w:val="FFFFFF"/>
+                <w:sz w:val="24"/>
+              </w:rPr>
+              <w:t>ITEM 6</w:t>
+            </w:r>
+          </w:p>
+          <w:p>
+            <w:pPr>
+              <w:spacing w:before="60" w:after="60"/>
+              <w:ind w:left="360"/>
+            </w:pPr>
+            <w:r>
+              <w:rPr>
+                <w:b/>
+                <w:i/>
+                <w:color w:val="004284"/>
+                <w:sz w:val="22"/>
+              </w:rPr>
+              <w:t xml:space="preserve">CAPACIDADE: </w:t>
+            </w:r>
+            <w:r>
+              <w:rPr>
+                <w:sz w:val="22"/>
+              </w:rPr>
+              <w:t>Validar dados buscados com comparações lógicas</w:t>
+            </w:r>
+          </w:p>
+          <w:p>
+            <w:pPr>
+              <w:spacing w:before="60" w:after="60"/>
+              <w:ind w:left="360"/>
+            </w:pPr>
+            <w:r>
+              <w:rPr>
+                <w:b/>
+                <w:i/>
+                <w:color w:val="004284"/>
+                <w:sz w:val="22"/>
+              </w:rPr>
+              <w:t xml:space="preserve">Contexto: </w:t>
+            </w:r>
+            <w:r>
+              <w:rPr>
+                <w:sz w:val="22"/>
+              </w:rPr>
+              <w:t>Após usar PROCV para buscar o salário do vendedor, é importante validar se o resultado é &gt; 0 (valor válido).</w:t>
+            </w:r>
+          </w:p>
+          <w:p>
+            <w:pPr>
+              <w:spacing w:before="60" w:after="60"/>
+              <w:ind w:left="360"/>
+            </w:pPr>
+            <w:r>
+              <w:rPr>
+                <w:b/>
+                <w:i/>
+                <w:color w:val="004284"/>
+                <w:sz w:val="22"/>
+              </w:rPr>
+              <w:t xml:space="preserve">Comando: </w:t>
+            </w:r>
+            <w:r>
+              <w:rPr>
+                <w:sz w:val="22"/>
+              </w:rPr>
+              <w:t>Qual fórmula valida corretamente que o salário encontrado é MAIOR que zero?</w:t>
+            </w:r>
+          </w:p>
+          <w:p>
+            <w:pPr>
+              <w:spacing w:before="60" w:after="60"/>
+              <w:ind w:left="360"/>
+            </w:pPr>
+            <w:r>
+              <w:rPr>
+                <w:b/>
+                <w:i/>
+                <w:color w:val="004284"/>
+                <w:sz w:val="22"/>
+              </w:rPr>
+              <w:t>Alternativas:</w:t>
+            </w:r>
+          </w:p>
+          <w:p>
+            <w:pPr>
+              <w:spacing w:before="20" w:after="20"/>
+              <w:ind w:left="720"/>
+            </w:pPr>
+            <w:r>
+              <w:rPr>
+                <w:sz w:val="22"/>
+              </w:rPr>
+              <w:t>a) =PROCV(A2;...)&lt;0</w:t>
+            </w:r>
+          </w:p>
+          <w:p>
+            <w:pPr>
+              <w:spacing w:before="20" w:after="20"/>
+              <w:ind w:left="720"/>
+            </w:pPr>
+            <w:r>
+              <w:rPr>
+                <w:sz w:val="22"/>
+              </w:rPr>
+              <w:t>b) =PROCV(A2;...)&gt;0</w:t>
+            </w:r>
+          </w:p>
+          <w:p>
+            <w:pPr>
+              <w:spacing w:before="20" w:after="20"/>
+              <w:ind w:left="720"/>
+            </w:pPr>
+            <w:r>
+              <w:rPr>
+                <w:sz w:val="22"/>
+              </w:rPr>
+              <w:t>c) =SE(PROCV(A2;...)&gt;0;"Válido";"Erro")</w:t>
+            </w:r>
+          </w:p>
+          <w:p>
+            <w:pPr>
+              <w:spacing w:before="20" w:after="20"/>
+              <w:ind w:left="720"/>
+            </w:pPr>
+            <w:r>
+              <w:rPr>
+                <w:sz w:val="22"/>
+              </w:rPr>
+              <w:t>d) =PROCV(A2;...)&lt;&gt;0</w:t>
+            </w:r>
+          </w:p>
+          <w:p>
+            <w:pPr>
+              <w:spacing w:before="20" w:after="20"/>
+              <w:ind w:left="720"/>
+            </w:pPr>
+            <w:r>
+              <w:rPr>
+                <w:sz w:val="22"/>
+              </w:rPr>
+              <w:t>e) =PROCV(A2;...)=0</w:t>
+            </w:r>
+          </w:p>
+        </w:tc>
+      </w:tr>
+    </w:tbl>
+    <w:p/>
     <w:sectPr>
       <w:pgSz w:w="12240" w:h="15840"/>
       <w:pgMar w:top="720" w:right="1080" w:bottom="1440" w:left="1080" w:header="720" w:footer="720" w:gutter="0"/>

--- a/MATERIAIS/GESTAO_E_CONTROLE_MATERIAIS/ANALISE_DADOS_APLICADA_GESTAO/ATIVIDADES/AVALIACAO-03-FUNCOES-DE-BUSCA-AVANCADAS.docx
+++ b/MATERIAIS/GESTAO_E_CONTROLE_MATERIAIS/ANALISE_DADOS_APLICADA_GESTAO/ATIVIDADES/AVALIACAO-03-FUNCOES-DE-BUSCA-AVANCADAS.docx
@@ -20,10 +20,10 @@
             <w:vAlign w:val="center"/>
             <w:shd w:fill="FFFFFF"/>
             <w:tcBorders>
-              <w:top w:val="single" w:sz="24" w:space="0" w:color="000000"/>
-              <w:left w:val="single" w:sz="24" w:space="0" w:color="000000"/>
-              <w:bottom w:val="single" w:sz="24" w:space="0" w:color="000000"/>
-              <w:right w:val="single" w:sz="24" w:space="0" w:color="000000"/>
+              <w:top w:val="single" w:sz="8" w:space="0" w:color="000000"/>
+              <w:left w:val="single" w:sz="8" w:space="0" w:color="000000"/>
+              <w:bottom w:val="single" w:sz="8" w:space="0" w:color="000000"/>
+              <w:right w:val="single" w:sz="8" w:space="0" w:color="000000"/>
             </w:tcBorders>
           </w:tcPr>
           <w:p>
@@ -60,10 +60,10 @@
             <w:vAlign w:val="center"/>
             <w:shd w:fill="FFFFFF"/>
             <w:tcBorders>
-              <w:top w:val="single" w:sz="24" w:space="0" w:color="000000"/>
-              <w:left w:val="single" w:sz="24" w:space="0" w:color="000000"/>
-              <w:bottom w:val="single" w:sz="24" w:space="0" w:color="000000"/>
-              <w:right w:val="single" w:sz="24" w:space="0" w:color="000000"/>
+              <w:top w:val="single" w:sz="8" w:space="0" w:color="000000"/>
+              <w:left w:val="single" w:sz="8" w:space="0" w:color="000000"/>
+              <w:bottom w:val="single" w:sz="8" w:space="0" w:color="000000"/>
+              <w:right w:val="single" w:sz="8" w:space="0" w:color="000000"/>
             </w:tcBorders>
           </w:tcPr>
           <w:p>
@@ -166,10 +166,10 @@
             <w:vAlign w:val="center"/>
             <w:shd w:fill="FFFFFF"/>
             <w:tcBorders>
-              <w:top w:val="single" w:sz="24" w:space="0" w:color="000000"/>
-              <w:left w:val="single" w:sz="24" w:space="0" w:color="000000"/>
-              <w:bottom w:val="single" w:sz="24" w:space="0" w:color="000000"/>
-              <w:right w:val="single" w:sz="24" w:space="0" w:color="000000"/>
+              <w:top w:val="single" w:sz="8" w:space="0" w:color="000000"/>
+              <w:left w:val="single" w:sz="8" w:space="0" w:color="000000"/>
+              <w:bottom w:val="single" w:sz="8" w:space="0" w:color="000000"/>
+              <w:right w:val="single" w:sz="8" w:space="0" w:color="000000"/>
             </w:tcBorders>
           </w:tcPr>
           <w:p>
@@ -196,12 +196,12 @@
         <w:tblLayout w:type="fixed"/>
         <w:tblLook w:firstColumn="1" w:firstRow="1" w:lastColumn="0" w:lastRow="0" w:noHBand="0" w:noVBand="1" w:val="04A0"/>
         <w:tblBorders>
-          <w:top w:val="single" w:sz="24" w:space="0" w:color="000000"/>
-          <w:left w:val="single" w:sz="24" w:space="0" w:color="000000"/>
-          <w:bottom w:val="single" w:sz="24" w:space="0" w:color="000000"/>
-          <w:right w:val="single" w:sz="24" w:space="0" w:color="000000"/>
-          <w:insideH w:val="single" w:sz="24" w:space="0" w:color="000000"/>
-          <w:insideV w:val="single" w:sz="24" w:space="0" w:color="000000"/>
+          <w:top w:val="single" w:sz="8" w:space="0" w:color="000000"/>
+          <w:left w:val="single" w:sz="8" w:space="0" w:color="000000"/>
+          <w:bottom w:val="single" w:sz="8" w:space="0" w:color="000000"/>
+          <w:right w:val="single" w:sz="8" w:space="0" w:color="000000"/>
+          <w:insideH w:val="single" w:sz="8" w:space="0" w:color="000000"/>
+          <w:insideV w:val="single" w:sz="8" w:space="0" w:color="000000"/>
         </w:tblBorders>
       </w:tblPr>
       <w:tblGrid>
@@ -246,7 +246,7 @@
               <w:rPr>
                 <w:sz w:val="22"/>
               </w:rPr>
-              <w:t>Utilizar PROCV para buscar valores em tabelas de referência</w:t>
+              <w:t>Estruturar tabela para PROCV</w:t>
             </w:r>
           </w:p>
           <w:p>
@@ -267,7 +267,7 @@
               <w:rPr>
                 <w:sz w:val="22"/>
               </w:rPr>
-              <w:t>Uma empresa possui tabela de vendedores com ID (coluna A), Nome (coluna B), Salário Base (coluna C). O vendedor com ID 102 é Maria Santos com salário 2.800.</w:t>
+              <w:t>ID deve estar na PRIMEIRA coluna. Estrutura: ID | Nome | Salário | Departamento</w:t>
             </w:r>
           </w:p>
           <w:p>
@@ -288,7 +288,7 @@
               <w:rPr>
                 <w:sz w:val="22"/>
               </w:rPr>
-              <w:t>Qual fórmula PROCV busca corretamente o NOME do vendedor em A2?</w:t>
+              <w:t>Por que ID precisa ser a 1ª coluna?</w:t>
             </w:r>
           </w:p>
           <w:p>
@@ -315,7 +315,7 @@
               <w:rPr>
                 <w:sz w:val="22"/>
               </w:rPr>
-              <w:t>a) =PROCV(A2;Vendedores!A:D;1;FALSO)</w:t>
+              <w:t>a) Esteticamente melhor</w:t>
             </w:r>
           </w:p>
           <w:p>
@@ -327,7 +327,7 @@
               <w:rPr>
                 <w:sz w:val="22"/>
               </w:rPr>
-              <w:t>b) =PROCV(A2;Vendedores!A:D;2;FALSO)</w:t>
+              <w:t>b) PROCV busca a partir da 1ª coluna</w:t>
             </w:r>
           </w:p>
           <w:p>
@@ -339,7 +339,7 @@
               <w:rPr>
                 <w:sz w:val="22"/>
               </w:rPr>
-              <w:t>c) =PROCV(A2;Vendedores!A:D;3;FALSO)</w:t>
+              <w:t>c) Por tradição</w:t>
             </w:r>
           </w:p>
           <w:p>
@@ -351,7 +351,7 @@
               <w:rPr>
                 <w:sz w:val="22"/>
               </w:rPr>
-              <w:t>d) =PROCV(A2;Vendedores!A:B;2;VERDADEIRO)</w:t>
+              <w:t>d) Não importa a posição</w:t>
             </w:r>
           </w:p>
           <w:p>
@@ -363,7 +363,7 @@
               <w:rPr>
                 <w:sz w:val="22"/>
               </w:rPr>
-              <w:t>e) =PROCV(2;Vendedores!A:D;2;FALSO)</w:t>
+              <w:t>e) Excel exige assim</w:t>
             </w:r>
           </w:p>
         </w:tc>
@@ -376,12 +376,12 @@
         <w:tblLayout w:type="fixed"/>
         <w:tblLook w:firstColumn="1" w:firstRow="1" w:lastColumn="0" w:lastRow="0" w:noHBand="0" w:noVBand="1" w:val="04A0"/>
         <w:tblBorders>
-          <w:top w:val="single" w:sz="24" w:space="0" w:color="000000"/>
-          <w:left w:val="single" w:sz="24" w:space="0" w:color="000000"/>
-          <w:bottom w:val="single" w:sz="24" w:space="0" w:color="000000"/>
-          <w:right w:val="single" w:sz="24" w:space="0" w:color="000000"/>
-          <w:insideH w:val="single" w:sz="24" w:space="0" w:color="000000"/>
-          <w:insideV w:val="single" w:sz="24" w:space="0" w:color="000000"/>
+          <w:top w:val="single" w:sz="8" w:space="0" w:color="000000"/>
+          <w:left w:val="single" w:sz="8" w:space="0" w:color="000000"/>
+          <w:bottom w:val="single" w:sz="8" w:space="0" w:color="000000"/>
+          <w:right w:val="single" w:sz="8" w:space="0" w:color="000000"/>
+          <w:insideH w:val="single" w:sz="8" w:space="0" w:color="000000"/>
+          <w:insideV w:val="single" w:sz="8" w:space="0" w:color="000000"/>
         </w:tblBorders>
       </w:tblPr>
       <w:tblGrid>
@@ -426,7 +426,7 @@
               <w:rPr>
                 <w:sz w:val="22"/>
               </w:rPr>
-              <w:t>Reconhecer limites e corrigir erros da função PROCV</w:t>
+              <w:t>Identificar número de coluna em PROCV</w:t>
             </w:r>
           </w:p>
           <w:p>
@@ -447,7 +447,7 @@
               <w:rPr>
                 <w:sz w:val="22"/>
               </w:rPr>
-              <w:t>PROCV busca apenas em colunas à DIREITA de seu ponto de partida e retorna erro #N/D quando não encontra valores.</w:t>
+              <w:t>Tabela: Col 1=ID, Col 2=Nome, Col 3=Salário, Col 4=Depto. Buscar Nome</w:t>
             </w:r>
           </w:p>
           <w:p>
@@ -468,7 +468,7 @@
               <w:rPr>
                 <w:sz w:val="22"/>
               </w:rPr>
-              <w:t>Para evitar mensagens de erro #N/D e exibir "Vendedor Não Encontrado", qual função deve envolver o PROCV?</w:t>
+              <w:t>Qual número de coluna em PROCV?</w:t>
             </w:r>
           </w:p>
           <w:p>
@@ -495,7 +495,7 @@
               <w:rPr>
                 <w:sz w:val="22"/>
               </w:rPr>
-              <w:t>a) SE</w:t>
+              <w:t>a) 1</w:t>
             </w:r>
           </w:p>
           <w:p>
@@ -507,7 +507,7 @@
               <w:rPr>
                 <w:sz w:val="22"/>
               </w:rPr>
-              <w:t>b) SEERRO</w:t>
+              <w:t>b) 2</w:t>
             </w:r>
           </w:p>
           <w:p>
@@ -519,7 +519,7 @@
               <w:rPr>
                 <w:sz w:val="22"/>
               </w:rPr>
-              <w:t>c) IFERROR</w:t>
+              <w:t>c) 3</w:t>
             </w:r>
           </w:p>
           <w:p>
@@ -531,7 +531,7 @@
               <w:rPr>
                 <w:sz w:val="22"/>
               </w:rPr>
-              <w:t>d) IFNA</w:t>
+              <w:t>d) 4</w:t>
             </w:r>
           </w:p>
           <w:p>
@@ -543,7 +543,7 @@
               <w:rPr>
                 <w:sz w:val="22"/>
               </w:rPr>
-              <w:t>e) ERRO.TIPO</w:t>
+              <w:t>e) 0</w:t>
             </w:r>
           </w:p>
         </w:tc>
@@ -556,12 +556,12 @@
         <w:tblLayout w:type="fixed"/>
         <w:tblLook w:firstColumn="1" w:firstRow="1" w:lastColumn="0" w:lastRow="0" w:noHBand="0" w:noVBand="1" w:val="04A0"/>
         <w:tblBorders>
-          <w:top w:val="single" w:sz="24" w:space="0" w:color="000000"/>
-          <w:left w:val="single" w:sz="24" w:space="0" w:color="000000"/>
-          <w:bottom w:val="single" w:sz="24" w:space="0" w:color="000000"/>
-          <w:right w:val="single" w:sz="24" w:space="0" w:color="000000"/>
-          <w:insideH w:val="single" w:sz="24" w:space="0" w:color="000000"/>
-          <w:insideV w:val="single" w:sz="24" w:space="0" w:color="000000"/>
+          <w:top w:val="single" w:sz="8" w:space="0" w:color="000000"/>
+          <w:left w:val="single" w:sz="8" w:space="0" w:color="000000"/>
+          <w:bottom w:val="single" w:sz="8" w:space="0" w:color="000000"/>
+          <w:right w:val="single" w:sz="8" w:space="0" w:color="000000"/>
+          <w:insideH w:val="single" w:sz="8" w:space="0" w:color="000000"/>
+          <w:insideV w:val="single" w:sz="8" w:space="0" w:color="000000"/>
         </w:tblBorders>
       </w:tblPr>
       <w:tblGrid>
@@ -606,7 +606,7 @@
               <w:rPr>
                 <w:sz w:val="22"/>
               </w:rPr>
-              <w:t>Aplicar ÍNDICE e CORRESPONDÊNCIA como alternativa a PROCV</w:t>
+              <w:t>Aplicar PROCV correto</w:t>
             </w:r>
           </w:p>
           <w:p>
@@ -627,7 +627,7 @@
               <w:rPr>
                 <w:sz w:val="22"/>
               </w:rPr>
-              <w:t>ÍNDICE/CORRESPONDÊNCIA é mais flexível que PROCV. CORRESPONDÊNCIA encontra a posição de um valor, e ÍNDICE extrai o valor dessa posição.</w:t>
+              <w:t>Procurar ID 102 e retornar Nome (coluna 2)</w:t>
             </w:r>
           </w:p>
           <w:p>
@@ -648,7 +648,7 @@
               <w:rPr>
                 <w:sz w:val="22"/>
               </w:rPr>
-              <w:t>Na fórmula =ÍNDICE(Vendedores!D:D;CORRESPONDÊNCIA(A2;Vendedores!A:A;0)), qual é a função de CORRESPONDÊNCIA?</w:t>
+              <w:t>=PROCV(A2;Vendedores!A:D;X;FALSO). X é:</w:t>
             </w:r>
           </w:p>
           <w:p>
@@ -675,7 +675,7 @@
               <w:rPr>
                 <w:sz w:val="22"/>
               </w:rPr>
-              <w:t>a) Extrair o valor do departamento</w:t>
+              <w:t>a) 1</w:t>
             </w:r>
           </w:p>
           <w:p>
@@ -687,7 +687,7 @@
               <w:rPr>
                 <w:sz w:val="22"/>
               </w:rPr>
-              <w:t>b) Retornar a coluna D</w:t>
+              <w:t>b) 2</w:t>
             </w:r>
           </w:p>
           <w:p>
@@ -699,7 +699,7 @@
               <w:rPr>
                 <w:sz w:val="22"/>
               </w:rPr>
-              <w:t>c) Encontrar em qual linha está o ID (retorna número)</w:t>
+              <w:t>c) 3</w:t>
             </w:r>
           </w:p>
           <w:p>
@@ -711,7 +711,7 @@
               <w:rPr>
                 <w:sz w:val="22"/>
               </w:rPr>
-              <w:t>d) Validar se o ID existe</w:t>
+              <w:t>d) 4</w:t>
             </w:r>
           </w:p>
           <w:p>
@@ -723,7 +723,7 @@
               <w:rPr>
                 <w:sz w:val="22"/>
               </w:rPr>
-              <w:t>e) Somar todos os departamentos</w:t>
+              <w:t>e) 0</w:t>
             </w:r>
           </w:p>
         </w:tc>
@@ -736,12 +736,12 @@
         <w:tblLayout w:type="fixed"/>
         <w:tblLook w:firstColumn="1" w:firstRow="1" w:lastColumn="0" w:lastRow="0" w:noHBand="0" w:noVBand="1" w:val="04A0"/>
         <w:tblBorders>
-          <w:top w:val="single" w:sz="24" w:space="0" w:color="000000"/>
-          <w:left w:val="single" w:sz="24" w:space="0" w:color="000000"/>
-          <w:bottom w:val="single" w:sz="24" w:space="0" w:color="000000"/>
-          <w:right w:val="single" w:sz="24" w:space="0" w:color="000000"/>
-          <w:insideH w:val="single" w:sz="24" w:space="0" w:color="000000"/>
-          <w:insideV w:val="single" w:sz="24" w:space="0" w:color="000000"/>
+          <w:top w:val="single" w:sz="8" w:space="0" w:color="000000"/>
+          <w:left w:val="single" w:sz="8" w:space="0" w:color="000000"/>
+          <w:bottom w:val="single" w:sz="8" w:space="0" w:color="000000"/>
+          <w:right w:val="single" w:sz="8" w:space="0" w:color="000000"/>
+          <w:insideH w:val="single" w:sz="8" w:space="0" w:color="000000"/>
+          <w:insideV w:val="single" w:sz="8" w:space="0" w:color="000000"/>
         </w:tblBorders>
       </w:tblPr>
       <w:tblGrid>
@@ -786,7 +786,7 @@
               <w:rPr>
                 <w:sz w:val="22"/>
               </w:rPr>
-              <w:t>Aplicar fórmulas de busca condicionais para cálculos de comissão</w:t>
+              <w:t>Reconhecer erro #N/D em PROCV</w:t>
             </w:r>
           </w:p>
           <w:p>
@@ -807,7 +807,7 @@
               <w:rPr>
                 <w:sz w:val="22"/>
               </w:rPr>
-              <w:t>A comissão depende do faturamento: se &lt; 15.000 = 3%, se &lt; 18.000 = 5%, senão = 8%.</w:t>
+              <w:t>ID 999 não existe na tabela de vendedores</w:t>
             </w:r>
           </w:p>
           <w:p>
@@ -828,7 +828,7 @@
               <w:rPr>
                 <w:sz w:val="22"/>
               </w:rPr>
-              <w:t>Qual fórmula SE ANINHADA calcula CORRETAMENTE a taxa de comissão para faturamento em D2?</w:t>
+              <w:t>PROCV retorna qual erro?</w:t>
             </w:r>
           </w:p>
           <w:p>
@@ -855,7 +855,7 @@
               <w:rPr>
                 <w:sz w:val="22"/>
               </w:rPr>
-              <w:t>a) =SE(D2&lt;15000;0,03;0,05)</w:t>
+              <w:t>a) #DIV/0!</w:t>
             </w:r>
           </w:p>
           <w:p>
@@ -867,7 +867,7 @@
               <w:rPr>
                 <w:sz w:val="22"/>
               </w:rPr>
-              <w:t>b) =SE(D2&lt;15000;D2*0,03;D2*0,05)</w:t>
+              <w:t>b) #N/D</w:t>
             </w:r>
           </w:p>
           <w:p>
@@ -879,7 +879,7 @@
               <w:rPr>
                 <w:sz w:val="22"/>
               </w:rPr>
-              <w:t>c) =SE(D2&lt;15000;0,03;SE(D2&lt;18000;0,05;0,08))</w:t>
+              <w:t>c) #VALUE!</w:t>
             </w:r>
           </w:p>
           <w:p>
@@ -891,7 +891,7 @@
               <w:rPr>
                 <w:sz w:val="22"/>
               </w:rPr>
-              <w:t>d) =SE(D2&gt;15000;0,03;0,08)</w:t>
+              <w:t>d) #REF!</w:t>
             </w:r>
           </w:p>
           <w:p>
@@ -903,7 +903,7 @@
               <w:rPr>
                 <w:sz w:val="22"/>
               </w:rPr>
-              <w:t>e) =SE(D2=15000;0,05;0,08)</w:t>
+              <w:t>e) Nenhum</w:t>
             </w:r>
           </w:p>
         </w:tc>
@@ -916,12 +916,12 @@
         <w:tblLayout w:type="fixed"/>
         <w:tblLook w:firstColumn="1" w:firstRow="1" w:lastColumn="0" w:lastRow="0" w:noHBand="0" w:noVBand="1" w:val="04A0"/>
         <w:tblBorders>
-          <w:top w:val="single" w:sz="24" w:space="0" w:color="000000"/>
-          <w:left w:val="single" w:sz="24" w:space="0" w:color="000000"/>
-          <w:bottom w:val="single" w:sz="24" w:space="0" w:color="000000"/>
-          <w:right w:val="single" w:sz="24" w:space="0" w:color="000000"/>
-          <w:insideH w:val="single" w:sz="24" w:space="0" w:color="000000"/>
-          <w:insideV w:val="single" w:sz="24" w:space="0" w:color="000000"/>
+          <w:top w:val="single" w:sz="8" w:space="0" w:color="000000"/>
+          <w:left w:val="single" w:sz="8" w:space="0" w:color="000000"/>
+          <w:bottom w:val="single" w:sz="8" w:space="0" w:color="000000"/>
+          <w:right w:val="single" w:sz="8" w:space="0" w:color="000000"/>
+          <w:insideH w:val="single" w:sz="8" w:space="0" w:color="000000"/>
+          <w:insideV w:val="single" w:sz="8" w:space="0" w:color="000000"/>
         </w:tblBorders>
       </w:tblPr>
       <w:tblGrid>
@@ -966,7 +966,7 @@
               <w:rPr>
                 <w:sz w:val="22"/>
               </w:rPr>
-              <w:t>Integrar múltiplas funções para análise de dados de vendas</w:t>
+              <w:t>Usar SEERRO para tratamento de erro</w:t>
             </w:r>
           </w:p>
           <w:p>
@@ -987,7 +987,7 @@
               <w:rPr>
                 <w:sz w:val="22"/>
               </w:rPr>
-              <w:t>Vendedor ID 102 (Maria) faturou 18.500. Seu salário base é 2.800. A comissão de 18.500 com taxa 5% é 925.</w:t>
+              <w:t>Para evitar #N/D e mostrar "Não encontrado"</w:t>
             </w:r>
           </w:p>
           <w:p>
@@ -1008,7 +1008,7 @@
               <w:rPr>
                 <w:sz w:val="22"/>
               </w:rPr>
-              <w:t>Qual é a fórmula CORRETA para calcular o valor da comissão diretamente?</w:t>
+              <w:t>=SEERRO(PROCV(...), X). X é:</w:t>
             </w:r>
           </w:p>
           <w:p>
@@ -1035,7 +1035,7 @@
               <w:rPr>
                 <w:sz w:val="22"/>
               </w:rPr>
-              <w:t>a) =18500 * 0,05</w:t>
+              <w:t>a) "Erro"</w:t>
             </w:r>
           </w:p>
           <w:p>
@@ -1047,7 +1047,7 @@
               <w:rPr>
                 <w:sz w:val="22"/>
               </w:rPr>
-              <w:t>b) =D2 * SE(D2&lt;15000;0,03;SE(D2&lt;18000;0,05;0,08))</w:t>
+              <w:t>b) "Não encontrado"</w:t>
             </w:r>
           </w:p>
           <w:p>
@@ -1059,7 +1059,7 @@
               <w:rPr>
                 <w:sz w:val="22"/>
               </w:rPr>
-              <w:t>c) =PROCV(102;Vendedores!A:D;3;FALSO) * 0,05</w:t>
+              <w:t>c) 0</w:t>
             </w:r>
           </w:p>
           <w:p>
@@ -1071,7 +1071,7 @@
               <w:rPr>
                 <w:sz w:val="22"/>
               </w:rPr>
-              <w:t>d) =18500 * 5%</w:t>
+              <w:t>d) ""</w:t>
             </w:r>
           </w:p>
           <w:p>
@@ -1083,7 +1083,7 @@
               <w:rPr>
                 <w:sz w:val="22"/>
               </w:rPr>
-              <w:t>e) =SOMA(D2) * 0,05</w:t>
+              <w:t>e) FALSE</w:t>
             </w:r>
           </w:p>
         </w:tc>
@@ -1096,12 +1096,12 @@
         <w:tblLayout w:type="fixed"/>
         <w:tblLook w:firstColumn="1" w:firstRow="1" w:lastColumn="0" w:lastRow="0" w:noHBand="0" w:noVBand="1" w:val="04A0"/>
         <w:tblBorders>
-          <w:top w:val="single" w:sz="24" w:space="0" w:color="000000"/>
-          <w:left w:val="single" w:sz="24" w:space="0" w:color="000000"/>
-          <w:bottom w:val="single" w:sz="24" w:space="0" w:color="000000"/>
-          <w:right w:val="single" w:sz="24" w:space="0" w:color="000000"/>
-          <w:insideH w:val="single" w:sz="24" w:space="0" w:color="000000"/>
-          <w:insideV w:val="single" w:sz="24" w:space="0" w:color="000000"/>
+          <w:top w:val="single" w:sz="8" w:space="0" w:color="000000"/>
+          <w:left w:val="single" w:sz="8" w:space="0" w:color="000000"/>
+          <w:bottom w:val="single" w:sz="8" w:space="0" w:color="000000"/>
+          <w:right w:val="single" w:sz="8" w:space="0" w:color="000000"/>
+          <w:insideH w:val="single" w:sz="8" w:space="0" w:color="000000"/>
+          <w:insideV w:val="single" w:sz="8" w:space="0" w:color="000000"/>
         </w:tblBorders>
       </w:tblPr>
       <w:tblGrid>
@@ -1146,7 +1146,7 @@
               <w:rPr>
                 <w:sz w:val="22"/>
               </w:rPr>
-              <w:t>Validar dados buscados com comparações lógicas</w:t>
+              <w:t>Aplicar ÍNDICE e CORRESPONDÊNCIA</w:t>
             </w:r>
           </w:p>
           <w:p>
@@ -1167,7 +1167,7 @@
               <w:rPr>
                 <w:sz w:val="22"/>
               </w:rPr>
-              <w:t>Após usar PROCV para buscar o salário do vendedor, é importante validar se o resultado é &gt; 0 (valor válido).</w:t>
+              <w:t>CORRESPONDÊNCIA encontra linha. ÍNDICE extrai valor. Buscar departamento de ID 102</w:t>
             </w:r>
           </w:p>
           <w:p>
@@ -1188,7 +1188,7 @@
               <w:rPr>
                 <w:sz w:val="22"/>
               </w:rPr>
-              <w:t>Qual fórmula valida corretamente que o salário encontrado é MAIOR que zero?</w:t>
+              <w:t>=ÍNDICE(Col_Depto; CORRESPONDÊNCIA(102; Col_ID; 0))</w:t>
             </w:r>
           </w:p>
           <w:p>
@@ -1215,7 +1215,7 @@
               <w:rPr>
                 <w:sz w:val="22"/>
               </w:rPr>
-              <w:t>a) =PROCV(A2;...)&lt;0</w:t>
+              <w:t>a) Retorna ID</w:t>
             </w:r>
           </w:p>
           <w:p>
@@ -1227,7 +1227,7 @@
               <w:rPr>
                 <w:sz w:val="22"/>
               </w:rPr>
-              <w:t>b) =PROCV(A2;...)&gt;0</w:t>
+              <w:t>b) Retorna Departamento</w:t>
             </w:r>
           </w:p>
           <w:p>
@@ -1239,7 +1239,7 @@
               <w:rPr>
                 <w:sz w:val="22"/>
               </w:rPr>
-              <w:t>c) =SE(PROCV(A2;...)&gt;0;"Válido";"Erro")</w:t>
+              <w:t>c) Retorna Erro</w:t>
             </w:r>
           </w:p>
           <w:p>
@@ -1251,7 +1251,7 @@
               <w:rPr>
                 <w:sz w:val="22"/>
               </w:rPr>
-              <w:t>d) =PROCV(A2;...)&lt;&gt;0</w:t>
+              <w:t>d) Retorna Nome</w:t>
             </w:r>
           </w:p>
           <w:p>
@@ -1263,7 +1263,1267 @@
               <w:rPr>
                 <w:sz w:val="22"/>
               </w:rPr>
-              <w:t>e) =PROCV(A2;...)=0</w:t>
+              <w:t>e) Retorna Salário</w:t>
+            </w:r>
+          </w:p>
+        </w:tc>
+      </w:tr>
+    </w:tbl>
+    <w:p/>
+    <w:tbl>
+      <w:tblPr>
+        <w:tblW w:type="auto" w:w="0"/>
+        <w:tblLayout w:type="fixed"/>
+        <w:tblLook w:firstColumn="1" w:firstRow="1" w:lastColumn="0" w:lastRow="0" w:noHBand="0" w:noVBand="1" w:val="04A0"/>
+        <w:tblBorders>
+          <w:top w:val="single" w:sz="8" w:space="0" w:color="000000"/>
+          <w:left w:val="single" w:sz="8" w:space="0" w:color="000000"/>
+          <w:bottom w:val="single" w:sz="8" w:space="0" w:color="000000"/>
+          <w:right w:val="single" w:sz="8" w:space="0" w:color="000000"/>
+          <w:insideH w:val="single" w:sz="8" w:space="0" w:color="000000"/>
+          <w:insideV w:val="single" w:sz="8" w:space="0" w:color="000000"/>
+        </w:tblBorders>
+      </w:tblPr>
+      <w:tblGrid>
+        <w:gridCol w:w="10080"/>
+      </w:tblGrid>
+      <w:tr>
+        <w:tc>
+          <w:tcPr>
+            <w:tcW w:type="dxa" w:w="10080"/>
+            <w:shd w:fill="FFFFFF"/>
+          </w:tcPr>
+          <w:p>
+            <w:pPr>
+              <w:spacing w:before="0" w:after="120"/>
+              <w:shd w:fill="004284"/>
+            </w:pPr>
+            <w:r/>
+            <w:r>
+              <w:rPr>
+                <w:b/>
+                <w:color w:val="FFFFFF"/>
+                <w:sz w:val="24"/>
+              </w:rPr>
+              <w:t>ITEM 7</w:t>
+            </w:r>
+          </w:p>
+          <w:p>
+            <w:pPr>
+              <w:spacing w:before="60" w:after="60"/>
+              <w:ind w:left="360"/>
+            </w:pPr>
+            <w:r>
+              <w:rPr>
+                <w:b/>
+                <w:i/>
+                <w:color w:val="004284"/>
+                <w:sz w:val="22"/>
+              </w:rPr>
+              <w:t xml:space="preserve">CAPACIDADE: </w:t>
+            </w:r>
+            <w:r>
+              <w:rPr>
+                <w:sz w:val="22"/>
+              </w:rPr>
+              <w:t>Entender CORRESPONDÊNCIA com 0 ou 1</w:t>
+            </w:r>
+          </w:p>
+          <w:p>
+            <w:pPr>
+              <w:spacing w:before="60" w:after="60"/>
+              <w:ind w:left="360"/>
+            </w:pPr>
+            <w:r>
+              <w:rPr>
+                <w:b/>
+                <w:i/>
+                <w:color w:val="004284"/>
+                <w:sz w:val="22"/>
+              </w:rPr>
+              <w:t xml:space="preserve">Contexto: </w:t>
+            </w:r>
+            <w:r>
+              <w:rPr>
+                <w:sz w:val="22"/>
+              </w:rPr>
+              <w:t>CORRESPONDÊNCIA(..., ..., 0) = busca EXATA. CORRESPONDÊNCIA(..., ..., 1) = busca maior/igual</w:t>
+            </w:r>
+          </w:p>
+          <w:p>
+            <w:pPr>
+              <w:spacing w:before="60" w:after="60"/>
+              <w:ind w:left="360"/>
+            </w:pPr>
+            <w:r>
+              <w:rPr>
+                <w:b/>
+                <w:i/>
+                <w:color w:val="004284"/>
+                <w:sz w:val="22"/>
+              </w:rPr>
+              <w:t xml:space="preserve">Comando: </w:t>
+            </w:r>
+            <w:r>
+              <w:rPr>
+                <w:sz w:val="22"/>
+              </w:rPr>
+              <w:t>Para faturamento em tabela de comissões, usar:</w:t>
+            </w:r>
+          </w:p>
+          <w:p>
+            <w:pPr>
+              <w:spacing w:before="60" w:after="60"/>
+              <w:ind w:left="360"/>
+            </w:pPr>
+            <w:r>
+              <w:rPr>
+                <w:b/>
+                <w:i/>
+                <w:color w:val="004284"/>
+                <w:sz w:val="22"/>
+              </w:rPr>
+              <w:t>Alternativas:</w:t>
+            </w:r>
+          </w:p>
+          <w:p>
+            <w:pPr>
+              <w:spacing w:before="20" w:after="20"/>
+              <w:ind w:left="720"/>
+            </w:pPr>
+            <w:r>
+              <w:rPr>
+                <w:sz w:val="22"/>
+              </w:rPr>
+              <w:t>a) 0 (exato)</w:t>
+            </w:r>
+          </w:p>
+          <w:p>
+            <w:pPr>
+              <w:spacing w:before="20" w:after="20"/>
+              <w:ind w:left="720"/>
+            </w:pPr>
+            <w:r>
+              <w:rPr>
+                <w:sz w:val="22"/>
+              </w:rPr>
+              <w:t>b) 1 (maior/igual)</w:t>
+            </w:r>
+          </w:p>
+          <w:p>
+            <w:pPr>
+              <w:spacing w:before="20" w:after="20"/>
+              <w:ind w:left="720"/>
+            </w:pPr>
+            <w:r>
+              <w:rPr>
+                <w:sz w:val="22"/>
+              </w:rPr>
+              <w:t>c) -1</w:t>
+            </w:r>
+          </w:p>
+          <w:p>
+            <w:pPr>
+              <w:spacing w:before="20" w:after="20"/>
+              <w:ind w:left="720"/>
+            </w:pPr>
+            <w:r>
+              <w:rPr>
+                <w:sz w:val="22"/>
+              </w:rPr>
+              <w:t>d) Não importa</w:t>
+            </w:r>
+          </w:p>
+          <w:p>
+            <w:pPr>
+              <w:spacing w:before="20" w:after="20"/>
+              <w:ind w:left="720"/>
+            </w:pPr>
+            <w:r>
+              <w:rPr>
+                <w:sz w:val="22"/>
+              </w:rPr>
+              <w:t>e) 2</w:t>
+            </w:r>
+          </w:p>
+        </w:tc>
+      </w:tr>
+    </w:tbl>
+    <w:p/>
+    <w:tbl>
+      <w:tblPr>
+        <w:tblW w:type="auto" w:w="0"/>
+        <w:tblLayout w:type="fixed"/>
+        <w:tblLook w:firstColumn="1" w:firstRow="1" w:lastColumn="0" w:lastRow="0" w:noHBand="0" w:noVBand="1" w:val="04A0"/>
+        <w:tblBorders>
+          <w:top w:val="single" w:sz="8" w:space="0" w:color="000000"/>
+          <w:left w:val="single" w:sz="8" w:space="0" w:color="000000"/>
+          <w:bottom w:val="single" w:sz="8" w:space="0" w:color="000000"/>
+          <w:right w:val="single" w:sz="8" w:space="0" w:color="000000"/>
+          <w:insideH w:val="single" w:sz="8" w:space="0" w:color="000000"/>
+          <w:insideV w:val="single" w:sz="8" w:space="0" w:color="000000"/>
+        </w:tblBorders>
+      </w:tblPr>
+      <w:tblGrid>
+        <w:gridCol w:w="10080"/>
+      </w:tblGrid>
+      <w:tr>
+        <w:tc>
+          <w:tcPr>
+            <w:tcW w:type="dxa" w:w="10080"/>
+            <w:shd w:fill="FFFFFF"/>
+          </w:tcPr>
+          <w:p>
+            <w:pPr>
+              <w:spacing w:before="0" w:after="120"/>
+              <w:shd w:fill="004284"/>
+            </w:pPr>
+            <w:r/>
+            <w:r>
+              <w:rPr>
+                <w:b/>
+                <w:color w:val="FFFFFF"/>
+                <w:sz w:val="24"/>
+              </w:rPr>
+              <w:t>ITEM 8</w:t>
+            </w:r>
+          </w:p>
+          <w:p>
+            <w:pPr>
+              <w:spacing w:before="60" w:after="60"/>
+              <w:ind w:left="360"/>
+            </w:pPr>
+            <w:r>
+              <w:rPr>
+                <w:b/>
+                <w:i/>
+                <w:color w:val="004284"/>
+                <w:sz w:val="22"/>
+              </w:rPr>
+              <w:t xml:space="preserve">CAPACIDADE: </w:t>
+            </w:r>
+            <w:r>
+              <w:rPr>
+                <w:sz w:val="22"/>
+              </w:rPr>
+              <w:t>Aplicar SE simples para condição</w:t>
+            </w:r>
+          </w:p>
+          <w:p>
+            <w:pPr>
+              <w:spacing w:before="60" w:after="60"/>
+              <w:ind w:left="360"/>
+            </w:pPr>
+            <w:r>
+              <w:rPr>
+                <w:b/>
+                <w:i/>
+                <w:color w:val="004284"/>
+                <w:sz w:val="22"/>
+              </w:rPr>
+              <w:t xml:space="preserve">Contexto: </w:t>
+            </w:r>
+            <w:r>
+              <w:rPr>
+                <w:sz w:val="22"/>
+              </w:rPr>
+              <w:t>Se faturamento &lt; 15000, comissão = 3%</w:t>
+            </w:r>
+          </w:p>
+          <w:p>
+            <w:pPr>
+              <w:spacing w:before="60" w:after="60"/>
+              <w:ind w:left="360"/>
+            </w:pPr>
+            <w:r>
+              <w:rPr>
+                <w:b/>
+                <w:i/>
+                <w:color w:val="004284"/>
+                <w:sz w:val="22"/>
+              </w:rPr>
+              <w:t xml:space="preserve">Comando: </w:t>
+            </w:r>
+            <w:r>
+              <w:rPr>
+                <w:sz w:val="22"/>
+              </w:rPr>
+              <w:t>=SE(D2&lt;15000; X; Y). X e Y são:</w:t>
+            </w:r>
+          </w:p>
+          <w:p>
+            <w:pPr>
+              <w:spacing w:before="60" w:after="60"/>
+              <w:ind w:left="360"/>
+            </w:pPr>
+            <w:r>
+              <w:rPr>
+                <w:b/>
+                <w:i/>
+                <w:color w:val="004284"/>
+                <w:sz w:val="22"/>
+              </w:rPr>
+              <w:t>Alternativas:</w:t>
+            </w:r>
+          </w:p>
+          <w:p>
+            <w:pPr>
+              <w:spacing w:before="20" w:after="20"/>
+              <w:ind w:left="720"/>
+            </w:pPr>
+            <w:r>
+              <w:rPr>
+                <w:sz w:val="22"/>
+              </w:rPr>
+              <w:t>a) "Sim" e "Não"</w:t>
+            </w:r>
+          </w:p>
+          <w:p>
+            <w:pPr>
+              <w:spacing w:before="20" w:after="20"/>
+              <w:ind w:left="720"/>
+            </w:pPr>
+            <w:r>
+              <w:rPr>
+                <w:sz w:val="22"/>
+              </w:rPr>
+              <w:t>b) 0.03 e 0.05</w:t>
+            </w:r>
+          </w:p>
+          <w:p>
+            <w:pPr>
+              <w:spacing w:before="20" w:after="20"/>
+              <w:ind w:left="720"/>
+            </w:pPr>
+            <w:r>
+              <w:rPr>
+                <w:sz w:val="22"/>
+              </w:rPr>
+              <w:t>c) TRUE e FALSE</w:t>
+            </w:r>
+          </w:p>
+          <w:p>
+            <w:pPr>
+              <w:spacing w:before="20" w:after="20"/>
+              <w:ind w:left="720"/>
+            </w:pPr>
+            <w:r>
+              <w:rPr>
+                <w:sz w:val="22"/>
+              </w:rPr>
+              <w:t>d) D2*0.03 e D2*0.05</w:t>
+            </w:r>
+          </w:p>
+          <w:p>
+            <w:pPr>
+              <w:spacing w:before="20" w:after="20"/>
+              <w:ind w:left="720"/>
+            </w:pPr>
+            <w:r>
+              <w:rPr>
+                <w:sz w:val="22"/>
+              </w:rPr>
+              <w:t>e) "Baixo" e "Alto"</w:t>
+            </w:r>
+          </w:p>
+        </w:tc>
+      </w:tr>
+    </w:tbl>
+    <w:p/>
+    <w:tbl>
+      <w:tblPr>
+        <w:tblW w:type="auto" w:w="0"/>
+        <w:tblLayout w:type="fixed"/>
+        <w:tblLook w:firstColumn="1" w:firstRow="1" w:lastColumn="0" w:lastRow="0" w:noHBand="0" w:noVBand="1" w:val="04A0"/>
+        <w:tblBorders>
+          <w:top w:val="single" w:sz="8" w:space="0" w:color="000000"/>
+          <w:left w:val="single" w:sz="8" w:space="0" w:color="000000"/>
+          <w:bottom w:val="single" w:sz="8" w:space="0" w:color="000000"/>
+          <w:right w:val="single" w:sz="8" w:space="0" w:color="000000"/>
+          <w:insideH w:val="single" w:sz="8" w:space="0" w:color="000000"/>
+          <w:insideV w:val="single" w:sz="8" w:space="0" w:color="000000"/>
+        </w:tblBorders>
+      </w:tblPr>
+      <w:tblGrid>
+        <w:gridCol w:w="10080"/>
+      </w:tblGrid>
+      <w:tr>
+        <w:tc>
+          <w:tcPr>
+            <w:tcW w:type="dxa" w:w="10080"/>
+            <w:shd w:fill="FFFFFF"/>
+          </w:tcPr>
+          <w:p>
+            <w:pPr>
+              <w:spacing w:before="0" w:after="120"/>
+              <w:shd w:fill="004284"/>
+            </w:pPr>
+            <w:r/>
+            <w:r>
+              <w:rPr>
+                <w:b/>
+                <w:color w:val="FFFFFF"/>
+                <w:sz w:val="24"/>
+              </w:rPr>
+              <w:t>ITEM 9</w:t>
+            </w:r>
+          </w:p>
+          <w:p>
+            <w:pPr>
+              <w:spacing w:before="60" w:after="60"/>
+              <w:ind w:left="360"/>
+            </w:pPr>
+            <w:r>
+              <w:rPr>
+                <w:b/>
+                <w:i/>
+                <w:color w:val="004284"/>
+                <w:sz w:val="22"/>
+              </w:rPr>
+              <w:t xml:space="preserve">CAPACIDADE: </w:t>
+            </w:r>
+            <w:r>
+              <w:rPr>
+                <w:sz w:val="22"/>
+              </w:rPr>
+              <w:t>SE aninhado para múltiplas faixas</w:t>
+            </w:r>
+          </w:p>
+          <w:p>
+            <w:pPr>
+              <w:spacing w:before="60" w:after="60"/>
+              <w:ind w:left="360"/>
+            </w:pPr>
+            <w:r>
+              <w:rPr>
+                <w:b/>
+                <w:i/>
+                <w:color w:val="004284"/>
+                <w:sz w:val="22"/>
+              </w:rPr>
+              <w:t xml:space="preserve">Contexto: </w:t>
+            </w:r>
+            <w:r>
+              <w:rPr>
+                <w:sz w:val="22"/>
+              </w:rPr>
+              <w:t>&lt;15k=3%, 15-18k=5%, &gt;18k=8%</w:t>
+            </w:r>
+          </w:p>
+          <w:p>
+            <w:pPr>
+              <w:spacing w:before="60" w:after="60"/>
+              <w:ind w:left="360"/>
+            </w:pPr>
+            <w:r>
+              <w:rPr>
+                <w:b/>
+                <w:i/>
+                <w:color w:val="004284"/>
+                <w:sz w:val="22"/>
+              </w:rPr>
+              <w:t xml:space="preserve">Comando: </w:t>
+            </w:r>
+            <w:r>
+              <w:rPr>
+                <w:sz w:val="22"/>
+              </w:rPr>
+              <w:t>=SE(D2&lt;15000; 0.03; SE(D2&lt;18000; X; Y)). X e Y são:</w:t>
+            </w:r>
+          </w:p>
+          <w:p>
+            <w:pPr>
+              <w:spacing w:before="60" w:after="60"/>
+              <w:ind w:left="360"/>
+            </w:pPr>
+            <w:r>
+              <w:rPr>
+                <w:b/>
+                <w:i/>
+                <w:color w:val="004284"/>
+                <w:sz w:val="22"/>
+              </w:rPr>
+              <w:t>Alternativas:</w:t>
+            </w:r>
+          </w:p>
+          <w:p>
+            <w:pPr>
+              <w:spacing w:before="20" w:after="20"/>
+              <w:ind w:left="720"/>
+            </w:pPr>
+            <w:r>
+              <w:rPr>
+                <w:sz w:val="22"/>
+              </w:rPr>
+              <w:t>a) 0.03 e 0.08</w:t>
+            </w:r>
+          </w:p>
+          <w:p>
+            <w:pPr>
+              <w:spacing w:before="20" w:after="20"/>
+              <w:ind w:left="720"/>
+            </w:pPr>
+            <w:r>
+              <w:rPr>
+                <w:sz w:val="22"/>
+              </w:rPr>
+              <w:t>b) 0.05 e 0.08</w:t>
+            </w:r>
+          </w:p>
+          <w:p>
+            <w:pPr>
+              <w:spacing w:before="20" w:after="20"/>
+              <w:ind w:left="720"/>
+            </w:pPr>
+            <w:r>
+              <w:rPr>
+                <w:sz w:val="22"/>
+              </w:rPr>
+              <w:t>c) 0.08 e 0.05</w:t>
+            </w:r>
+          </w:p>
+          <w:p>
+            <w:pPr>
+              <w:spacing w:before="20" w:after="20"/>
+              <w:ind w:left="720"/>
+            </w:pPr>
+            <w:r>
+              <w:rPr>
+                <w:sz w:val="22"/>
+              </w:rPr>
+              <w:t>d) 0.03 e 0.05</w:t>
+            </w:r>
+          </w:p>
+          <w:p>
+            <w:pPr>
+              <w:spacing w:before="20" w:after="20"/>
+              <w:ind w:left="720"/>
+            </w:pPr>
+            <w:r>
+              <w:rPr>
+                <w:sz w:val="22"/>
+              </w:rPr>
+              <w:t>e) 0.08 e 0.03</w:t>
+            </w:r>
+          </w:p>
+        </w:tc>
+      </w:tr>
+    </w:tbl>
+    <w:p/>
+    <w:tbl>
+      <w:tblPr>
+        <w:tblW w:type="auto" w:w="0"/>
+        <w:tblLayout w:type="fixed"/>
+        <w:tblLook w:firstColumn="1" w:firstRow="1" w:lastColumn="0" w:lastRow="0" w:noHBand="0" w:noVBand="1" w:val="04A0"/>
+        <w:tblBorders>
+          <w:top w:val="single" w:sz="8" w:space="0" w:color="000000"/>
+          <w:left w:val="single" w:sz="8" w:space="0" w:color="000000"/>
+          <w:bottom w:val="single" w:sz="8" w:space="0" w:color="000000"/>
+          <w:right w:val="single" w:sz="8" w:space="0" w:color="000000"/>
+          <w:insideH w:val="single" w:sz="8" w:space="0" w:color="000000"/>
+          <w:insideV w:val="single" w:sz="8" w:space="0" w:color="000000"/>
+        </w:tblBorders>
+      </w:tblPr>
+      <w:tblGrid>
+        <w:gridCol w:w="10080"/>
+      </w:tblGrid>
+      <w:tr>
+        <w:tc>
+          <w:tcPr>
+            <w:tcW w:type="dxa" w:w="10080"/>
+            <w:shd w:fill="FFFFFF"/>
+          </w:tcPr>
+          <w:p>
+            <w:pPr>
+              <w:spacing w:before="0" w:after="120"/>
+              <w:shd w:fill="004284"/>
+            </w:pPr>
+            <w:r/>
+            <w:r>
+              <w:rPr>
+                <w:b/>
+                <w:color w:val="FFFFFF"/>
+                <w:sz w:val="24"/>
+              </w:rPr>
+              <w:t>ITEM 10</w:t>
+            </w:r>
+          </w:p>
+          <w:p>
+            <w:pPr>
+              <w:spacing w:before="60" w:after="60"/>
+              <w:ind w:left="360"/>
+            </w:pPr>
+            <w:r>
+              <w:rPr>
+                <w:b/>
+                <w:i/>
+                <w:color w:val="004284"/>
+                <w:sz w:val="22"/>
+              </w:rPr>
+              <w:t xml:space="preserve">CAPACIDADE: </w:t>
+            </w:r>
+            <w:r>
+              <w:rPr>
+                <w:sz w:val="22"/>
+              </w:rPr>
+              <w:t>Calcular comissão com fórmula integrada</w:t>
+            </w:r>
+          </w:p>
+          <w:p>
+            <w:pPr>
+              <w:spacing w:before="60" w:after="60"/>
+              <w:ind w:left="360"/>
+            </w:pPr>
+            <w:r>
+              <w:rPr>
+                <w:b/>
+                <w:i/>
+                <w:color w:val="004284"/>
+                <w:sz w:val="22"/>
+              </w:rPr>
+              <w:t xml:space="preserve">Contexto: </w:t>
+            </w:r>
+            <w:r>
+              <w:rPr>
+                <w:sz w:val="22"/>
+              </w:rPr>
+              <w:t>ID 102, faturamento R$ 18.500, taxa aplicável 5%</w:t>
+            </w:r>
+          </w:p>
+          <w:p>
+            <w:pPr>
+              <w:spacing w:before="60" w:after="60"/>
+              <w:ind w:left="360"/>
+            </w:pPr>
+            <w:r>
+              <w:rPr>
+                <w:b/>
+                <w:i/>
+                <w:color w:val="004284"/>
+                <w:sz w:val="22"/>
+              </w:rPr>
+              <w:t xml:space="preserve">Comando: </w:t>
+            </w:r>
+            <w:r>
+              <w:rPr>
+                <w:sz w:val="22"/>
+              </w:rPr>
+              <w:t>Comissão = R$ 18.500 × 0,05 = ?</w:t>
+            </w:r>
+          </w:p>
+          <w:p>
+            <w:pPr>
+              <w:spacing w:before="60" w:after="60"/>
+              <w:ind w:left="360"/>
+            </w:pPr>
+            <w:r>
+              <w:rPr>
+                <w:b/>
+                <w:i/>
+                <w:color w:val="004284"/>
+                <w:sz w:val="22"/>
+              </w:rPr>
+              <w:t>Alternativas:</w:t>
+            </w:r>
+          </w:p>
+          <w:p>
+            <w:pPr>
+              <w:spacing w:before="20" w:after="20"/>
+              <w:ind w:left="720"/>
+            </w:pPr>
+            <w:r>
+              <w:rPr>
+                <w:sz w:val="22"/>
+              </w:rPr>
+              <w:t>a) R$ 925</w:t>
+            </w:r>
+          </w:p>
+          <w:p>
+            <w:pPr>
+              <w:spacing w:before="20" w:after="20"/>
+              <w:ind w:left="720"/>
+            </w:pPr>
+            <w:r>
+              <w:rPr>
+                <w:sz w:val="22"/>
+              </w:rPr>
+              <w:t>b) R$ 950</w:t>
+            </w:r>
+          </w:p>
+          <w:p>
+            <w:pPr>
+              <w:spacing w:before="20" w:after="20"/>
+              <w:ind w:left="720"/>
+            </w:pPr>
+            <w:r>
+              <w:rPr>
+                <w:sz w:val="22"/>
+              </w:rPr>
+              <w:t>c) R$ 850</w:t>
+            </w:r>
+          </w:p>
+          <w:p>
+            <w:pPr>
+              <w:spacing w:before="20" w:after="20"/>
+              <w:ind w:left="720"/>
+            </w:pPr>
+            <w:r>
+              <w:rPr>
+                <w:sz w:val="22"/>
+              </w:rPr>
+              <w:t>d) R$ 1.000</w:t>
+            </w:r>
+          </w:p>
+          <w:p>
+            <w:pPr>
+              <w:spacing w:before="20" w:after="20"/>
+              <w:ind w:left="720"/>
+            </w:pPr>
+            <w:r>
+              <w:rPr>
+                <w:sz w:val="22"/>
+              </w:rPr>
+              <w:t>e) R$ 1.100</w:t>
+            </w:r>
+          </w:p>
+        </w:tc>
+      </w:tr>
+    </w:tbl>
+    <w:p/>
+    <w:tbl>
+      <w:tblPr>
+        <w:tblW w:type="auto" w:w="0"/>
+        <w:tblLayout w:type="fixed"/>
+        <w:tblLook w:firstColumn="1" w:firstRow="1" w:lastColumn="0" w:lastRow="0" w:noHBand="0" w:noVBand="1" w:val="04A0"/>
+        <w:tblBorders>
+          <w:top w:val="single" w:sz="8" w:space="0" w:color="000000"/>
+          <w:left w:val="single" w:sz="8" w:space="0" w:color="000000"/>
+          <w:bottom w:val="single" w:sz="8" w:space="0" w:color="000000"/>
+          <w:right w:val="single" w:sz="8" w:space="0" w:color="000000"/>
+          <w:insideH w:val="single" w:sz="8" w:space="0" w:color="000000"/>
+          <w:insideV w:val="single" w:sz="8" w:space="0" w:color="000000"/>
+        </w:tblBorders>
+      </w:tblPr>
+      <w:tblGrid>
+        <w:gridCol w:w="10080"/>
+      </w:tblGrid>
+      <w:tr>
+        <w:tc>
+          <w:tcPr>
+            <w:tcW w:type="dxa" w:w="10080"/>
+            <w:shd w:fill="FFFFFF"/>
+          </w:tcPr>
+          <w:p>
+            <w:pPr>
+              <w:spacing w:before="0" w:after="120"/>
+              <w:shd w:fill="004284"/>
+            </w:pPr>
+            <w:r/>
+            <w:r>
+              <w:rPr>
+                <w:b/>
+                <w:color w:val="FFFFFF"/>
+                <w:sz w:val="24"/>
+              </w:rPr>
+              <w:t>ITEM 11</w:t>
+            </w:r>
+          </w:p>
+          <w:p>
+            <w:pPr>
+              <w:spacing w:before="60" w:after="60"/>
+              <w:ind w:left="360"/>
+            </w:pPr>
+            <w:r>
+              <w:rPr>
+                <w:b/>
+                <w:i/>
+                <w:color w:val="004284"/>
+                <w:sz w:val="22"/>
+              </w:rPr>
+              <w:t xml:space="preserve">CAPACIDADE: </w:t>
+            </w:r>
+            <w:r>
+              <w:rPr>
+                <w:sz w:val="22"/>
+              </w:rPr>
+              <w:t>Integrar PROCV + SE para busca condicional</w:t>
+            </w:r>
+          </w:p>
+          <w:p>
+            <w:pPr>
+              <w:spacing w:before="60" w:after="60"/>
+              <w:ind w:left="360"/>
+            </w:pPr>
+            <w:r>
+              <w:rPr>
+                <w:b/>
+                <w:i/>
+                <w:color w:val="004284"/>
+                <w:sz w:val="22"/>
+              </w:rPr>
+              <w:t xml:space="preserve">Contexto: </w:t>
+            </w:r>
+            <w:r>
+              <w:rPr>
+                <w:sz w:val="22"/>
+              </w:rPr>
+              <w:t>Buscar salário (PROCV) e depois aplicar aumento com SE</w:t>
+            </w:r>
+          </w:p>
+          <w:p>
+            <w:pPr>
+              <w:spacing w:before="60" w:after="60"/>
+              <w:ind w:left="360"/>
+            </w:pPr>
+            <w:r>
+              <w:rPr>
+                <w:b/>
+                <w:i/>
+                <w:color w:val="004284"/>
+                <w:sz w:val="22"/>
+              </w:rPr>
+              <w:t xml:space="preserve">Comando: </w:t>
+            </w:r>
+            <w:r>
+              <w:rPr>
+                <w:sz w:val="22"/>
+              </w:rPr>
+              <w:t>Qual é a ordem correta?</w:t>
+            </w:r>
+          </w:p>
+          <w:p>
+            <w:pPr>
+              <w:spacing w:before="60" w:after="60"/>
+              <w:ind w:left="360"/>
+            </w:pPr>
+            <w:r>
+              <w:rPr>
+                <w:b/>
+                <w:i/>
+                <w:color w:val="004284"/>
+                <w:sz w:val="22"/>
+              </w:rPr>
+              <w:t>Alternativas:</w:t>
+            </w:r>
+          </w:p>
+          <w:p>
+            <w:pPr>
+              <w:spacing w:before="20" w:after="20"/>
+              <w:ind w:left="720"/>
+            </w:pPr>
+            <w:r>
+              <w:rPr>
+                <w:sz w:val="22"/>
+              </w:rPr>
+              <w:t>a) SE primeiro, depois PROCV</w:t>
+            </w:r>
+          </w:p>
+          <w:p>
+            <w:pPr>
+              <w:spacing w:before="20" w:after="20"/>
+              <w:ind w:left="720"/>
+            </w:pPr>
+            <w:r>
+              <w:rPr>
+                <w:sz w:val="22"/>
+              </w:rPr>
+              <w:t>b) PROCV primeiro, depois SE</w:t>
+            </w:r>
+          </w:p>
+          <w:p>
+            <w:pPr>
+              <w:spacing w:before="20" w:after="20"/>
+              <w:ind w:left="720"/>
+            </w:pPr>
+            <w:r>
+              <w:rPr>
+                <w:sz w:val="22"/>
+              </w:rPr>
+              <w:t>c) PROCV dentro de SE</w:t>
+            </w:r>
+          </w:p>
+          <w:p>
+            <w:pPr>
+              <w:spacing w:before="20" w:after="20"/>
+              <w:ind w:left="720"/>
+            </w:pPr>
+            <w:r>
+              <w:rPr>
+                <w:sz w:val="22"/>
+              </w:rPr>
+              <w:t>d) Não importa</w:t>
+            </w:r>
+          </w:p>
+          <w:p>
+            <w:pPr>
+              <w:spacing w:before="20" w:after="20"/>
+              <w:ind w:left="720"/>
+            </w:pPr>
+            <w:r>
+              <w:rPr>
+                <w:sz w:val="22"/>
+              </w:rPr>
+              <w:t>e) Não se pode combinar</w:t>
+            </w:r>
+          </w:p>
+        </w:tc>
+      </w:tr>
+    </w:tbl>
+    <w:p/>
+    <w:tbl>
+      <w:tblPr>
+        <w:tblW w:type="auto" w:w="0"/>
+        <w:tblLayout w:type="fixed"/>
+        <w:tblLook w:firstColumn="1" w:firstRow="1" w:lastColumn="0" w:lastRow="0" w:noHBand="0" w:noVBand="1" w:val="04A0"/>
+        <w:tblBorders>
+          <w:top w:val="single" w:sz="8" w:space="0" w:color="000000"/>
+          <w:left w:val="single" w:sz="8" w:space="0" w:color="000000"/>
+          <w:bottom w:val="single" w:sz="8" w:space="0" w:color="000000"/>
+          <w:right w:val="single" w:sz="8" w:space="0" w:color="000000"/>
+          <w:insideH w:val="single" w:sz="8" w:space="0" w:color="000000"/>
+          <w:insideV w:val="single" w:sz="8" w:space="0" w:color="000000"/>
+        </w:tblBorders>
+      </w:tblPr>
+      <w:tblGrid>
+        <w:gridCol w:w="10080"/>
+      </w:tblGrid>
+      <w:tr>
+        <w:tc>
+          <w:tcPr>
+            <w:tcW w:type="dxa" w:w="10080"/>
+            <w:shd w:fill="FFFFFF"/>
+          </w:tcPr>
+          <w:p>
+            <w:pPr>
+              <w:spacing w:before="0" w:after="120"/>
+              <w:shd w:fill="004284"/>
+            </w:pPr>
+            <w:r/>
+            <w:r>
+              <w:rPr>
+                <w:b/>
+                <w:color w:val="FFFFFF"/>
+                <w:sz w:val="24"/>
+              </w:rPr>
+              <w:t>ITEM 12</w:t>
+            </w:r>
+          </w:p>
+          <w:p>
+            <w:pPr>
+              <w:spacing w:before="60" w:after="60"/>
+              <w:ind w:left="360"/>
+            </w:pPr>
+            <w:r>
+              <w:rPr>
+                <w:b/>
+                <w:i/>
+                <w:color w:val="004284"/>
+                <w:sz w:val="22"/>
+              </w:rPr>
+              <w:t xml:space="preserve">CAPACIDADE: </w:t>
+            </w:r>
+            <w:r>
+              <w:rPr>
+                <w:sz w:val="22"/>
+              </w:rPr>
+              <w:t>Validar dados com comparação lógica</w:t>
+            </w:r>
+          </w:p>
+          <w:p>
+            <w:pPr>
+              <w:spacing w:before="60" w:after="60"/>
+              <w:ind w:left="360"/>
+            </w:pPr>
+            <w:r>
+              <w:rPr>
+                <w:b/>
+                <w:i/>
+                <w:color w:val="004284"/>
+                <w:sz w:val="22"/>
+              </w:rPr>
+              <w:t xml:space="preserve">Contexto: </w:t>
+            </w:r>
+            <w:r>
+              <w:rPr>
+                <w:sz w:val="22"/>
+              </w:rPr>
+              <w:t>Após PROCV, verificar se valor &gt; 0 (válido)</w:t>
+            </w:r>
+          </w:p>
+          <w:p>
+            <w:pPr>
+              <w:spacing w:before="60" w:after="60"/>
+              <w:ind w:left="360"/>
+            </w:pPr>
+            <w:r>
+              <w:rPr>
+                <w:b/>
+                <w:i/>
+                <w:color w:val="004284"/>
+                <w:sz w:val="22"/>
+              </w:rPr>
+              <w:t xml:space="preserve">Comando: </w:t>
+            </w:r>
+            <w:r>
+              <w:rPr>
+                <w:sz w:val="22"/>
+              </w:rPr>
+              <w:t>=SE(PROCV(...)&gt;0; "OK"; "ERRO")</w:t>
+            </w:r>
+          </w:p>
+          <w:p>
+            <w:pPr>
+              <w:spacing w:before="60" w:after="60"/>
+              <w:ind w:left="360"/>
+            </w:pPr>
+            <w:r>
+              <w:rPr>
+                <w:b/>
+                <w:i/>
+                <w:color w:val="004284"/>
+                <w:sz w:val="22"/>
+              </w:rPr>
+              <w:t>Alternativas:</w:t>
+            </w:r>
+          </w:p>
+          <w:p>
+            <w:pPr>
+              <w:spacing w:before="20" w:after="20"/>
+              <w:ind w:left="720"/>
+            </w:pPr>
+            <w:r>
+              <w:rPr>
+                <w:sz w:val="22"/>
+              </w:rPr>
+              <w:t>a) Retorna "OK" se valor &gt; 0</w:t>
+            </w:r>
+          </w:p>
+          <w:p>
+            <w:pPr>
+              <w:spacing w:before="20" w:after="20"/>
+              <w:ind w:left="720"/>
+            </w:pPr>
+            <w:r>
+              <w:rPr>
+                <w:sz w:val="22"/>
+              </w:rPr>
+              <w:t>b) Retorna "ERRO" sempre</w:t>
+            </w:r>
+          </w:p>
+          <w:p>
+            <w:pPr>
+              <w:spacing w:before="20" w:after="20"/>
+              <w:ind w:left="720"/>
+            </w:pPr>
+            <w:r>
+              <w:rPr>
+                <w:sz w:val="22"/>
+              </w:rPr>
+              <w:t>c) Retorna número</w:t>
+            </w:r>
+          </w:p>
+          <w:p>
+            <w:pPr>
+              <w:spacing w:before="20" w:after="20"/>
+              <w:ind w:left="720"/>
+            </w:pPr>
+            <w:r>
+              <w:rPr>
+                <w:sz w:val="22"/>
+              </w:rPr>
+              <w:t>d) Retorna #N/D</w:t>
+            </w:r>
+          </w:p>
+          <w:p>
+            <w:pPr>
+              <w:spacing w:before="20" w:after="20"/>
+              <w:ind w:left="720"/>
+            </w:pPr>
+            <w:r>
+              <w:rPr>
+                <w:sz w:val="22"/>
+              </w:rPr>
+              <w:t>e) Não funciona</w:t>
+            </w:r>
+          </w:p>
+        </w:tc>
+      </w:tr>
+    </w:tbl>
+    <w:p/>
+    <w:tbl>
+      <w:tblPr>
+        <w:tblW w:type="auto" w:w="0"/>
+        <w:tblLayout w:type="fixed"/>
+        <w:tblLook w:firstColumn="1" w:firstRow="1" w:lastColumn="0" w:lastRow="0" w:noHBand="0" w:noVBand="1" w:val="04A0"/>
+        <w:tblBorders>
+          <w:top w:val="single" w:sz="8" w:space="0" w:color="000000"/>
+          <w:left w:val="single" w:sz="8" w:space="0" w:color="000000"/>
+          <w:bottom w:val="single" w:sz="8" w:space="0" w:color="000000"/>
+          <w:right w:val="single" w:sz="8" w:space="0" w:color="000000"/>
+          <w:insideH w:val="single" w:sz="8" w:space="0" w:color="000000"/>
+          <w:insideV w:val="single" w:sz="8" w:space="0" w:color="000000"/>
+        </w:tblBorders>
+      </w:tblPr>
+      <w:tblGrid>
+        <w:gridCol w:w="10080"/>
+      </w:tblGrid>
+      <w:tr>
+        <w:tc>
+          <w:tcPr>
+            <w:tcW w:type="dxa" w:w="10080"/>
+            <w:shd w:fill="FFFFFF"/>
+          </w:tcPr>
+          <w:p>
+            <w:pPr>
+              <w:spacing w:before="0" w:after="120"/>
+              <w:shd w:fill="004284"/>
+            </w:pPr>
+            <w:r/>
+            <w:r>
+              <w:rPr>
+                <w:b/>
+                <w:color w:val="FFFFFF"/>
+                <w:sz w:val="24"/>
+              </w:rPr>
+              <w:t>ITEM 13</w:t>
+            </w:r>
+          </w:p>
+          <w:p>
+            <w:pPr>
+              <w:spacing w:before="60" w:after="60"/>
+              <w:ind w:left="360"/>
+            </w:pPr>
+            <w:r>
+              <w:rPr>
+                <w:b/>
+                <w:i/>
+                <w:color w:val="004284"/>
+                <w:sz w:val="22"/>
+              </w:rPr>
+              <w:t xml:space="preserve">CAPACIDADE: </w:t>
+            </w:r>
+            <w:r>
+              <w:rPr>
+                <w:sz w:val="22"/>
+              </w:rPr>
+              <w:t>Criar resumo gerencial com múltiplas funções</w:t>
+            </w:r>
+          </w:p>
+          <w:p>
+            <w:pPr>
+              <w:spacing w:before="60" w:after="60"/>
+              <w:ind w:left="360"/>
+            </w:pPr>
+            <w:r>
+              <w:rPr>
+                <w:b/>
+                <w:i/>
+                <w:color w:val="004284"/>
+                <w:sz w:val="22"/>
+              </w:rPr>
+              <w:t xml:space="preserve">Contexto: </w:t>
+            </w:r>
+            <w:r>
+              <w:rPr>
+                <w:sz w:val="22"/>
+              </w:rPr>
+              <w:t>Total faturado, maior venda, menor, média, total comissão</w:t>
+            </w:r>
+          </w:p>
+          <w:p>
+            <w:pPr>
+              <w:spacing w:before="60" w:after="60"/>
+              <w:ind w:left="360"/>
+            </w:pPr>
+            <w:r>
+              <w:rPr>
+                <w:b/>
+                <w:i/>
+                <w:color w:val="004284"/>
+                <w:sz w:val="22"/>
+              </w:rPr>
+              <w:t xml:space="preserve">Comando: </w:t>
+            </w:r>
+            <w:r>
+              <w:rPr>
+                <w:sz w:val="22"/>
+              </w:rPr>
+              <w:t>Qual sequência resume melhor?</w:t>
+            </w:r>
+          </w:p>
+          <w:p>
+            <w:pPr>
+              <w:spacing w:before="60" w:after="60"/>
+              <w:ind w:left="360"/>
+            </w:pPr>
+            <w:r>
+              <w:rPr>
+                <w:b/>
+                <w:i/>
+                <w:color w:val="004284"/>
+                <w:sz w:val="22"/>
+              </w:rPr>
+              <w:t>Alternativas:</w:t>
+            </w:r>
+          </w:p>
+          <w:p>
+            <w:pPr>
+              <w:spacing w:before="20" w:after="20"/>
+              <w:ind w:left="720"/>
+            </w:pPr>
+            <w:r>
+              <w:rPr>
+                <w:sz w:val="22"/>
+              </w:rPr>
+              <w:t>a) SOMA, MÁXIMO, MÍNIMO, MÉDIA, SOMA</w:t>
+            </w:r>
+          </w:p>
+          <w:p>
+            <w:pPr>
+              <w:spacing w:before="20" w:after="20"/>
+              <w:ind w:left="720"/>
+            </w:pPr>
+            <w:r>
+              <w:rPr>
+                <w:sz w:val="22"/>
+              </w:rPr>
+              <w:t>b) MÁXIMO primeiro</w:t>
+            </w:r>
+          </w:p>
+          <w:p>
+            <w:pPr>
+              <w:spacing w:before="20" w:after="20"/>
+              <w:ind w:left="720"/>
+            </w:pPr>
+            <w:r>
+              <w:rPr>
+                <w:sz w:val="22"/>
+              </w:rPr>
+              <w:t>c) MÉDIA primeiro</w:t>
+            </w:r>
+          </w:p>
+          <w:p>
+            <w:pPr>
+              <w:spacing w:before="20" w:after="20"/>
+              <w:ind w:left="720"/>
+            </w:pPr>
+            <w:r>
+              <w:rPr>
+                <w:sz w:val="22"/>
+              </w:rPr>
+              <w:t>d) SOMA, SOMA, SOMA</w:t>
+            </w:r>
+          </w:p>
+          <w:p>
+            <w:pPr>
+              <w:spacing w:before="20" w:after="20"/>
+              <w:ind w:left="720"/>
+            </w:pPr>
+            <w:r>
+              <w:rPr>
+                <w:sz w:val="22"/>
+              </w:rPr>
+              <w:t>e) Não precisa resumir</w:t>
             </w:r>
           </w:p>
         </w:tc>

--- a/MATERIAIS/GESTAO_E_CONTROLE_MATERIAIS/ANALISE_DADOS_APLICADA_GESTAO/ATIVIDADES/AVALIACAO-03-FUNCOES-DE-BUSCA-AVANCADAS.docx
+++ b/MATERIAIS/GESTAO_E_CONTROLE_MATERIAIS/ANALISE_DADOS_APLICADA_GESTAO/ATIVIDADES/AVALIACAO-03-FUNCOES-DE-BUSCA-AVANCADAS.docx
@@ -88,7 +88,7 @@
               <w:t xml:space="preserve">Data: </w:t>
             </w:r>
             <w:r>
-              <w:t>preenchimento pelo docente</w:t>
+              <w:t>_____________________</w:t>
             </w:r>
           </w:p>
           <w:p>
@@ -100,7 +100,7 @@
               <w:t xml:space="preserve">Docente: </w:t>
             </w:r>
             <w:r>
-              <w:t>preenchimento pelo docente</w:t>
+              <w:t>_____________________</w:t>
             </w:r>
           </w:p>
           <w:p>
@@ -116,7 +116,7 @@
                 <w:i/>
                 <w:color w:val="004284"/>
               </w:rPr>
-              <w:t>ELETROMECÂNICA</w:t>
+              <w:t>Assistente em Processos de Gestão e Controle de Materiais</w:t>
             </w:r>
           </w:p>
           <w:p>
@@ -144,7 +144,7 @@
               <w:t xml:space="preserve">Turma: </w:t>
             </w:r>
             <w:r>
-              <w:t>preenchimento pelo docente</w:t>
+              <w:t>_____________________</w:t>
             </w:r>
           </w:p>
           <w:p>
@@ -156,7 +156,7 @@
               <w:t xml:space="preserve">Estudante: </w:t>
             </w:r>
             <w:r>
-              <w:t>preenchimento pelo estudante</w:t>
+              <w:t>_____________________</w:t>
             </w:r>
           </w:p>
         </w:tc>

--- a/MATERIAIS/GESTAO_E_CONTROLE_MATERIAIS/ANALISE_DADOS_APLICADA_GESTAO/ATIVIDADES/AVALIACAO-03-FUNCOES-DE-BUSCA-AVANCADAS.docx
+++ b/MATERIAIS/GESTAO_E_CONTROLE_MATERIAIS/ANALISE_DADOS_APLICADA_GESTAO/ATIVIDADES/AVALIACAO-03-FUNCOES-DE-BUSCA-AVANCADAS.docx
@@ -100,7 +100,11 @@
               <w:t xml:space="preserve">Docente: </w:t>
             </w:r>
             <w:r>
-              <w:t>_____________________</w:t>
+              <w:rPr>
+                <w:i/>
+                <w:color w:val="004284"/>
+              </w:rPr>
+              <w:t>GELVAZIO CAMARGO</w:t>
             </w:r>
           </w:p>
           <w:p>

--- a/MATERIAIS/GESTAO_E_CONTROLE_MATERIAIS/ANALISE_DADOS_APLICADA_GESTAO/ATIVIDADES/AVALIACAO-03-FUNCOES-DE-BUSCA-AVANCADAS.docx
+++ b/MATERIAIS/GESTAO_E_CONTROLE_MATERIAIS/ANALISE_DADOS_APLICADA_GESTAO/ATIVIDADES/AVALIACAO-03-FUNCOES-DE-BUSCA-AVANCADAS.docx
@@ -148,7 +148,11 @@
               <w:t xml:space="preserve">Turma: </w:t>
             </w:r>
             <w:r>
-              <w:t>_____________________</w:t>
+              <w:rPr>
+                <w:i/>
+                <w:color w:val="004284"/>
+              </w:rPr>
+              <w:t>AI AIAC 2026/2 V1</w:t>
             </w:r>
           </w:p>
           <w:p>

--- a/MATERIAIS/GESTAO_E_CONTROLE_MATERIAIS/ANALISE_DADOS_APLICADA_GESTAO/ATIVIDADES/AVALIACAO-03-FUNCOES-DE-BUSCA-AVANCADAS.docx
+++ b/MATERIAIS/GESTAO_E_CONTROLE_MATERIAIS/ANALISE_DADOS_APLICADA_GESTAO/ATIVIDADES/AVALIACAO-03-FUNCOES-DE-BUSCA-AVANCADAS.docx
@@ -203,14 +203,16 @@
         <w:tblW w:type="auto" w:w="0"/>
         <w:tblLayout w:type="fixed"/>
         <w:tblLook w:firstColumn="1" w:firstRow="1" w:lastColumn="0" w:lastRow="0" w:noHBand="0" w:noVBand="1" w:val="04A0"/>
+        <w:cantSplit/>
         <w:tblBorders>
-          <w:top w:val="single" w:sz="8" w:space="0" w:color="000000"/>
-          <w:left w:val="single" w:sz="8" w:space="0" w:color="000000"/>
-          <w:bottom w:val="single" w:sz="8" w:space="0" w:color="000000"/>
-          <w:right w:val="single" w:sz="8" w:space="0" w:color="000000"/>
-          <w:insideH w:val="single" w:sz="8" w:space="0" w:color="000000"/>
-          <w:insideV w:val="single" w:sz="8" w:space="0" w:color="000000"/>
+          <w:top w:val="single" w:sz="24" w:space="0" w:color="000000"/>
+          <w:left w:val="single" w:sz="24" w:space="0" w:color="000000"/>
+          <w:bottom w:val="single" w:sz="24" w:space="0" w:color="000000"/>
+          <w:right w:val="single" w:sz="24" w:space="0" w:color="000000"/>
+          <w:insideH w:val="single" w:sz="24" w:space="0" w:color="000000"/>
+          <w:insideV w:val="single" w:sz="24" w:space="0" w:color="000000"/>
         </w:tblBorders>
+        <w:cantSplit w:val="1"/>
       </w:tblPr>
       <w:tblGrid>
         <w:gridCol w:w="10080"/>
@@ -377,20 +379,26 @@
         </w:tc>
       </w:tr>
     </w:tbl>
-    <w:p/>
+    <w:p>
+      <w:pPr>
+        <w:spacing w:after="240"/>
+      </w:pPr>
+    </w:p>
     <w:tbl>
       <w:tblPr>
         <w:tblW w:type="auto" w:w="0"/>
         <w:tblLayout w:type="fixed"/>
         <w:tblLook w:firstColumn="1" w:firstRow="1" w:lastColumn="0" w:lastRow="0" w:noHBand="0" w:noVBand="1" w:val="04A0"/>
+        <w:cantSplit/>
         <w:tblBorders>
-          <w:top w:val="single" w:sz="8" w:space="0" w:color="000000"/>
-          <w:left w:val="single" w:sz="8" w:space="0" w:color="000000"/>
-          <w:bottom w:val="single" w:sz="8" w:space="0" w:color="000000"/>
-          <w:right w:val="single" w:sz="8" w:space="0" w:color="000000"/>
-          <w:insideH w:val="single" w:sz="8" w:space="0" w:color="000000"/>
-          <w:insideV w:val="single" w:sz="8" w:space="0" w:color="000000"/>
+          <w:top w:val="single" w:sz="24" w:space="0" w:color="000000"/>
+          <w:left w:val="single" w:sz="24" w:space="0" w:color="000000"/>
+          <w:bottom w:val="single" w:sz="24" w:space="0" w:color="000000"/>
+          <w:right w:val="single" w:sz="24" w:space="0" w:color="000000"/>
+          <w:insideH w:val="single" w:sz="24" w:space="0" w:color="000000"/>
+          <w:insideV w:val="single" w:sz="24" w:space="0" w:color="000000"/>
         </w:tblBorders>
+        <w:cantSplit w:val="1"/>
       </w:tblPr>
       <w:tblGrid>
         <w:gridCol w:w="10080"/>
@@ -557,20 +565,26 @@
         </w:tc>
       </w:tr>
     </w:tbl>
-    <w:p/>
+    <w:p>
+      <w:pPr>
+        <w:spacing w:after="240"/>
+      </w:pPr>
+    </w:p>
     <w:tbl>
       <w:tblPr>
         <w:tblW w:type="auto" w:w="0"/>
         <w:tblLayout w:type="fixed"/>
         <w:tblLook w:firstColumn="1" w:firstRow="1" w:lastColumn="0" w:lastRow="0" w:noHBand="0" w:noVBand="1" w:val="04A0"/>
+        <w:cantSplit/>
         <w:tblBorders>
-          <w:top w:val="single" w:sz="8" w:space="0" w:color="000000"/>
-          <w:left w:val="single" w:sz="8" w:space="0" w:color="000000"/>
-          <w:bottom w:val="single" w:sz="8" w:space="0" w:color="000000"/>
-          <w:right w:val="single" w:sz="8" w:space="0" w:color="000000"/>
-          <w:insideH w:val="single" w:sz="8" w:space="0" w:color="000000"/>
-          <w:insideV w:val="single" w:sz="8" w:space="0" w:color="000000"/>
+          <w:top w:val="single" w:sz="24" w:space="0" w:color="000000"/>
+          <w:left w:val="single" w:sz="24" w:space="0" w:color="000000"/>
+          <w:bottom w:val="single" w:sz="24" w:space="0" w:color="000000"/>
+          <w:right w:val="single" w:sz="24" w:space="0" w:color="000000"/>
+          <w:insideH w:val="single" w:sz="24" w:space="0" w:color="000000"/>
+          <w:insideV w:val="single" w:sz="24" w:space="0" w:color="000000"/>
         </w:tblBorders>
+        <w:cantSplit w:val="1"/>
       </w:tblPr>
       <w:tblGrid>
         <w:gridCol w:w="10080"/>
@@ -737,20 +751,26 @@
         </w:tc>
       </w:tr>
     </w:tbl>
-    <w:p/>
+    <w:p>
+      <w:pPr>
+        <w:spacing w:after="240"/>
+      </w:pPr>
+    </w:p>
     <w:tbl>
       <w:tblPr>
         <w:tblW w:type="auto" w:w="0"/>
         <w:tblLayout w:type="fixed"/>
         <w:tblLook w:firstColumn="1" w:firstRow="1" w:lastColumn="0" w:lastRow="0" w:noHBand="0" w:noVBand="1" w:val="04A0"/>
+        <w:cantSplit/>
         <w:tblBorders>
-          <w:top w:val="single" w:sz="8" w:space="0" w:color="000000"/>
-          <w:left w:val="single" w:sz="8" w:space="0" w:color="000000"/>
-          <w:bottom w:val="single" w:sz="8" w:space="0" w:color="000000"/>
-          <w:right w:val="single" w:sz="8" w:space="0" w:color="000000"/>
-          <w:insideH w:val="single" w:sz="8" w:space="0" w:color="000000"/>
-          <w:insideV w:val="single" w:sz="8" w:space="0" w:color="000000"/>
+          <w:top w:val="single" w:sz="24" w:space="0" w:color="000000"/>
+          <w:left w:val="single" w:sz="24" w:space="0" w:color="000000"/>
+          <w:bottom w:val="single" w:sz="24" w:space="0" w:color="000000"/>
+          <w:right w:val="single" w:sz="24" w:space="0" w:color="000000"/>
+          <w:insideH w:val="single" w:sz="24" w:space="0" w:color="000000"/>
+          <w:insideV w:val="single" w:sz="24" w:space="0" w:color="000000"/>
         </w:tblBorders>
+        <w:cantSplit w:val="1"/>
       </w:tblPr>
       <w:tblGrid>
         <w:gridCol w:w="10080"/>
@@ -917,20 +937,26 @@
         </w:tc>
       </w:tr>
     </w:tbl>
-    <w:p/>
+    <w:p>
+      <w:pPr>
+        <w:spacing w:after="240"/>
+      </w:pPr>
+    </w:p>
     <w:tbl>
       <w:tblPr>
         <w:tblW w:type="auto" w:w="0"/>
         <w:tblLayout w:type="fixed"/>
         <w:tblLook w:firstColumn="1" w:firstRow="1" w:lastColumn="0" w:lastRow="0" w:noHBand="0" w:noVBand="1" w:val="04A0"/>
+        <w:cantSplit/>
         <w:tblBorders>
-          <w:top w:val="single" w:sz="8" w:space="0" w:color="000000"/>
-          <w:left w:val="single" w:sz="8" w:space="0" w:color="000000"/>
-          <w:bottom w:val="single" w:sz="8" w:space="0" w:color="000000"/>
-          <w:right w:val="single" w:sz="8" w:space="0" w:color="000000"/>
-          <w:insideH w:val="single" w:sz="8" w:space="0" w:color="000000"/>
-          <w:insideV w:val="single" w:sz="8" w:space="0" w:color="000000"/>
+          <w:top w:val="single" w:sz="24" w:space="0" w:color="000000"/>
+          <w:left w:val="single" w:sz="24" w:space="0" w:color="000000"/>
+          <w:bottom w:val="single" w:sz="24" w:space="0" w:color="000000"/>
+          <w:right w:val="single" w:sz="24" w:space="0" w:color="000000"/>
+          <w:insideH w:val="single" w:sz="24" w:space="0" w:color="000000"/>
+          <w:insideV w:val="single" w:sz="24" w:space="0" w:color="000000"/>
         </w:tblBorders>
+        <w:cantSplit w:val="1"/>
       </w:tblPr>
       <w:tblGrid>
         <w:gridCol w:w="10080"/>
@@ -1097,20 +1123,26 @@
         </w:tc>
       </w:tr>
     </w:tbl>
-    <w:p/>
+    <w:p>
+      <w:pPr>
+        <w:spacing w:after="240"/>
+      </w:pPr>
+    </w:p>
     <w:tbl>
       <w:tblPr>
         <w:tblW w:type="auto" w:w="0"/>
         <w:tblLayout w:type="fixed"/>
         <w:tblLook w:firstColumn="1" w:firstRow="1" w:lastColumn="0" w:lastRow="0" w:noHBand="0" w:noVBand="1" w:val="04A0"/>
+        <w:cantSplit/>
         <w:tblBorders>
-          <w:top w:val="single" w:sz="8" w:space="0" w:color="000000"/>
-          <w:left w:val="single" w:sz="8" w:space="0" w:color="000000"/>
-          <w:bottom w:val="single" w:sz="8" w:space="0" w:color="000000"/>
-          <w:right w:val="single" w:sz="8" w:space="0" w:color="000000"/>
-          <w:insideH w:val="single" w:sz="8" w:space="0" w:color="000000"/>
-          <w:insideV w:val="single" w:sz="8" w:space="0" w:color="000000"/>
+          <w:top w:val="single" w:sz="24" w:space="0" w:color="000000"/>
+          <w:left w:val="single" w:sz="24" w:space="0" w:color="000000"/>
+          <w:bottom w:val="single" w:sz="24" w:space="0" w:color="000000"/>
+          <w:right w:val="single" w:sz="24" w:space="0" w:color="000000"/>
+          <w:insideH w:val="single" w:sz="24" w:space="0" w:color="000000"/>
+          <w:insideV w:val="single" w:sz="24" w:space="0" w:color="000000"/>
         </w:tblBorders>
+        <w:cantSplit w:val="1"/>
       </w:tblPr>
       <w:tblGrid>
         <w:gridCol w:w="10080"/>
@@ -1277,20 +1309,26 @@
         </w:tc>
       </w:tr>
     </w:tbl>
-    <w:p/>
+    <w:p>
+      <w:pPr>
+        <w:spacing w:after="240"/>
+      </w:pPr>
+    </w:p>
     <w:tbl>
       <w:tblPr>
         <w:tblW w:type="auto" w:w="0"/>
         <w:tblLayout w:type="fixed"/>
         <w:tblLook w:firstColumn="1" w:firstRow="1" w:lastColumn="0" w:lastRow="0" w:noHBand="0" w:noVBand="1" w:val="04A0"/>
+        <w:cantSplit/>
         <w:tblBorders>
-          <w:top w:val="single" w:sz="8" w:space="0" w:color="000000"/>
-          <w:left w:val="single" w:sz="8" w:space="0" w:color="000000"/>
-          <w:bottom w:val="single" w:sz="8" w:space="0" w:color="000000"/>
-          <w:right w:val="single" w:sz="8" w:space="0" w:color="000000"/>
-          <w:insideH w:val="single" w:sz="8" w:space="0" w:color="000000"/>
-          <w:insideV w:val="single" w:sz="8" w:space="0" w:color="000000"/>
+          <w:top w:val="single" w:sz="24" w:space="0" w:color="000000"/>
+          <w:left w:val="single" w:sz="24" w:space="0" w:color="000000"/>
+          <w:bottom w:val="single" w:sz="24" w:space="0" w:color="000000"/>
+          <w:right w:val="single" w:sz="24" w:space="0" w:color="000000"/>
+          <w:insideH w:val="single" w:sz="24" w:space="0" w:color="000000"/>
+          <w:insideV w:val="single" w:sz="24" w:space="0" w:color="000000"/>
         </w:tblBorders>
+        <w:cantSplit w:val="1"/>
       </w:tblPr>
       <w:tblGrid>
         <w:gridCol w:w="10080"/>
@@ -1457,20 +1495,26 @@
         </w:tc>
       </w:tr>
     </w:tbl>
-    <w:p/>
+    <w:p>
+      <w:pPr>
+        <w:spacing w:after="240"/>
+      </w:pPr>
+    </w:p>
     <w:tbl>
       <w:tblPr>
         <w:tblW w:type="auto" w:w="0"/>
         <w:tblLayout w:type="fixed"/>
         <w:tblLook w:firstColumn="1" w:firstRow="1" w:lastColumn="0" w:lastRow="0" w:noHBand="0" w:noVBand="1" w:val="04A0"/>
+        <w:cantSplit/>
         <w:tblBorders>
-          <w:top w:val="single" w:sz="8" w:space="0" w:color="000000"/>
-          <w:left w:val="single" w:sz="8" w:space="0" w:color="000000"/>
-          <w:bottom w:val="single" w:sz="8" w:space="0" w:color="000000"/>
-          <w:right w:val="single" w:sz="8" w:space="0" w:color="000000"/>
-          <w:insideH w:val="single" w:sz="8" w:space="0" w:color="000000"/>
-          <w:insideV w:val="single" w:sz="8" w:space="0" w:color="000000"/>
+          <w:top w:val="single" w:sz="24" w:space="0" w:color="000000"/>
+          <w:left w:val="single" w:sz="24" w:space="0" w:color="000000"/>
+          <w:bottom w:val="single" w:sz="24" w:space="0" w:color="000000"/>
+          <w:right w:val="single" w:sz="24" w:space="0" w:color="000000"/>
+          <w:insideH w:val="single" w:sz="24" w:space="0" w:color="000000"/>
+          <w:insideV w:val="single" w:sz="24" w:space="0" w:color="000000"/>
         </w:tblBorders>
+        <w:cantSplit w:val="1"/>
       </w:tblPr>
       <w:tblGrid>
         <w:gridCol w:w="10080"/>
@@ -1637,20 +1681,26 @@
         </w:tc>
       </w:tr>
     </w:tbl>
-    <w:p/>
+    <w:p>
+      <w:pPr>
+        <w:spacing w:after="240"/>
+      </w:pPr>
+    </w:p>
     <w:tbl>
       <w:tblPr>
         <w:tblW w:type="auto" w:w="0"/>
         <w:tblLayout w:type="fixed"/>
         <w:tblLook w:firstColumn="1" w:firstRow="1" w:lastColumn="0" w:lastRow="0" w:noHBand="0" w:noVBand="1" w:val="04A0"/>
+        <w:cantSplit/>
         <w:tblBorders>
-          <w:top w:val="single" w:sz="8" w:space="0" w:color="000000"/>
-          <w:left w:val="single" w:sz="8" w:space="0" w:color="000000"/>
-          <w:bottom w:val="single" w:sz="8" w:space="0" w:color="000000"/>
-          <w:right w:val="single" w:sz="8" w:space="0" w:color="000000"/>
-          <w:insideH w:val="single" w:sz="8" w:space="0" w:color="000000"/>
-          <w:insideV w:val="single" w:sz="8" w:space="0" w:color="000000"/>
+          <w:top w:val="single" w:sz="24" w:space="0" w:color="000000"/>
+          <w:left w:val="single" w:sz="24" w:space="0" w:color="000000"/>
+          <w:bottom w:val="single" w:sz="24" w:space="0" w:color="000000"/>
+          <w:right w:val="single" w:sz="24" w:space="0" w:color="000000"/>
+          <w:insideH w:val="single" w:sz="24" w:space="0" w:color="000000"/>
+          <w:insideV w:val="single" w:sz="24" w:space="0" w:color="000000"/>
         </w:tblBorders>
+        <w:cantSplit w:val="1"/>
       </w:tblPr>
       <w:tblGrid>
         <w:gridCol w:w="10080"/>
@@ -1817,20 +1867,26 @@
         </w:tc>
       </w:tr>
     </w:tbl>
-    <w:p/>
+    <w:p>
+      <w:pPr>
+        <w:spacing w:after="240"/>
+      </w:pPr>
+    </w:p>
     <w:tbl>
       <w:tblPr>
         <w:tblW w:type="auto" w:w="0"/>
         <w:tblLayout w:type="fixed"/>
         <w:tblLook w:firstColumn="1" w:firstRow="1" w:lastColumn="0" w:lastRow="0" w:noHBand="0" w:noVBand="1" w:val="04A0"/>
+        <w:cantSplit/>
         <w:tblBorders>
-          <w:top w:val="single" w:sz="8" w:space="0" w:color="000000"/>
-          <w:left w:val="single" w:sz="8" w:space="0" w:color="000000"/>
-          <w:bottom w:val="single" w:sz="8" w:space="0" w:color="000000"/>
-          <w:right w:val="single" w:sz="8" w:space="0" w:color="000000"/>
-          <w:insideH w:val="single" w:sz="8" w:space="0" w:color="000000"/>
-          <w:insideV w:val="single" w:sz="8" w:space="0" w:color="000000"/>
+          <w:top w:val="single" w:sz="24" w:space="0" w:color="000000"/>
+          <w:left w:val="single" w:sz="24" w:space="0" w:color="000000"/>
+          <w:bottom w:val="single" w:sz="24" w:space="0" w:color="000000"/>
+          <w:right w:val="single" w:sz="24" w:space="0" w:color="000000"/>
+          <w:insideH w:val="single" w:sz="24" w:space="0" w:color="000000"/>
+          <w:insideV w:val="single" w:sz="24" w:space="0" w:color="000000"/>
         </w:tblBorders>
+        <w:cantSplit w:val="1"/>
       </w:tblPr>
       <w:tblGrid>
         <w:gridCol w:w="10080"/>
@@ -1997,20 +2053,26 @@
         </w:tc>
       </w:tr>
     </w:tbl>
-    <w:p/>
+    <w:p>
+      <w:pPr>
+        <w:spacing w:after="240"/>
+      </w:pPr>
+    </w:p>
     <w:tbl>
       <w:tblPr>
         <w:tblW w:type="auto" w:w="0"/>
         <w:tblLayout w:type="fixed"/>
         <w:tblLook w:firstColumn="1" w:firstRow="1" w:lastColumn="0" w:lastRow="0" w:noHBand="0" w:noVBand="1" w:val="04A0"/>
+        <w:cantSplit/>
         <w:tblBorders>
-          <w:top w:val="single" w:sz="8" w:space="0" w:color="000000"/>
-          <w:left w:val="single" w:sz="8" w:space="0" w:color="000000"/>
-          <w:bottom w:val="single" w:sz="8" w:space="0" w:color="000000"/>
-          <w:right w:val="single" w:sz="8" w:space="0" w:color="000000"/>
-          <w:insideH w:val="single" w:sz="8" w:space="0" w:color="000000"/>
-          <w:insideV w:val="single" w:sz="8" w:space="0" w:color="000000"/>
+          <w:top w:val="single" w:sz="24" w:space="0" w:color="000000"/>
+          <w:left w:val="single" w:sz="24" w:space="0" w:color="000000"/>
+          <w:bottom w:val="single" w:sz="24" w:space="0" w:color="000000"/>
+          <w:right w:val="single" w:sz="24" w:space="0" w:color="000000"/>
+          <w:insideH w:val="single" w:sz="24" w:space="0" w:color="000000"/>
+          <w:insideV w:val="single" w:sz="24" w:space="0" w:color="000000"/>
         </w:tblBorders>
+        <w:cantSplit w:val="1"/>
       </w:tblPr>
       <w:tblGrid>
         <w:gridCol w:w="10080"/>
@@ -2177,20 +2239,26 @@
         </w:tc>
       </w:tr>
     </w:tbl>
-    <w:p/>
+    <w:p>
+      <w:pPr>
+        <w:spacing w:after="240"/>
+      </w:pPr>
+    </w:p>
     <w:tbl>
       <w:tblPr>
         <w:tblW w:type="auto" w:w="0"/>
         <w:tblLayout w:type="fixed"/>
         <w:tblLook w:firstColumn="1" w:firstRow="1" w:lastColumn="0" w:lastRow="0" w:noHBand="0" w:noVBand="1" w:val="04A0"/>
+        <w:cantSplit/>
         <w:tblBorders>
-          <w:top w:val="single" w:sz="8" w:space="0" w:color="000000"/>
-          <w:left w:val="single" w:sz="8" w:space="0" w:color="000000"/>
-          <w:bottom w:val="single" w:sz="8" w:space="0" w:color="000000"/>
-          <w:right w:val="single" w:sz="8" w:space="0" w:color="000000"/>
-          <w:insideH w:val="single" w:sz="8" w:space="0" w:color="000000"/>
-          <w:insideV w:val="single" w:sz="8" w:space="0" w:color="000000"/>
+          <w:top w:val="single" w:sz="24" w:space="0" w:color="000000"/>
+          <w:left w:val="single" w:sz="24" w:space="0" w:color="000000"/>
+          <w:bottom w:val="single" w:sz="24" w:space="0" w:color="000000"/>
+          <w:right w:val="single" w:sz="24" w:space="0" w:color="000000"/>
+          <w:insideH w:val="single" w:sz="24" w:space="0" w:color="000000"/>
+          <w:insideV w:val="single" w:sz="24" w:space="0" w:color="000000"/>
         </w:tblBorders>
+        <w:cantSplit w:val="1"/>
       </w:tblPr>
       <w:tblGrid>
         <w:gridCol w:w="10080"/>
@@ -2357,20 +2425,26 @@
         </w:tc>
       </w:tr>
     </w:tbl>
-    <w:p/>
+    <w:p>
+      <w:pPr>
+        <w:spacing w:after="240"/>
+      </w:pPr>
+    </w:p>
     <w:tbl>
       <w:tblPr>
         <w:tblW w:type="auto" w:w="0"/>
         <w:tblLayout w:type="fixed"/>
         <w:tblLook w:firstColumn="1" w:firstRow="1" w:lastColumn="0" w:lastRow="0" w:noHBand="0" w:noVBand="1" w:val="04A0"/>
+        <w:cantSplit/>
         <w:tblBorders>
-          <w:top w:val="single" w:sz="8" w:space="0" w:color="000000"/>
-          <w:left w:val="single" w:sz="8" w:space="0" w:color="000000"/>
-          <w:bottom w:val="single" w:sz="8" w:space="0" w:color="000000"/>
-          <w:right w:val="single" w:sz="8" w:space="0" w:color="000000"/>
-          <w:insideH w:val="single" w:sz="8" w:space="0" w:color="000000"/>
-          <w:insideV w:val="single" w:sz="8" w:space="0" w:color="000000"/>
+          <w:top w:val="single" w:sz="24" w:space="0" w:color="000000"/>
+          <w:left w:val="single" w:sz="24" w:space="0" w:color="000000"/>
+          <w:bottom w:val="single" w:sz="24" w:space="0" w:color="000000"/>
+          <w:right w:val="single" w:sz="24" w:space="0" w:color="000000"/>
+          <w:insideH w:val="single" w:sz="24" w:space="0" w:color="000000"/>
+          <w:insideV w:val="single" w:sz="24" w:space="0" w:color="000000"/>
         </w:tblBorders>
+        <w:cantSplit w:val="1"/>
       </w:tblPr>
       <w:tblGrid>
         <w:gridCol w:w="10080"/>
@@ -2537,7 +2611,11 @@
         </w:tc>
       </w:tr>
     </w:tbl>
-    <w:p/>
+    <w:p>
+      <w:pPr>
+        <w:spacing w:after="240"/>
+      </w:pPr>
+    </w:p>
     <w:sectPr>
       <w:pgSz w:w="12240" w:h="15840"/>
       <w:pgMar w:top="720" w:right="1080" w:bottom="1440" w:left="1080" w:header="720" w:footer="720" w:gutter="0"/>

--- a/MATERIAIS/GESTAO_E_CONTROLE_MATERIAIS/ANALISE_DADOS_APLICADA_GESTAO/ATIVIDADES/AVALIACAO-03-FUNCOES-DE-BUSCA-AVANCADAS.docx
+++ b/MATERIAIS/GESTAO_E_CONTROLE_MATERIAIS/ANALISE_DADOS_APLICADA_GESTAO/ATIVIDADES/AVALIACAO-03-FUNCOES-DE-BUSCA-AVANCADAS.docx
@@ -20,10 +20,10 @@
             <w:vAlign w:val="center"/>
             <w:shd w:fill="FFFFFF"/>
             <w:tcBorders>
-              <w:top w:val="single" w:sz="8" w:space="0" w:color="000000"/>
-              <w:left w:val="single" w:sz="8" w:space="0" w:color="000000"/>
-              <w:bottom w:val="single" w:sz="8" w:space="0" w:color="000000"/>
-              <w:right w:val="single" w:sz="8" w:space="0" w:color="000000"/>
+              <w:top w:val="single" w:sz="12" w:space="0" w:color="000000"/>
+              <w:left w:val="single" w:sz="12" w:space="0" w:color="000000"/>
+              <w:bottom w:val="single" w:sz="12" w:space="0" w:color="000000"/>
+              <w:right w:val="single" w:sz="12" w:space="0" w:color="000000"/>
             </w:tcBorders>
           </w:tcPr>
           <w:p>
@@ -60,10 +60,10 @@
             <w:vAlign w:val="center"/>
             <w:shd w:fill="FFFFFF"/>
             <w:tcBorders>
-              <w:top w:val="single" w:sz="8" w:space="0" w:color="000000"/>
-              <w:left w:val="single" w:sz="8" w:space="0" w:color="000000"/>
-              <w:bottom w:val="single" w:sz="8" w:space="0" w:color="000000"/>
-              <w:right w:val="single" w:sz="8" w:space="0" w:color="000000"/>
+              <w:top w:val="single" w:sz="12" w:space="0" w:color="000000"/>
+              <w:left w:val="single" w:sz="12" w:space="0" w:color="000000"/>
+              <w:bottom w:val="single" w:sz="12" w:space="0" w:color="000000"/>
+              <w:right w:val="single" w:sz="12" w:space="0" w:color="000000"/>
             </w:tcBorders>
           </w:tcPr>
           <w:p>
@@ -174,10 +174,10 @@
             <w:vAlign w:val="center"/>
             <w:shd w:fill="FFFFFF"/>
             <w:tcBorders>
-              <w:top w:val="single" w:sz="8" w:space="0" w:color="000000"/>
-              <w:left w:val="single" w:sz="8" w:space="0" w:color="000000"/>
-              <w:bottom w:val="single" w:sz="8" w:space="0" w:color="000000"/>
-              <w:right w:val="single" w:sz="8" w:space="0" w:color="000000"/>
+              <w:top w:val="single" w:sz="12" w:space="0" w:color="000000"/>
+              <w:left w:val="single" w:sz="12" w:space="0" w:color="000000"/>
+              <w:bottom w:val="single" w:sz="12" w:space="0" w:color="000000"/>
+              <w:right w:val="single" w:sz="12" w:space="0" w:color="000000"/>
             </w:tcBorders>
           </w:tcPr>
           <w:p>

--- a/MATERIAIS/GESTAO_E_CONTROLE_MATERIAIS/ANALISE_DADOS_APLICADA_GESTAO/ATIVIDADES/AVALIACAO-03-FUNCOES-DE-BUSCA-AVANCADAS.docx
+++ b/MATERIAIS/GESTAO_E_CONTROLE_MATERIAIS/ANALISE_DADOS_APLICADA_GESTAO/ATIVIDADES/AVALIACAO-03-FUNCOES-DE-BUSCA-AVANCADAS.docx
@@ -70,101 +70,45 @@
             <w:pPr>
               <w:jc w:val="center"/>
             </w:pPr>
-            <w:r/>
             <w:r>
               <w:rPr>
                 <w:b/>
-                <w:sz w:val="28"/>
+                <w:sz w:val="26"/>
               </w:rPr>
-              <w:t>AVALIAÇÃO OBJETIVA</w:t>
+              <w:t>AVALIACAO-03</w:t>
+            </w:r>
+          </w:p>
+          <w:p/>
+          <w:p/>
+          <w:p/>
+          <w:p/>
+          <w:p/>
+          <w:p/>
+          <w:p>
+            <w:r>
+              <w:rPr>
+                <w:sz w:val="22"/>
+              </w:rPr>
+              <w:t>TechBrazil - Sao Paulo</w:t>
             </w:r>
           </w:p>
           <w:p>
             <w:r>
               <w:rPr>
-                <w:i/>
-                <w:color w:val="004284"/>
+                <w:sz w:val="20"/>
               </w:rPr>
-              <w:t xml:space="preserve">Data: </w:t>
-            </w:r>
-            <w:r>
-              <w:t>_____________________</w:t>
-            </w:r>
-          </w:p>
-          <w:p>
-            <w:r>
-              <w:rPr>
-                <w:i/>
-                <w:color w:val="004284"/>
-              </w:rPr>
-              <w:t xml:space="preserve">Docente: </w:t>
-            </w:r>
-            <w:r>
-              <w:rPr>
-                <w:i/>
-                <w:color w:val="004284"/>
-              </w:rPr>
-              <w:t>GELVAZIO CAMARGO</w:t>
-            </w:r>
-          </w:p>
-          <w:p>
-            <w:r>
-              <w:rPr>
-                <w:i/>
-                <w:color w:val="004284"/>
-              </w:rPr>
-              <w:t xml:space="preserve">Curso Técnico em </w:t>
-            </w:r>
-            <w:r>
-              <w:rPr>
-                <w:i/>
-                <w:color w:val="004284"/>
-              </w:rPr>
-              <w:t>Assistente em Processos de Gestão e Controle de Materiais</w:t>
-            </w:r>
-          </w:p>
-          <w:p>
-            <w:r>
-              <w:rPr>
-                <w:i/>
-                <w:color w:val="004284"/>
-              </w:rPr>
-              <w:t xml:space="preserve">Unidade Curricular: </w:t>
-            </w:r>
-            <w:r>
-              <w:rPr>
-                <w:i/>
-                <w:color w:val="004284"/>
-              </w:rPr>
-              <w:t>Análise de Dados Aplicada à Gestão</w:t>
-            </w:r>
-          </w:p>
-          <w:p>
-            <w:r>
-              <w:rPr>
-                <w:i/>
-                <w:color w:val="004284"/>
-              </w:rPr>
-              <w:t xml:space="preserve">Turma: </w:t>
-            </w:r>
-            <w:r>
-              <w:rPr>
-                <w:i/>
-                <w:color w:val="004284"/>
-              </w:rPr>
-              <w:t>AI AIAC 2026/2 V1</w:t>
-            </w:r>
-          </w:p>
-          <w:p>
-            <w:r>
-              <w:rPr>
-                <w:i/>
-                <w:color w:val="004284"/>
-              </w:rPr>
-              <w:t xml:space="preserve">Estudante: </w:t>
-            </w:r>
-            <w:r>
-              <w:t>_____________________</w:t>
+              <w:t>Voce trabalha no RH da TechBrazil, empresa de e-commerce em SP.</w:t>
+              <w:br/>
+              <w:t>Precisa criar relatorio mensal de comissoes cruzando dados de:</w:t>
+              <w:br/>
+              <w:t>- Vendedores: ID, Nome, Salario Base, Departamento</w:t>
+              <w:br/>
+              <w:t>- Faturamento: ID, Mes, Valor Faturado</w:t>
+              <w:br/>
+              <w:t>- Comissoes: Faixas de faturamento com taxas (3%, 5%, 8%)</w:t>
+              <w:br/>
+              <w:br/>
+              <w:t>Use PROCV, INDICE/CORRESPONDENCIA e SE aninhado para calcular comissoes.</w:t>
             </w:r>
           </w:p>
         </w:tc>

--- a/MATERIAIS/GESTAO_E_CONTROLE_MATERIAIS/ANALISE_DADOS_APLICADA_GESTAO/ATIVIDADES/AVALIACAO-03-FUNCOES-DE-BUSCA-AVANCADAS.docx
+++ b/MATERIAIS/GESTAO_E_CONTROLE_MATERIAIS/ANALISE_DADOS_APLICADA_GESTAO/ATIVIDADES/AVALIACAO-03-FUNCOES-DE-BUSCA-AVANCADAS.docx
@@ -20,11 +20,17 @@
             <w:vAlign w:val="center"/>
             <w:shd w:fill="FFFFFF"/>
             <w:tcBorders>
-              <w:top w:val="single" w:sz="12" w:space="0" w:color="000000"/>
-              <w:left w:val="single" w:sz="12" w:space="0" w:color="000000"/>
-              <w:bottom w:val="single" w:sz="12" w:space="0" w:color="000000"/>
-              <w:right w:val="single" w:sz="12" w:space="0" w:color="000000"/>
+              <w:top w:val="single" w:sz="6" w:space="0" w:color="000000"/>
+              <w:left w:val="single" w:sz="6" w:space="0" w:color="000000"/>
+              <w:bottom w:val="single" w:sz="6" w:space="0" w:color="000000"/>
+              <w:right w:val="single" w:sz="6" w:space="0" w:color="000000"/>
             </w:tcBorders>
+            <w:tcMar>
+              <w:top w:w="0" w:type="dxa"/>
+              <w:left w:w="0" w:type="dxa"/>
+              <w:bottom w:w="0" w:type="dxa"/>
+              <w:right w:w="0" w:type="dxa"/>
+            </w:tcMar>
           </w:tcPr>
           <w:p>
             <w:r/>
@@ -60,11 +66,17 @@
             <w:vAlign w:val="center"/>
             <w:shd w:fill="FFFFFF"/>
             <w:tcBorders>
-              <w:top w:val="single" w:sz="12" w:space="0" w:color="000000"/>
-              <w:left w:val="single" w:sz="12" w:space="0" w:color="000000"/>
-              <w:bottom w:val="single" w:sz="12" w:space="0" w:color="000000"/>
-              <w:right w:val="single" w:sz="12" w:space="0" w:color="000000"/>
+              <w:top w:val="single" w:sz="6" w:space="0" w:color="000000"/>
+              <w:left w:val="single" w:sz="6" w:space="0" w:color="000000"/>
+              <w:bottom w:val="single" w:sz="6" w:space="0" w:color="000000"/>
+              <w:right w:val="single" w:sz="6" w:space="0" w:color="000000"/>
             </w:tcBorders>
+            <w:tcMar>
+              <w:top w:w="0" w:type="dxa"/>
+              <w:left w:w="0" w:type="dxa"/>
+              <w:bottom w:w="0" w:type="dxa"/>
+              <w:right w:w="0" w:type="dxa"/>
+            </w:tcMar>
           </w:tcPr>
           <w:p>
             <w:pPr>
@@ -118,11 +130,17 @@
             <w:vAlign w:val="center"/>
             <w:shd w:fill="FFFFFF"/>
             <w:tcBorders>
-              <w:top w:val="single" w:sz="12" w:space="0" w:color="000000"/>
-              <w:left w:val="single" w:sz="12" w:space="0" w:color="000000"/>
-              <w:bottom w:val="single" w:sz="12" w:space="0" w:color="000000"/>
-              <w:right w:val="single" w:sz="12" w:space="0" w:color="000000"/>
+              <w:top w:val="single" w:sz="6" w:space="0" w:color="000000"/>
+              <w:left w:val="single" w:sz="6" w:space="0" w:color="000000"/>
+              <w:bottom w:val="single" w:sz="6" w:space="0" w:color="000000"/>
+              <w:right w:val="single" w:sz="6" w:space="0" w:color="000000"/>
             </w:tcBorders>
+            <w:tcMar>
+              <w:top w:w="0" w:type="dxa"/>
+              <w:left w:w="0" w:type="dxa"/>
+              <w:bottom w:w="0" w:type="dxa"/>
+              <w:right w:w="0" w:type="dxa"/>
+            </w:tcMar>
           </w:tcPr>
           <w:p>
             <w:pPr>
@@ -166,6 +184,12 @@
           <w:tcPr>
             <w:tcW w:type="dxa" w:w="10080"/>
             <w:shd w:fill="FFFFFF"/>
+            <w:tcMar>
+              <w:top w:w="0" w:type="dxa"/>
+              <w:left w:w="0" w:type="dxa"/>
+              <w:bottom w:w="0" w:type="dxa"/>
+              <w:right w:w="0" w:type="dxa"/>
+            </w:tcMar>
           </w:tcPr>
           <w:p>
             <w:pPr>
@@ -352,6 +376,12 @@
           <w:tcPr>
             <w:tcW w:type="dxa" w:w="10080"/>
             <w:shd w:fill="FFFFFF"/>
+            <w:tcMar>
+              <w:top w:w="0" w:type="dxa"/>
+              <w:left w:w="0" w:type="dxa"/>
+              <w:bottom w:w="0" w:type="dxa"/>
+              <w:right w:w="0" w:type="dxa"/>
+            </w:tcMar>
           </w:tcPr>
           <w:p>
             <w:pPr>
@@ -538,6 +568,12 @@
           <w:tcPr>
             <w:tcW w:type="dxa" w:w="10080"/>
             <w:shd w:fill="FFFFFF"/>
+            <w:tcMar>
+              <w:top w:w="0" w:type="dxa"/>
+              <w:left w:w="0" w:type="dxa"/>
+              <w:bottom w:w="0" w:type="dxa"/>
+              <w:right w:w="0" w:type="dxa"/>
+            </w:tcMar>
           </w:tcPr>
           <w:p>
             <w:pPr>
@@ -724,6 +760,12 @@
           <w:tcPr>
             <w:tcW w:type="dxa" w:w="10080"/>
             <w:shd w:fill="FFFFFF"/>
+            <w:tcMar>
+              <w:top w:w="0" w:type="dxa"/>
+              <w:left w:w="0" w:type="dxa"/>
+              <w:bottom w:w="0" w:type="dxa"/>
+              <w:right w:w="0" w:type="dxa"/>
+            </w:tcMar>
           </w:tcPr>
           <w:p>
             <w:pPr>
@@ -910,6 +952,12 @@
           <w:tcPr>
             <w:tcW w:type="dxa" w:w="10080"/>
             <w:shd w:fill="FFFFFF"/>
+            <w:tcMar>
+              <w:top w:w="0" w:type="dxa"/>
+              <w:left w:w="0" w:type="dxa"/>
+              <w:bottom w:w="0" w:type="dxa"/>
+              <w:right w:w="0" w:type="dxa"/>
+            </w:tcMar>
           </w:tcPr>
           <w:p>
             <w:pPr>
@@ -1096,6 +1144,12 @@
           <w:tcPr>
             <w:tcW w:type="dxa" w:w="10080"/>
             <w:shd w:fill="FFFFFF"/>
+            <w:tcMar>
+              <w:top w:w="0" w:type="dxa"/>
+              <w:left w:w="0" w:type="dxa"/>
+              <w:bottom w:w="0" w:type="dxa"/>
+              <w:right w:w="0" w:type="dxa"/>
+            </w:tcMar>
           </w:tcPr>
           <w:p>
             <w:pPr>
@@ -1282,6 +1336,12 @@
           <w:tcPr>
             <w:tcW w:type="dxa" w:w="10080"/>
             <w:shd w:fill="FFFFFF"/>
+            <w:tcMar>
+              <w:top w:w="0" w:type="dxa"/>
+              <w:left w:w="0" w:type="dxa"/>
+              <w:bottom w:w="0" w:type="dxa"/>
+              <w:right w:w="0" w:type="dxa"/>
+            </w:tcMar>
           </w:tcPr>
           <w:p>
             <w:pPr>
@@ -1468,6 +1528,12 @@
           <w:tcPr>
             <w:tcW w:type="dxa" w:w="10080"/>
             <w:shd w:fill="FFFFFF"/>
+            <w:tcMar>
+              <w:top w:w="0" w:type="dxa"/>
+              <w:left w:w="0" w:type="dxa"/>
+              <w:bottom w:w="0" w:type="dxa"/>
+              <w:right w:w="0" w:type="dxa"/>
+            </w:tcMar>
           </w:tcPr>
           <w:p>
             <w:pPr>
@@ -1654,6 +1720,12 @@
           <w:tcPr>
             <w:tcW w:type="dxa" w:w="10080"/>
             <w:shd w:fill="FFFFFF"/>
+            <w:tcMar>
+              <w:top w:w="0" w:type="dxa"/>
+              <w:left w:w="0" w:type="dxa"/>
+              <w:bottom w:w="0" w:type="dxa"/>
+              <w:right w:w="0" w:type="dxa"/>
+            </w:tcMar>
           </w:tcPr>
           <w:p>
             <w:pPr>
@@ -1840,6 +1912,12 @@
           <w:tcPr>
             <w:tcW w:type="dxa" w:w="10080"/>
             <w:shd w:fill="FFFFFF"/>
+            <w:tcMar>
+              <w:top w:w="0" w:type="dxa"/>
+              <w:left w:w="0" w:type="dxa"/>
+              <w:bottom w:w="0" w:type="dxa"/>
+              <w:right w:w="0" w:type="dxa"/>
+            </w:tcMar>
           </w:tcPr>
           <w:p>
             <w:pPr>
@@ -2026,6 +2104,12 @@
           <w:tcPr>
             <w:tcW w:type="dxa" w:w="10080"/>
             <w:shd w:fill="FFFFFF"/>
+            <w:tcMar>
+              <w:top w:w="0" w:type="dxa"/>
+              <w:left w:w="0" w:type="dxa"/>
+              <w:bottom w:w="0" w:type="dxa"/>
+              <w:right w:w="0" w:type="dxa"/>
+            </w:tcMar>
           </w:tcPr>
           <w:p>
             <w:pPr>
@@ -2212,6 +2296,12 @@
           <w:tcPr>
             <w:tcW w:type="dxa" w:w="10080"/>
             <w:shd w:fill="FFFFFF"/>
+            <w:tcMar>
+              <w:top w:w="0" w:type="dxa"/>
+              <w:left w:w="0" w:type="dxa"/>
+              <w:bottom w:w="0" w:type="dxa"/>
+              <w:right w:w="0" w:type="dxa"/>
+            </w:tcMar>
           </w:tcPr>
           <w:p>
             <w:pPr>
@@ -2398,6 +2488,12 @@
           <w:tcPr>
             <w:tcW w:type="dxa" w:w="10080"/>
             <w:shd w:fill="FFFFFF"/>
+            <w:tcMar>
+              <w:top w:w="0" w:type="dxa"/>
+              <w:left w:w="0" w:type="dxa"/>
+              <w:bottom w:w="0" w:type="dxa"/>
+              <w:right w:w="0" w:type="dxa"/>
+            </w:tcMar>
           </w:tcPr>
           <w:p>
             <w:pPr>

--- a/MATERIAIS/GESTAO_E_CONTROLE_MATERIAIS/ANALISE_DADOS_APLICADA_GESTAO/ATIVIDADES/AVALIACAO-03-FUNCOES-DE-BUSCA-AVANCADAS.docx
+++ b/MATERIAIS/GESTAO_E_CONTROLE_MATERIAIS/ANALISE_DADOS_APLICADA_GESTAO/ATIVIDADES/AVALIACAO-03-FUNCOES-DE-BUSCA-AVANCADAS.docx
@@ -20,10 +20,10 @@
             <w:vAlign w:val="center"/>
             <w:shd w:fill="FFFFFF"/>
             <w:tcBorders>
-              <w:top w:val="single" w:sz="6" w:space="0" w:color="000000"/>
-              <w:left w:val="single" w:sz="6" w:space="0" w:color="000000"/>
-              <w:bottom w:val="single" w:sz="6" w:space="0" w:color="000000"/>
-              <w:right w:val="single" w:sz="6" w:space="0" w:color="000000"/>
+              <w:top w:val="single" w:sz="3" w:space="0" w:color="000000"/>
+              <w:left w:val="single" w:sz="3" w:space="0" w:color="000000"/>
+              <w:bottom w:val="single" w:sz="3" w:space="0" w:color="000000"/>
+              <w:right w:val="single" w:sz="3" w:space="0" w:color="000000"/>
             </w:tcBorders>
             <w:tcMar>
               <w:top w:w="0" w:type="dxa"/>
@@ -66,10 +66,10 @@
             <w:vAlign w:val="center"/>
             <w:shd w:fill="FFFFFF"/>
             <w:tcBorders>
-              <w:top w:val="single" w:sz="6" w:space="0" w:color="000000"/>
-              <w:left w:val="single" w:sz="6" w:space="0" w:color="000000"/>
-              <w:bottom w:val="single" w:sz="6" w:space="0" w:color="000000"/>
-              <w:right w:val="single" w:sz="6" w:space="0" w:color="000000"/>
+              <w:top w:val="single" w:sz="3" w:space="0" w:color="000000"/>
+              <w:left w:val="single" w:sz="3" w:space="0" w:color="000000"/>
+              <w:bottom w:val="single" w:sz="3" w:space="0" w:color="000000"/>
+              <w:right w:val="single" w:sz="3" w:space="0" w:color="000000"/>
             </w:tcBorders>
             <w:tcMar>
               <w:top w:w="0" w:type="dxa"/>
@@ -130,10 +130,10 @@
             <w:vAlign w:val="center"/>
             <w:shd w:fill="FFFFFF"/>
             <w:tcBorders>
-              <w:top w:val="single" w:sz="6" w:space="0" w:color="000000"/>
-              <w:left w:val="single" w:sz="6" w:space="0" w:color="000000"/>
-              <w:bottom w:val="single" w:sz="6" w:space="0" w:color="000000"/>
-              <w:right w:val="single" w:sz="6" w:space="0" w:color="000000"/>
+              <w:top w:val="single" w:sz="3" w:space="0" w:color="000000"/>
+              <w:left w:val="single" w:sz="3" w:space="0" w:color="000000"/>
+              <w:bottom w:val="single" w:sz="3" w:space="0" w:color="000000"/>
+              <w:right w:val="single" w:sz="3" w:space="0" w:color="000000"/>
             </w:tcBorders>
             <w:tcMar>
               <w:top w:w="0" w:type="dxa"/>

--- a/MATERIAIS/GESTAO_E_CONTROLE_MATERIAIS/ANALISE_DADOS_APLICADA_GESTAO/ATIVIDADES/AVALIACAO-03-FUNCOES-DE-BUSCA-AVANCADAS.docx
+++ b/MATERIAIS/GESTAO_E_CONTROLE_MATERIAIS/ANALISE_DADOS_APLICADA_GESTAO/ATIVIDADES/AVALIACAO-03-FUNCOES-DE-BUSCA-AVANCADAS.docx
@@ -167,12 +167,12 @@
         <w:tblLook w:firstColumn="1" w:firstRow="1" w:lastColumn="0" w:lastRow="0" w:noHBand="0" w:noVBand="1" w:val="04A0"/>
         <w:cantSplit/>
         <w:tblBorders>
-          <w:top w:val="single" w:sz="24" w:space="0" w:color="000000"/>
-          <w:left w:val="single" w:sz="24" w:space="0" w:color="000000"/>
-          <w:bottom w:val="single" w:sz="24" w:space="0" w:color="000000"/>
-          <w:right w:val="single" w:sz="24" w:space="0" w:color="000000"/>
-          <w:insideH w:val="single" w:sz="24" w:space="0" w:color="000000"/>
-          <w:insideV w:val="single" w:sz="24" w:space="0" w:color="000000"/>
+          <w:top w:val="single" w:sz="3" w:space="0" w:color="000000"/>
+          <w:left w:val="single" w:sz="3" w:space="0" w:color="000000"/>
+          <w:bottom w:val="single" w:sz="3" w:space="0" w:color="000000"/>
+          <w:right w:val="single" w:sz="3" w:space="0" w:color="000000"/>
+          <w:insideH w:val="single" w:sz="3" w:space="0" w:color="000000"/>
+          <w:insideV w:val="single" w:sz="3" w:space="0" w:color="000000"/>
         </w:tblBorders>
         <w:cantSplit w:val="1"/>
       </w:tblPr>
@@ -359,12 +359,12 @@
         <w:tblLook w:firstColumn="1" w:firstRow="1" w:lastColumn="0" w:lastRow="0" w:noHBand="0" w:noVBand="1" w:val="04A0"/>
         <w:cantSplit/>
         <w:tblBorders>
-          <w:top w:val="single" w:sz="24" w:space="0" w:color="000000"/>
-          <w:left w:val="single" w:sz="24" w:space="0" w:color="000000"/>
-          <w:bottom w:val="single" w:sz="24" w:space="0" w:color="000000"/>
-          <w:right w:val="single" w:sz="24" w:space="0" w:color="000000"/>
-          <w:insideH w:val="single" w:sz="24" w:space="0" w:color="000000"/>
-          <w:insideV w:val="single" w:sz="24" w:space="0" w:color="000000"/>
+          <w:top w:val="single" w:sz="3" w:space="0" w:color="000000"/>
+          <w:left w:val="single" w:sz="3" w:space="0" w:color="000000"/>
+          <w:bottom w:val="single" w:sz="3" w:space="0" w:color="000000"/>
+          <w:right w:val="single" w:sz="3" w:space="0" w:color="000000"/>
+          <w:insideH w:val="single" w:sz="3" w:space="0" w:color="000000"/>
+          <w:insideV w:val="single" w:sz="3" w:space="0" w:color="000000"/>
         </w:tblBorders>
         <w:cantSplit w:val="1"/>
       </w:tblPr>
@@ -551,12 +551,12 @@
         <w:tblLook w:firstColumn="1" w:firstRow="1" w:lastColumn="0" w:lastRow="0" w:noHBand="0" w:noVBand="1" w:val="04A0"/>
         <w:cantSplit/>
         <w:tblBorders>
-          <w:top w:val="single" w:sz="24" w:space="0" w:color="000000"/>
-          <w:left w:val="single" w:sz="24" w:space="0" w:color="000000"/>
-          <w:bottom w:val="single" w:sz="24" w:space="0" w:color="000000"/>
-          <w:right w:val="single" w:sz="24" w:space="0" w:color="000000"/>
-          <w:insideH w:val="single" w:sz="24" w:space="0" w:color="000000"/>
-          <w:insideV w:val="single" w:sz="24" w:space="0" w:color="000000"/>
+          <w:top w:val="single" w:sz="3" w:space="0" w:color="000000"/>
+          <w:left w:val="single" w:sz="3" w:space="0" w:color="000000"/>
+          <w:bottom w:val="single" w:sz="3" w:space="0" w:color="000000"/>
+          <w:right w:val="single" w:sz="3" w:space="0" w:color="000000"/>
+          <w:insideH w:val="single" w:sz="3" w:space="0" w:color="000000"/>
+          <w:insideV w:val="single" w:sz="3" w:space="0" w:color="000000"/>
         </w:tblBorders>
         <w:cantSplit w:val="1"/>
       </w:tblPr>
@@ -743,12 +743,12 @@
         <w:tblLook w:firstColumn="1" w:firstRow="1" w:lastColumn="0" w:lastRow="0" w:noHBand="0" w:noVBand="1" w:val="04A0"/>
         <w:cantSplit/>
         <w:tblBorders>
-          <w:top w:val="single" w:sz="24" w:space="0" w:color="000000"/>
-          <w:left w:val="single" w:sz="24" w:space="0" w:color="000000"/>
-          <w:bottom w:val="single" w:sz="24" w:space="0" w:color="000000"/>
-          <w:right w:val="single" w:sz="24" w:space="0" w:color="000000"/>
-          <w:insideH w:val="single" w:sz="24" w:space="0" w:color="000000"/>
-          <w:insideV w:val="single" w:sz="24" w:space="0" w:color="000000"/>
+          <w:top w:val="single" w:sz="3" w:space="0" w:color="000000"/>
+          <w:left w:val="single" w:sz="3" w:space="0" w:color="000000"/>
+          <w:bottom w:val="single" w:sz="3" w:space="0" w:color="000000"/>
+          <w:right w:val="single" w:sz="3" w:space="0" w:color="000000"/>
+          <w:insideH w:val="single" w:sz="3" w:space="0" w:color="000000"/>
+          <w:insideV w:val="single" w:sz="3" w:space="0" w:color="000000"/>
         </w:tblBorders>
         <w:cantSplit w:val="1"/>
       </w:tblPr>
@@ -935,12 +935,12 @@
         <w:tblLook w:firstColumn="1" w:firstRow="1" w:lastColumn="0" w:lastRow="0" w:noHBand="0" w:noVBand="1" w:val="04A0"/>
         <w:cantSplit/>
         <w:tblBorders>
-          <w:top w:val="single" w:sz="24" w:space="0" w:color="000000"/>
-          <w:left w:val="single" w:sz="24" w:space="0" w:color="000000"/>
-          <w:bottom w:val="single" w:sz="24" w:space="0" w:color="000000"/>
-          <w:right w:val="single" w:sz="24" w:space="0" w:color="000000"/>
-          <w:insideH w:val="single" w:sz="24" w:space="0" w:color="000000"/>
-          <w:insideV w:val="single" w:sz="24" w:space="0" w:color="000000"/>
+          <w:top w:val="single" w:sz="3" w:space="0" w:color="000000"/>
+          <w:left w:val="single" w:sz="3" w:space="0" w:color="000000"/>
+          <w:bottom w:val="single" w:sz="3" w:space="0" w:color="000000"/>
+          <w:right w:val="single" w:sz="3" w:space="0" w:color="000000"/>
+          <w:insideH w:val="single" w:sz="3" w:space="0" w:color="000000"/>
+          <w:insideV w:val="single" w:sz="3" w:space="0" w:color="000000"/>
         </w:tblBorders>
         <w:cantSplit w:val="1"/>
       </w:tblPr>
@@ -1127,12 +1127,12 @@
         <w:tblLook w:firstColumn="1" w:firstRow="1" w:lastColumn="0" w:lastRow="0" w:noHBand="0" w:noVBand="1" w:val="04A0"/>
         <w:cantSplit/>
         <w:tblBorders>
-          <w:top w:val="single" w:sz="24" w:space="0" w:color="000000"/>
-          <w:left w:val="single" w:sz="24" w:space="0" w:color="000000"/>
-          <w:bottom w:val="single" w:sz="24" w:space="0" w:color="000000"/>
-          <w:right w:val="single" w:sz="24" w:space="0" w:color="000000"/>
-          <w:insideH w:val="single" w:sz="24" w:space="0" w:color="000000"/>
-          <w:insideV w:val="single" w:sz="24" w:space="0" w:color="000000"/>
+          <w:top w:val="single" w:sz="3" w:space="0" w:color="000000"/>
+          <w:left w:val="single" w:sz="3" w:space="0" w:color="000000"/>
+          <w:bottom w:val="single" w:sz="3" w:space="0" w:color="000000"/>
+          <w:right w:val="single" w:sz="3" w:space="0" w:color="000000"/>
+          <w:insideH w:val="single" w:sz="3" w:space="0" w:color="000000"/>
+          <w:insideV w:val="single" w:sz="3" w:space="0" w:color="000000"/>
         </w:tblBorders>
         <w:cantSplit w:val="1"/>
       </w:tblPr>
@@ -1319,12 +1319,12 @@
         <w:tblLook w:firstColumn="1" w:firstRow="1" w:lastColumn="0" w:lastRow="0" w:noHBand="0" w:noVBand="1" w:val="04A0"/>
         <w:cantSplit/>
         <w:tblBorders>
-          <w:top w:val="single" w:sz="24" w:space="0" w:color="000000"/>
-          <w:left w:val="single" w:sz="24" w:space="0" w:color="000000"/>
-          <w:bottom w:val="single" w:sz="24" w:space="0" w:color="000000"/>
-          <w:right w:val="single" w:sz="24" w:space="0" w:color="000000"/>
-          <w:insideH w:val="single" w:sz="24" w:space="0" w:color="000000"/>
-          <w:insideV w:val="single" w:sz="24" w:space="0" w:color="000000"/>
+          <w:top w:val="single" w:sz="3" w:space="0" w:color="000000"/>
+          <w:left w:val="single" w:sz="3" w:space="0" w:color="000000"/>
+          <w:bottom w:val="single" w:sz="3" w:space="0" w:color="000000"/>
+          <w:right w:val="single" w:sz="3" w:space="0" w:color="000000"/>
+          <w:insideH w:val="single" w:sz="3" w:space="0" w:color="000000"/>
+          <w:insideV w:val="single" w:sz="3" w:space="0" w:color="000000"/>
         </w:tblBorders>
         <w:cantSplit w:val="1"/>
       </w:tblPr>
@@ -1511,12 +1511,12 @@
         <w:tblLook w:firstColumn="1" w:firstRow="1" w:lastColumn="0" w:lastRow="0" w:noHBand="0" w:noVBand="1" w:val="04A0"/>
         <w:cantSplit/>
         <w:tblBorders>
-          <w:top w:val="single" w:sz="24" w:space="0" w:color="000000"/>
-          <w:left w:val="single" w:sz="24" w:space="0" w:color="000000"/>
-          <w:bottom w:val="single" w:sz="24" w:space="0" w:color="000000"/>
-          <w:right w:val="single" w:sz="24" w:space="0" w:color="000000"/>
-          <w:insideH w:val="single" w:sz="24" w:space="0" w:color="000000"/>
-          <w:insideV w:val="single" w:sz="24" w:space="0" w:color="000000"/>
+          <w:top w:val="single" w:sz="3" w:space="0" w:color="000000"/>
+          <w:left w:val="single" w:sz="3" w:space="0" w:color="000000"/>
+          <w:bottom w:val="single" w:sz="3" w:space="0" w:color="000000"/>
+          <w:right w:val="single" w:sz="3" w:space="0" w:color="000000"/>
+          <w:insideH w:val="single" w:sz="3" w:space="0" w:color="000000"/>
+          <w:insideV w:val="single" w:sz="3" w:space="0" w:color="000000"/>
         </w:tblBorders>
         <w:cantSplit w:val="1"/>
       </w:tblPr>
@@ -1703,12 +1703,12 @@
         <w:tblLook w:firstColumn="1" w:firstRow="1" w:lastColumn="0" w:lastRow="0" w:noHBand="0" w:noVBand="1" w:val="04A0"/>
         <w:cantSplit/>
         <w:tblBorders>
-          <w:top w:val="single" w:sz="24" w:space="0" w:color="000000"/>
-          <w:left w:val="single" w:sz="24" w:space="0" w:color="000000"/>
-          <w:bottom w:val="single" w:sz="24" w:space="0" w:color="000000"/>
-          <w:right w:val="single" w:sz="24" w:space="0" w:color="000000"/>
-          <w:insideH w:val="single" w:sz="24" w:space="0" w:color="000000"/>
-          <w:insideV w:val="single" w:sz="24" w:space="0" w:color="000000"/>
+          <w:top w:val="single" w:sz="3" w:space="0" w:color="000000"/>
+          <w:left w:val="single" w:sz="3" w:space="0" w:color="000000"/>
+          <w:bottom w:val="single" w:sz="3" w:space="0" w:color="000000"/>
+          <w:right w:val="single" w:sz="3" w:space="0" w:color="000000"/>
+          <w:insideH w:val="single" w:sz="3" w:space="0" w:color="000000"/>
+          <w:insideV w:val="single" w:sz="3" w:space="0" w:color="000000"/>
         </w:tblBorders>
         <w:cantSplit w:val="1"/>
       </w:tblPr>
@@ -1895,12 +1895,12 @@
         <w:tblLook w:firstColumn="1" w:firstRow="1" w:lastColumn="0" w:lastRow="0" w:noHBand="0" w:noVBand="1" w:val="04A0"/>
         <w:cantSplit/>
         <w:tblBorders>
-          <w:top w:val="single" w:sz="24" w:space="0" w:color="000000"/>
-          <w:left w:val="single" w:sz="24" w:space="0" w:color="000000"/>
-          <w:bottom w:val="single" w:sz="24" w:space="0" w:color="000000"/>
-          <w:right w:val="single" w:sz="24" w:space="0" w:color="000000"/>
-          <w:insideH w:val="single" w:sz="24" w:space="0" w:color="000000"/>
-          <w:insideV w:val="single" w:sz="24" w:space="0" w:color="000000"/>
+          <w:top w:val="single" w:sz="3" w:space="0" w:color="000000"/>
+          <w:left w:val="single" w:sz="3" w:space="0" w:color="000000"/>
+          <w:bottom w:val="single" w:sz="3" w:space="0" w:color="000000"/>
+          <w:right w:val="single" w:sz="3" w:space="0" w:color="000000"/>
+          <w:insideH w:val="single" w:sz="3" w:space="0" w:color="000000"/>
+          <w:insideV w:val="single" w:sz="3" w:space="0" w:color="000000"/>
         </w:tblBorders>
         <w:cantSplit w:val="1"/>
       </w:tblPr>
@@ -2087,12 +2087,12 @@
         <w:tblLook w:firstColumn="1" w:firstRow="1" w:lastColumn="0" w:lastRow="0" w:noHBand="0" w:noVBand="1" w:val="04A0"/>
         <w:cantSplit/>
         <w:tblBorders>
-          <w:top w:val="single" w:sz="24" w:space="0" w:color="000000"/>
-          <w:left w:val="single" w:sz="24" w:space="0" w:color="000000"/>
-          <w:bottom w:val="single" w:sz="24" w:space="0" w:color="000000"/>
-          <w:right w:val="single" w:sz="24" w:space="0" w:color="000000"/>
-          <w:insideH w:val="single" w:sz="24" w:space="0" w:color="000000"/>
-          <w:insideV w:val="single" w:sz="24" w:space="0" w:color="000000"/>
+          <w:top w:val="single" w:sz="3" w:space="0" w:color="000000"/>
+          <w:left w:val="single" w:sz="3" w:space="0" w:color="000000"/>
+          <w:bottom w:val="single" w:sz="3" w:space="0" w:color="000000"/>
+          <w:right w:val="single" w:sz="3" w:space="0" w:color="000000"/>
+          <w:insideH w:val="single" w:sz="3" w:space="0" w:color="000000"/>
+          <w:insideV w:val="single" w:sz="3" w:space="0" w:color="000000"/>
         </w:tblBorders>
         <w:cantSplit w:val="1"/>
       </w:tblPr>
@@ -2279,12 +2279,12 @@
         <w:tblLook w:firstColumn="1" w:firstRow="1" w:lastColumn="0" w:lastRow="0" w:noHBand="0" w:noVBand="1" w:val="04A0"/>
         <w:cantSplit/>
         <w:tblBorders>
-          <w:top w:val="single" w:sz="24" w:space="0" w:color="000000"/>
-          <w:left w:val="single" w:sz="24" w:space="0" w:color="000000"/>
-          <w:bottom w:val="single" w:sz="24" w:space="0" w:color="000000"/>
-          <w:right w:val="single" w:sz="24" w:space="0" w:color="000000"/>
-          <w:insideH w:val="single" w:sz="24" w:space="0" w:color="000000"/>
-          <w:insideV w:val="single" w:sz="24" w:space="0" w:color="000000"/>
+          <w:top w:val="single" w:sz="3" w:space="0" w:color="000000"/>
+          <w:left w:val="single" w:sz="3" w:space="0" w:color="000000"/>
+          <w:bottom w:val="single" w:sz="3" w:space="0" w:color="000000"/>
+          <w:right w:val="single" w:sz="3" w:space="0" w:color="000000"/>
+          <w:insideH w:val="single" w:sz="3" w:space="0" w:color="000000"/>
+          <w:insideV w:val="single" w:sz="3" w:space="0" w:color="000000"/>
         </w:tblBorders>
         <w:cantSplit w:val="1"/>
       </w:tblPr>
@@ -2471,12 +2471,12 @@
         <w:tblLook w:firstColumn="1" w:firstRow="1" w:lastColumn="0" w:lastRow="0" w:noHBand="0" w:noVBand="1" w:val="04A0"/>
         <w:cantSplit/>
         <w:tblBorders>
-          <w:top w:val="single" w:sz="24" w:space="0" w:color="000000"/>
-          <w:left w:val="single" w:sz="24" w:space="0" w:color="000000"/>
-          <w:bottom w:val="single" w:sz="24" w:space="0" w:color="000000"/>
-          <w:right w:val="single" w:sz="24" w:space="0" w:color="000000"/>
-          <w:insideH w:val="single" w:sz="24" w:space="0" w:color="000000"/>
-          <w:insideV w:val="single" w:sz="24" w:space="0" w:color="000000"/>
+          <w:top w:val="single" w:sz="3" w:space="0" w:color="000000"/>
+          <w:left w:val="single" w:sz="3" w:space="0" w:color="000000"/>
+          <w:bottom w:val="single" w:sz="3" w:space="0" w:color="000000"/>
+          <w:right w:val="single" w:sz="3" w:space="0" w:color="000000"/>
+          <w:insideH w:val="single" w:sz="3" w:space="0" w:color="000000"/>
+          <w:insideV w:val="single" w:sz="3" w:space="0" w:color="000000"/>
         </w:tblBorders>
         <w:cantSplit w:val="1"/>
       </w:tblPr>

--- a/MATERIAIS/GESTAO_E_CONTROLE_MATERIAIS/ANALISE_DADOS_APLICADA_GESTAO/ATIVIDADES/AVALIACAO-03-FUNCOES-DE-BUSCA-AVANCADAS.docx
+++ b/MATERIAIS/GESTAO_E_CONTROLE_MATERIAIS/ANALISE_DADOS_APLICADA_GESTAO/ATIVIDADES/AVALIACAO-03-FUNCOES-DE-BUSCA-AVANCADAS.docx
@@ -171,8 +171,6 @@
           <w:left w:val="single" w:sz="3" w:space="0" w:color="000000"/>
           <w:bottom w:val="single" w:sz="3" w:space="0" w:color="000000"/>
           <w:right w:val="single" w:sz="3" w:space="0" w:color="000000"/>
-          <w:insideH w:val="single" w:sz="3" w:space="0" w:color="000000"/>
-          <w:insideV w:val="single" w:sz="3" w:space="0" w:color="000000"/>
         </w:tblBorders>
         <w:cantSplit w:val="1"/>
       </w:tblPr>
@@ -363,8 +361,6 @@
           <w:left w:val="single" w:sz="3" w:space="0" w:color="000000"/>
           <w:bottom w:val="single" w:sz="3" w:space="0" w:color="000000"/>
           <w:right w:val="single" w:sz="3" w:space="0" w:color="000000"/>
-          <w:insideH w:val="single" w:sz="3" w:space="0" w:color="000000"/>
-          <w:insideV w:val="single" w:sz="3" w:space="0" w:color="000000"/>
         </w:tblBorders>
         <w:cantSplit w:val="1"/>
       </w:tblPr>
@@ -555,8 +551,6 @@
           <w:left w:val="single" w:sz="3" w:space="0" w:color="000000"/>
           <w:bottom w:val="single" w:sz="3" w:space="0" w:color="000000"/>
           <w:right w:val="single" w:sz="3" w:space="0" w:color="000000"/>
-          <w:insideH w:val="single" w:sz="3" w:space="0" w:color="000000"/>
-          <w:insideV w:val="single" w:sz="3" w:space="0" w:color="000000"/>
         </w:tblBorders>
         <w:cantSplit w:val="1"/>
       </w:tblPr>
@@ -747,8 +741,6 @@
           <w:left w:val="single" w:sz="3" w:space="0" w:color="000000"/>
           <w:bottom w:val="single" w:sz="3" w:space="0" w:color="000000"/>
           <w:right w:val="single" w:sz="3" w:space="0" w:color="000000"/>
-          <w:insideH w:val="single" w:sz="3" w:space="0" w:color="000000"/>
-          <w:insideV w:val="single" w:sz="3" w:space="0" w:color="000000"/>
         </w:tblBorders>
         <w:cantSplit w:val="1"/>
       </w:tblPr>
@@ -939,8 +931,6 @@
           <w:left w:val="single" w:sz="3" w:space="0" w:color="000000"/>
           <w:bottom w:val="single" w:sz="3" w:space="0" w:color="000000"/>
           <w:right w:val="single" w:sz="3" w:space="0" w:color="000000"/>
-          <w:insideH w:val="single" w:sz="3" w:space="0" w:color="000000"/>
-          <w:insideV w:val="single" w:sz="3" w:space="0" w:color="000000"/>
         </w:tblBorders>
         <w:cantSplit w:val="1"/>
       </w:tblPr>
@@ -1131,8 +1121,6 @@
           <w:left w:val="single" w:sz="3" w:space="0" w:color="000000"/>
           <w:bottom w:val="single" w:sz="3" w:space="0" w:color="000000"/>
           <w:right w:val="single" w:sz="3" w:space="0" w:color="000000"/>
-          <w:insideH w:val="single" w:sz="3" w:space="0" w:color="000000"/>
-          <w:insideV w:val="single" w:sz="3" w:space="0" w:color="000000"/>
         </w:tblBorders>
         <w:cantSplit w:val="1"/>
       </w:tblPr>
@@ -1323,8 +1311,6 @@
           <w:left w:val="single" w:sz="3" w:space="0" w:color="000000"/>
           <w:bottom w:val="single" w:sz="3" w:space="0" w:color="000000"/>
           <w:right w:val="single" w:sz="3" w:space="0" w:color="000000"/>
-          <w:insideH w:val="single" w:sz="3" w:space="0" w:color="000000"/>
-          <w:insideV w:val="single" w:sz="3" w:space="0" w:color="000000"/>
         </w:tblBorders>
         <w:cantSplit w:val="1"/>
       </w:tblPr>
@@ -1515,8 +1501,6 @@
           <w:left w:val="single" w:sz="3" w:space="0" w:color="000000"/>
           <w:bottom w:val="single" w:sz="3" w:space="0" w:color="000000"/>
           <w:right w:val="single" w:sz="3" w:space="0" w:color="000000"/>
-          <w:insideH w:val="single" w:sz="3" w:space="0" w:color="000000"/>
-          <w:insideV w:val="single" w:sz="3" w:space="0" w:color="000000"/>
         </w:tblBorders>
         <w:cantSplit w:val="1"/>
       </w:tblPr>
@@ -1707,8 +1691,6 @@
           <w:left w:val="single" w:sz="3" w:space="0" w:color="000000"/>
           <w:bottom w:val="single" w:sz="3" w:space="0" w:color="000000"/>
           <w:right w:val="single" w:sz="3" w:space="0" w:color="000000"/>
-          <w:insideH w:val="single" w:sz="3" w:space="0" w:color="000000"/>
-          <w:insideV w:val="single" w:sz="3" w:space="0" w:color="000000"/>
         </w:tblBorders>
         <w:cantSplit w:val="1"/>
       </w:tblPr>
@@ -1899,8 +1881,6 @@
           <w:left w:val="single" w:sz="3" w:space="0" w:color="000000"/>
           <w:bottom w:val="single" w:sz="3" w:space="0" w:color="000000"/>
           <w:right w:val="single" w:sz="3" w:space="0" w:color="000000"/>
-          <w:insideH w:val="single" w:sz="3" w:space="0" w:color="000000"/>
-          <w:insideV w:val="single" w:sz="3" w:space="0" w:color="000000"/>
         </w:tblBorders>
         <w:cantSplit w:val="1"/>
       </w:tblPr>
@@ -2091,8 +2071,6 @@
           <w:left w:val="single" w:sz="3" w:space="0" w:color="000000"/>
           <w:bottom w:val="single" w:sz="3" w:space="0" w:color="000000"/>
           <w:right w:val="single" w:sz="3" w:space="0" w:color="000000"/>
-          <w:insideH w:val="single" w:sz="3" w:space="0" w:color="000000"/>
-          <w:insideV w:val="single" w:sz="3" w:space="0" w:color="000000"/>
         </w:tblBorders>
         <w:cantSplit w:val="1"/>
       </w:tblPr>
@@ -2283,8 +2261,6 @@
           <w:left w:val="single" w:sz="3" w:space="0" w:color="000000"/>
           <w:bottom w:val="single" w:sz="3" w:space="0" w:color="000000"/>
           <w:right w:val="single" w:sz="3" w:space="0" w:color="000000"/>
-          <w:insideH w:val="single" w:sz="3" w:space="0" w:color="000000"/>
-          <w:insideV w:val="single" w:sz="3" w:space="0" w:color="000000"/>
         </w:tblBorders>
         <w:cantSplit w:val="1"/>
       </w:tblPr>
@@ -2475,8 +2451,6 @@
           <w:left w:val="single" w:sz="3" w:space="0" w:color="000000"/>
           <w:bottom w:val="single" w:sz="3" w:space="0" w:color="000000"/>
           <w:right w:val="single" w:sz="3" w:space="0" w:color="000000"/>
-          <w:insideH w:val="single" w:sz="3" w:space="0" w:color="000000"/>
-          <w:insideV w:val="single" w:sz="3" w:space="0" w:color="000000"/>
         </w:tblBorders>
         <w:cantSplit w:val="1"/>
       </w:tblPr>

--- a/MATERIAIS/GESTAO_E_CONTROLE_MATERIAIS/ANALISE_DADOS_APLICADA_GESTAO/ATIVIDADES/AVALIACAO-03-FUNCOES-DE-BUSCA-AVANCADAS.docx
+++ b/MATERIAIS/GESTAO_E_CONTROLE_MATERIAIS/ANALISE_DADOS_APLICADA_GESTAO/ATIVIDADES/AVALIACAO-03-FUNCOES-DE-BUSCA-AVANCADAS.docx
@@ -166,13 +166,14 @@
         <w:tblLayout w:type="fixed"/>
         <w:tblLook w:firstColumn="1" w:firstRow="1" w:lastColumn="0" w:lastRow="0" w:noHBand="0" w:noVBand="1" w:val="04A0"/>
         <w:cantSplit/>
+        <w:cantSplit w:val="1"/>
         <w:tblBorders>
           <w:top w:val="single" w:sz="3" w:space="0" w:color="000000"/>
           <w:left w:val="single" w:sz="3" w:space="0" w:color="000000"/>
           <w:bottom w:val="single" w:sz="3" w:space="0" w:color="000000"/>
           <w:right w:val="single" w:sz="3" w:space="0" w:color="000000"/>
+          <w:insideH w:val="single" w:sz="3" w:space="0" w:color="000000"/>
         </w:tblBorders>
-        <w:cantSplit w:val="1"/>
       </w:tblPr>
       <w:tblGrid>
         <w:gridCol w:w="10080"/>
@@ -356,13 +357,14 @@
         <w:tblLayout w:type="fixed"/>
         <w:tblLook w:firstColumn="1" w:firstRow="1" w:lastColumn="0" w:lastRow="0" w:noHBand="0" w:noVBand="1" w:val="04A0"/>
         <w:cantSplit/>
+        <w:cantSplit w:val="1"/>
         <w:tblBorders>
           <w:top w:val="single" w:sz="3" w:space="0" w:color="000000"/>
           <w:left w:val="single" w:sz="3" w:space="0" w:color="000000"/>
           <w:bottom w:val="single" w:sz="3" w:space="0" w:color="000000"/>
           <w:right w:val="single" w:sz="3" w:space="0" w:color="000000"/>
+          <w:insideH w:val="single" w:sz="3" w:space="0" w:color="000000"/>
         </w:tblBorders>
-        <w:cantSplit w:val="1"/>
       </w:tblPr>
       <w:tblGrid>
         <w:gridCol w:w="10080"/>
@@ -546,13 +548,14 @@
         <w:tblLayout w:type="fixed"/>
         <w:tblLook w:firstColumn="1" w:firstRow="1" w:lastColumn="0" w:lastRow="0" w:noHBand="0" w:noVBand="1" w:val="04A0"/>
         <w:cantSplit/>
+        <w:cantSplit w:val="1"/>
         <w:tblBorders>
           <w:top w:val="single" w:sz="3" w:space="0" w:color="000000"/>
           <w:left w:val="single" w:sz="3" w:space="0" w:color="000000"/>
           <w:bottom w:val="single" w:sz="3" w:space="0" w:color="000000"/>
           <w:right w:val="single" w:sz="3" w:space="0" w:color="000000"/>
+          <w:insideH w:val="single" w:sz="3" w:space="0" w:color="000000"/>
         </w:tblBorders>
-        <w:cantSplit w:val="1"/>
       </w:tblPr>
       <w:tblGrid>
         <w:gridCol w:w="10080"/>
@@ -736,13 +739,14 @@
         <w:tblLayout w:type="fixed"/>
         <w:tblLook w:firstColumn="1" w:firstRow="1" w:lastColumn="0" w:lastRow="0" w:noHBand="0" w:noVBand="1" w:val="04A0"/>
         <w:cantSplit/>
+        <w:cantSplit w:val="1"/>
         <w:tblBorders>
           <w:top w:val="single" w:sz="3" w:space="0" w:color="000000"/>
           <w:left w:val="single" w:sz="3" w:space="0" w:color="000000"/>
           <w:bottom w:val="single" w:sz="3" w:space="0" w:color="000000"/>
           <w:right w:val="single" w:sz="3" w:space="0" w:color="000000"/>
+          <w:insideH w:val="single" w:sz="3" w:space="0" w:color="000000"/>
         </w:tblBorders>
-        <w:cantSplit w:val="1"/>
       </w:tblPr>
       <w:tblGrid>
         <w:gridCol w:w="10080"/>
@@ -926,13 +930,14 @@
         <w:tblLayout w:type="fixed"/>
         <w:tblLook w:firstColumn="1" w:firstRow="1" w:lastColumn="0" w:lastRow="0" w:noHBand="0" w:noVBand="1" w:val="04A0"/>
         <w:cantSplit/>
+        <w:cantSplit w:val="1"/>
         <w:tblBorders>
           <w:top w:val="single" w:sz="3" w:space="0" w:color="000000"/>
           <w:left w:val="single" w:sz="3" w:space="0" w:color="000000"/>
           <w:bottom w:val="single" w:sz="3" w:space="0" w:color="000000"/>
           <w:right w:val="single" w:sz="3" w:space="0" w:color="000000"/>
+          <w:insideH w:val="single" w:sz="3" w:space="0" w:color="000000"/>
         </w:tblBorders>
-        <w:cantSplit w:val="1"/>
       </w:tblPr>
       <w:tblGrid>
         <w:gridCol w:w="10080"/>
@@ -1116,13 +1121,14 @@
         <w:tblLayout w:type="fixed"/>
         <w:tblLook w:firstColumn="1" w:firstRow="1" w:lastColumn="0" w:lastRow="0" w:noHBand="0" w:noVBand="1" w:val="04A0"/>
         <w:cantSplit/>
+        <w:cantSplit w:val="1"/>
         <w:tblBorders>
           <w:top w:val="single" w:sz="3" w:space="0" w:color="000000"/>
           <w:left w:val="single" w:sz="3" w:space="0" w:color="000000"/>
           <w:bottom w:val="single" w:sz="3" w:space="0" w:color="000000"/>
           <w:right w:val="single" w:sz="3" w:space="0" w:color="000000"/>
+          <w:insideH w:val="single" w:sz="3" w:space="0" w:color="000000"/>
         </w:tblBorders>
-        <w:cantSplit w:val="1"/>
       </w:tblPr>
       <w:tblGrid>
         <w:gridCol w:w="10080"/>
@@ -1306,13 +1312,14 @@
         <w:tblLayout w:type="fixed"/>
         <w:tblLook w:firstColumn="1" w:firstRow="1" w:lastColumn="0" w:lastRow="0" w:noHBand="0" w:noVBand="1" w:val="04A0"/>
         <w:cantSplit/>
+        <w:cantSplit w:val="1"/>
         <w:tblBorders>
           <w:top w:val="single" w:sz="3" w:space="0" w:color="000000"/>
           <w:left w:val="single" w:sz="3" w:space="0" w:color="000000"/>
           <w:bottom w:val="single" w:sz="3" w:space="0" w:color="000000"/>
           <w:right w:val="single" w:sz="3" w:space="0" w:color="000000"/>
+          <w:insideH w:val="single" w:sz="3" w:space="0" w:color="000000"/>
         </w:tblBorders>
-        <w:cantSplit w:val="1"/>
       </w:tblPr>
       <w:tblGrid>
         <w:gridCol w:w="10080"/>
@@ -1496,13 +1503,14 @@
         <w:tblLayout w:type="fixed"/>
         <w:tblLook w:firstColumn="1" w:firstRow="1" w:lastColumn="0" w:lastRow="0" w:noHBand="0" w:noVBand="1" w:val="04A0"/>
         <w:cantSplit/>
+        <w:cantSplit w:val="1"/>
         <w:tblBorders>
           <w:top w:val="single" w:sz="3" w:space="0" w:color="000000"/>
           <w:left w:val="single" w:sz="3" w:space="0" w:color="000000"/>
           <w:bottom w:val="single" w:sz="3" w:space="0" w:color="000000"/>
           <w:right w:val="single" w:sz="3" w:space="0" w:color="000000"/>
+          <w:insideH w:val="single" w:sz="3" w:space="0" w:color="000000"/>
         </w:tblBorders>
-        <w:cantSplit w:val="1"/>
       </w:tblPr>
       <w:tblGrid>
         <w:gridCol w:w="10080"/>
@@ -1686,13 +1694,14 @@
         <w:tblLayout w:type="fixed"/>
         <w:tblLook w:firstColumn="1" w:firstRow="1" w:lastColumn="0" w:lastRow="0" w:noHBand="0" w:noVBand="1" w:val="04A0"/>
         <w:cantSplit/>
+        <w:cantSplit w:val="1"/>
         <w:tblBorders>
           <w:top w:val="single" w:sz="3" w:space="0" w:color="000000"/>
           <w:left w:val="single" w:sz="3" w:space="0" w:color="000000"/>
           <w:bottom w:val="single" w:sz="3" w:space="0" w:color="000000"/>
           <w:right w:val="single" w:sz="3" w:space="0" w:color="000000"/>
+          <w:insideH w:val="single" w:sz="3" w:space="0" w:color="000000"/>
         </w:tblBorders>
-        <w:cantSplit w:val="1"/>
       </w:tblPr>
       <w:tblGrid>
         <w:gridCol w:w="10080"/>
@@ -1876,13 +1885,14 @@
         <w:tblLayout w:type="fixed"/>
         <w:tblLook w:firstColumn="1" w:firstRow="1" w:lastColumn="0" w:lastRow="0" w:noHBand="0" w:noVBand="1" w:val="04A0"/>
         <w:cantSplit/>
+        <w:cantSplit w:val="1"/>
         <w:tblBorders>
           <w:top w:val="single" w:sz="3" w:space="0" w:color="000000"/>
           <w:left w:val="single" w:sz="3" w:space="0" w:color="000000"/>
           <w:bottom w:val="single" w:sz="3" w:space="0" w:color="000000"/>
           <w:right w:val="single" w:sz="3" w:space="0" w:color="000000"/>
+          <w:insideH w:val="single" w:sz="3" w:space="0" w:color="000000"/>
         </w:tblBorders>
-        <w:cantSplit w:val="1"/>
       </w:tblPr>
       <w:tblGrid>
         <w:gridCol w:w="10080"/>
@@ -2066,13 +2076,14 @@
         <w:tblLayout w:type="fixed"/>
         <w:tblLook w:firstColumn="1" w:firstRow="1" w:lastColumn="0" w:lastRow="0" w:noHBand="0" w:noVBand="1" w:val="04A0"/>
         <w:cantSplit/>
+        <w:cantSplit w:val="1"/>
         <w:tblBorders>
           <w:top w:val="single" w:sz="3" w:space="0" w:color="000000"/>
           <w:left w:val="single" w:sz="3" w:space="0" w:color="000000"/>
           <w:bottom w:val="single" w:sz="3" w:space="0" w:color="000000"/>
           <w:right w:val="single" w:sz="3" w:space="0" w:color="000000"/>
+          <w:insideH w:val="single" w:sz="3" w:space="0" w:color="000000"/>
         </w:tblBorders>
-        <w:cantSplit w:val="1"/>
       </w:tblPr>
       <w:tblGrid>
         <w:gridCol w:w="10080"/>
@@ -2256,13 +2267,14 @@
         <w:tblLayout w:type="fixed"/>
         <w:tblLook w:firstColumn="1" w:firstRow="1" w:lastColumn="0" w:lastRow="0" w:noHBand="0" w:noVBand="1" w:val="04A0"/>
         <w:cantSplit/>
+        <w:cantSplit w:val="1"/>
         <w:tblBorders>
           <w:top w:val="single" w:sz="3" w:space="0" w:color="000000"/>
           <w:left w:val="single" w:sz="3" w:space="0" w:color="000000"/>
           <w:bottom w:val="single" w:sz="3" w:space="0" w:color="000000"/>
           <w:right w:val="single" w:sz="3" w:space="0" w:color="000000"/>
+          <w:insideH w:val="single" w:sz="3" w:space="0" w:color="000000"/>
         </w:tblBorders>
-        <w:cantSplit w:val="1"/>
       </w:tblPr>
       <w:tblGrid>
         <w:gridCol w:w="10080"/>
@@ -2446,13 +2458,14 @@
         <w:tblLayout w:type="fixed"/>
         <w:tblLook w:firstColumn="1" w:firstRow="1" w:lastColumn="0" w:lastRow="0" w:noHBand="0" w:noVBand="1" w:val="04A0"/>
         <w:cantSplit/>
+        <w:cantSplit w:val="1"/>
         <w:tblBorders>
           <w:top w:val="single" w:sz="3" w:space="0" w:color="000000"/>
           <w:left w:val="single" w:sz="3" w:space="0" w:color="000000"/>
           <w:bottom w:val="single" w:sz="3" w:space="0" w:color="000000"/>
           <w:right w:val="single" w:sz="3" w:space="0" w:color="000000"/>
+          <w:insideH w:val="single" w:sz="3" w:space="0" w:color="000000"/>
         </w:tblBorders>
-        <w:cantSplit w:val="1"/>
       </w:tblPr>
       <w:tblGrid>
         <w:gridCol w:w="10080"/>

--- a/MATERIAIS/GESTAO_E_CONTROLE_MATERIAIS/ANALISE_DADOS_APLICADA_GESTAO/ATIVIDADES/AVALIACAO-03-FUNCOES-DE-BUSCA-AVANCADAS.docx
+++ b/MATERIAIS/GESTAO_E_CONTROLE_MATERIAIS/ANALISE_DADOS_APLICADA_GESTAO/ATIVIDADES/AVALIACAO-03-FUNCOES-DE-BUSCA-AVANCADAS.docx
@@ -7,6 +7,12 @@
         <w:tblW w:type="auto" w:w="0"/>
         <w:tblLayout w:type="fixed"/>
         <w:tblLook w:firstColumn="1" w:firstRow="1" w:lastColumn="0" w:lastRow="0" w:noHBand="0" w:noVBand="1" w:val="04A0"/>
+        <w:tblBorders>
+          <w:top w:val="single" w:sz="3" w:space="0" w:color="000000"/>
+          <w:left w:val="single" w:sz="3" w:space="0" w:color="000000"/>
+          <w:bottom w:val="single" w:sz="3" w:space="0" w:color="000000"/>
+          <w:right w:val="single" w:sz="3" w:space="0" w:color="000000"/>
+        </w:tblBorders>
       </w:tblPr>
       <w:tblGrid>
         <w:gridCol w:w="3360"/>
@@ -172,7 +178,6 @@
           <w:left w:val="single" w:sz="3" w:space="0" w:color="000000"/>
           <w:bottom w:val="single" w:sz="3" w:space="0" w:color="000000"/>
           <w:right w:val="single" w:sz="3" w:space="0" w:color="000000"/>
-          <w:insideH w:val="single" w:sz="3" w:space="0" w:color="000000"/>
         </w:tblBorders>
       </w:tblPr>
       <w:tblGrid>
@@ -363,7 +368,6 @@
           <w:left w:val="single" w:sz="3" w:space="0" w:color="000000"/>
           <w:bottom w:val="single" w:sz="3" w:space="0" w:color="000000"/>
           <w:right w:val="single" w:sz="3" w:space="0" w:color="000000"/>
-          <w:insideH w:val="single" w:sz="3" w:space="0" w:color="000000"/>
         </w:tblBorders>
       </w:tblPr>
       <w:tblGrid>
@@ -554,7 +558,6 @@
           <w:left w:val="single" w:sz="3" w:space="0" w:color="000000"/>
           <w:bottom w:val="single" w:sz="3" w:space="0" w:color="000000"/>
           <w:right w:val="single" w:sz="3" w:space="0" w:color="000000"/>
-          <w:insideH w:val="single" w:sz="3" w:space="0" w:color="000000"/>
         </w:tblBorders>
       </w:tblPr>
       <w:tblGrid>
@@ -745,7 +748,6 @@
           <w:left w:val="single" w:sz="3" w:space="0" w:color="000000"/>
           <w:bottom w:val="single" w:sz="3" w:space="0" w:color="000000"/>
           <w:right w:val="single" w:sz="3" w:space="0" w:color="000000"/>
-          <w:insideH w:val="single" w:sz="3" w:space="0" w:color="000000"/>
         </w:tblBorders>
       </w:tblPr>
       <w:tblGrid>
@@ -936,7 +938,6 @@
           <w:left w:val="single" w:sz="3" w:space="0" w:color="000000"/>
           <w:bottom w:val="single" w:sz="3" w:space="0" w:color="000000"/>
           <w:right w:val="single" w:sz="3" w:space="0" w:color="000000"/>
-          <w:insideH w:val="single" w:sz="3" w:space="0" w:color="000000"/>
         </w:tblBorders>
       </w:tblPr>
       <w:tblGrid>
@@ -1127,7 +1128,6 @@
           <w:left w:val="single" w:sz="3" w:space="0" w:color="000000"/>
           <w:bottom w:val="single" w:sz="3" w:space="0" w:color="000000"/>
           <w:right w:val="single" w:sz="3" w:space="0" w:color="000000"/>
-          <w:insideH w:val="single" w:sz="3" w:space="0" w:color="000000"/>
         </w:tblBorders>
       </w:tblPr>
       <w:tblGrid>
@@ -1318,7 +1318,6 @@
           <w:left w:val="single" w:sz="3" w:space="0" w:color="000000"/>
           <w:bottom w:val="single" w:sz="3" w:space="0" w:color="000000"/>
           <w:right w:val="single" w:sz="3" w:space="0" w:color="000000"/>
-          <w:insideH w:val="single" w:sz="3" w:space="0" w:color="000000"/>
         </w:tblBorders>
       </w:tblPr>
       <w:tblGrid>
@@ -1509,7 +1508,6 @@
           <w:left w:val="single" w:sz="3" w:space="0" w:color="000000"/>
           <w:bottom w:val="single" w:sz="3" w:space="0" w:color="000000"/>
           <w:right w:val="single" w:sz="3" w:space="0" w:color="000000"/>
-          <w:insideH w:val="single" w:sz="3" w:space="0" w:color="000000"/>
         </w:tblBorders>
       </w:tblPr>
       <w:tblGrid>
@@ -1700,7 +1698,6 @@
           <w:left w:val="single" w:sz="3" w:space="0" w:color="000000"/>
           <w:bottom w:val="single" w:sz="3" w:space="0" w:color="000000"/>
           <w:right w:val="single" w:sz="3" w:space="0" w:color="000000"/>
-          <w:insideH w:val="single" w:sz="3" w:space="0" w:color="000000"/>
         </w:tblBorders>
       </w:tblPr>
       <w:tblGrid>
@@ -1891,7 +1888,6 @@
           <w:left w:val="single" w:sz="3" w:space="0" w:color="000000"/>
           <w:bottom w:val="single" w:sz="3" w:space="0" w:color="000000"/>
           <w:right w:val="single" w:sz="3" w:space="0" w:color="000000"/>
-          <w:insideH w:val="single" w:sz="3" w:space="0" w:color="000000"/>
         </w:tblBorders>
       </w:tblPr>
       <w:tblGrid>
@@ -2082,7 +2078,6 @@
           <w:left w:val="single" w:sz="3" w:space="0" w:color="000000"/>
           <w:bottom w:val="single" w:sz="3" w:space="0" w:color="000000"/>
           <w:right w:val="single" w:sz="3" w:space="0" w:color="000000"/>
-          <w:insideH w:val="single" w:sz="3" w:space="0" w:color="000000"/>
         </w:tblBorders>
       </w:tblPr>
       <w:tblGrid>
@@ -2273,7 +2268,6 @@
           <w:left w:val="single" w:sz="3" w:space="0" w:color="000000"/>
           <w:bottom w:val="single" w:sz="3" w:space="0" w:color="000000"/>
           <w:right w:val="single" w:sz="3" w:space="0" w:color="000000"/>
-          <w:insideH w:val="single" w:sz="3" w:space="0" w:color="000000"/>
         </w:tblBorders>
       </w:tblPr>
       <w:tblGrid>
@@ -2464,7 +2458,6 @@
           <w:left w:val="single" w:sz="3" w:space="0" w:color="000000"/>
           <w:bottom w:val="single" w:sz="3" w:space="0" w:color="000000"/>
           <w:right w:val="single" w:sz="3" w:space="0" w:color="000000"/>
-          <w:insideH w:val="single" w:sz="3" w:space="0" w:color="000000"/>
         </w:tblBorders>
       </w:tblPr>
       <w:tblGrid>

--- a/MATERIAIS/GESTAO_E_CONTROLE_MATERIAIS/ANALISE_DADOS_APLICADA_GESTAO/ATIVIDADES/AVALIACAO-03-FUNCOES-DE-BUSCA-AVANCADAS.docx
+++ b/MATERIAIS/GESTAO_E_CONTROLE_MATERIAIS/ANALISE_DADOS_APLICADA_GESTAO/ATIVIDADES/AVALIACAO-03-FUNCOES-DE-BUSCA-AVANCADAS.docx
@@ -178,6 +178,7 @@
           <w:left w:val="single" w:sz="3" w:space="0" w:color="000000"/>
           <w:bottom w:val="single" w:sz="3" w:space="0" w:color="000000"/>
           <w:right w:val="single" w:sz="3" w:space="0" w:color="000000"/>
+          <w:insideH w:val="single" w:sz="3" w:space="0" w:color="000000"/>
         </w:tblBorders>
       </w:tblPr>
       <w:tblGrid>
@@ -368,6 +369,7 @@
           <w:left w:val="single" w:sz="3" w:space="0" w:color="000000"/>
           <w:bottom w:val="single" w:sz="3" w:space="0" w:color="000000"/>
           <w:right w:val="single" w:sz="3" w:space="0" w:color="000000"/>
+          <w:insideH w:val="single" w:sz="3" w:space="0" w:color="000000"/>
         </w:tblBorders>
       </w:tblPr>
       <w:tblGrid>
@@ -558,6 +560,7 @@
           <w:left w:val="single" w:sz="3" w:space="0" w:color="000000"/>
           <w:bottom w:val="single" w:sz="3" w:space="0" w:color="000000"/>
           <w:right w:val="single" w:sz="3" w:space="0" w:color="000000"/>
+          <w:insideH w:val="single" w:sz="3" w:space="0" w:color="000000"/>
         </w:tblBorders>
       </w:tblPr>
       <w:tblGrid>
@@ -748,6 +751,7 @@
           <w:left w:val="single" w:sz="3" w:space="0" w:color="000000"/>
           <w:bottom w:val="single" w:sz="3" w:space="0" w:color="000000"/>
           <w:right w:val="single" w:sz="3" w:space="0" w:color="000000"/>
+          <w:insideH w:val="single" w:sz="3" w:space="0" w:color="000000"/>
         </w:tblBorders>
       </w:tblPr>
       <w:tblGrid>
@@ -938,6 +942,7 @@
           <w:left w:val="single" w:sz="3" w:space="0" w:color="000000"/>
           <w:bottom w:val="single" w:sz="3" w:space="0" w:color="000000"/>
           <w:right w:val="single" w:sz="3" w:space="0" w:color="000000"/>
+          <w:insideH w:val="single" w:sz="3" w:space="0" w:color="000000"/>
         </w:tblBorders>
       </w:tblPr>
       <w:tblGrid>
@@ -1128,6 +1133,7 @@
           <w:left w:val="single" w:sz="3" w:space="0" w:color="000000"/>
           <w:bottom w:val="single" w:sz="3" w:space="0" w:color="000000"/>
           <w:right w:val="single" w:sz="3" w:space="0" w:color="000000"/>
+          <w:insideH w:val="single" w:sz="3" w:space="0" w:color="000000"/>
         </w:tblBorders>
       </w:tblPr>
       <w:tblGrid>
@@ -1318,6 +1324,7 @@
           <w:left w:val="single" w:sz="3" w:space="0" w:color="000000"/>
           <w:bottom w:val="single" w:sz="3" w:space="0" w:color="000000"/>
           <w:right w:val="single" w:sz="3" w:space="0" w:color="000000"/>
+          <w:insideH w:val="single" w:sz="3" w:space="0" w:color="000000"/>
         </w:tblBorders>
       </w:tblPr>
       <w:tblGrid>
@@ -1508,6 +1515,7 @@
           <w:left w:val="single" w:sz="3" w:space="0" w:color="000000"/>
           <w:bottom w:val="single" w:sz="3" w:space="0" w:color="000000"/>
           <w:right w:val="single" w:sz="3" w:space="0" w:color="000000"/>
+          <w:insideH w:val="single" w:sz="3" w:space="0" w:color="000000"/>
         </w:tblBorders>
       </w:tblPr>
       <w:tblGrid>
@@ -1698,6 +1706,7 @@
           <w:left w:val="single" w:sz="3" w:space="0" w:color="000000"/>
           <w:bottom w:val="single" w:sz="3" w:space="0" w:color="000000"/>
           <w:right w:val="single" w:sz="3" w:space="0" w:color="000000"/>
+          <w:insideH w:val="single" w:sz="3" w:space="0" w:color="000000"/>
         </w:tblBorders>
       </w:tblPr>
       <w:tblGrid>
@@ -1888,6 +1897,7 @@
           <w:left w:val="single" w:sz="3" w:space="0" w:color="000000"/>
           <w:bottom w:val="single" w:sz="3" w:space="0" w:color="000000"/>
           <w:right w:val="single" w:sz="3" w:space="0" w:color="000000"/>
+          <w:insideH w:val="single" w:sz="3" w:space="0" w:color="000000"/>
         </w:tblBorders>
       </w:tblPr>
       <w:tblGrid>
@@ -2078,6 +2088,7 @@
           <w:left w:val="single" w:sz="3" w:space="0" w:color="000000"/>
           <w:bottom w:val="single" w:sz="3" w:space="0" w:color="000000"/>
           <w:right w:val="single" w:sz="3" w:space="0" w:color="000000"/>
+          <w:insideH w:val="single" w:sz="3" w:space="0" w:color="000000"/>
         </w:tblBorders>
       </w:tblPr>
       <w:tblGrid>
@@ -2268,6 +2279,7 @@
           <w:left w:val="single" w:sz="3" w:space="0" w:color="000000"/>
           <w:bottom w:val="single" w:sz="3" w:space="0" w:color="000000"/>
           <w:right w:val="single" w:sz="3" w:space="0" w:color="000000"/>
+          <w:insideH w:val="single" w:sz="3" w:space="0" w:color="000000"/>
         </w:tblBorders>
       </w:tblPr>
       <w:tblGrid>
@@ -2458,6 +2470,7 @@
           <w:left w:val="single" w:sz="3" w:space="0" w:color="000000"/>
           <w:bottom w:val="single" w:sz="3" w:space="0" w:color="000000"/>
           <w:right w:val="single" w:sz="3" w:space="0" w:color="000000"/>
+          <w:insideH w:val="single" w:sz="3" w:space="0" w:color="000000"/>
         </w:tblBorders>
       </w:tblPr>
       <w:tblGrid>

--- a/MATERIAIS/GESTAO_E_CONTROLE_MATERIAIS/ANALISE_DADOS_APLICADA_GESTAO/ATIVIDADES/AVALIACAO-03-FUNCOES-DE-BUSCA-AVANCADAS.docx
+++ b/MATERIAIS/GESTAO_E_CONTROLE_MATERIAIS/ANALISE_DADOS_APLICADA_GESTAO/ATIVIDADES/AVALIACAO-03-FUNCOES-DE-BUSCA-AVANCADAS.docx
@@ -195,6 +195,9 @@
               <w:bottom w:w="0" w:type="dxa"/>
               <w:right w:w="0" w:type="dxa"/>
             </w:tcMar>
+            <w:tcBorders>
+              <w:bottom w:val="single" w:sz="3" w:space="0" w:color="000000"/>
+            </w:tcBorders>
           </w:tcPr>
           <w:p>
             <w:pPr>
@@ -386,6 +389,9 @@
               <w:bottom w:w="0" w:type="dxa"/>
               <w:right w:w="0" w:type="dxa"/>
             </w:tcMar>
+            <w:tcBorders>
+              <w:bottom w:val="single" w:sz="3" w:space="0" w:color="000000"/>
+            </w:tcBorders>
           </w:tcPr>
           <w:p>
             <w:pPr>
@@ -577,6 +583,9 @@
               <w:bottom w:w="0" w:type="dxa"/>
               <w:right w:w="0" w:type="dxa"/>
             </w:tcMar>
+            <w:tcBorders>
+              <w:bottom w:val="single" w:sz="3" w:space="0" w:color="000000"/>
+            </w:tcBorders>
           </w:tcPr>
           <w:p>
             <w:pPr>
@@ -768,6 +777,9 @@
               <w:bottom w:w="0" w:type="dxa"/>
               <w:right w:w="0" w:type="dxa"/>
             </w:tcMar>
+            <w:tcBorders>
+              <w:bottom w:val="single" w:sz="3" w:space="0" w:color="000000"/>
+            </w:tcBorders>
           </w:tcPr>
           <w:p>
             <w:pPr>
@@ -959,6 +971,9 @@
               <w:bottom w:w="0" w:type="dxa"/>
               <w:right w:w="0" w:type="dxa"/>
             </w:tcMar>
+            <w:tcBorders>
+              <w:bottom w:val="single" w:sz="3" w:space="0" w:color="000000"/>
+            </w:tcBorders>
           </w:tcPr>
           <w:p>
             <w:pPr>
@@ -1150,6 +1165,9 @@
               <w:bottom w:w="0" w:type="dxa"/>
               <w:right w:w="0" w:type="dxa"/>
             </w:tcMar>
+            <w:tcBorders>
+              <w:bottom w:val="single" w:sz="3" w:space="0" w:color="000000"/>
+            </w:tcBorders>
           </w:tcPr>
           <w:p>
             <w:pPr>
@@ -1341,6 +1359,9 @@
               <w:bottom w:w="0" w:type="dxa"/>
               <w:right w:w="0" w:type="dxa"/>
             </w:tcMar>
+            <w:tcBorders>
+              <w:bottom w:val="single" w:sz="3" w:space="0" w:color="000000"/>
+            </w:tcBorders>
           </w:tcPr>
           <w:p>
             <w:pPr>
@@ -1532,6 +1553,9 @@
               <w:bottom w:w="0" w:type="dxa"/>
               <w:right w:w="0" w:type="dxa"/>
             </w:tcMar>
+            <w:tcBorders>
+              <w:bottom w:val="single" w:sz="3" w:space="0" w:color="000000"/>
+            </w:tcBorders>
           </w:tcPr>
           <w:p>
             <w:pPr>
@@ -1723,6 +1747,9 @@
               <w:bottom w:w="0" w:type="dxa"/>
               <w:right w:w="0" w:type="dxa"/>
             </w:tcMar>
+            <w:tcBorders>
+              <w:bottom w:val="single" w:sz="3" w:space="0" w:color="000000"/>
+            </w:tcBorders>
           </w:tcPr>
           <w:p>
             <w:pPr>
@@ -1914,6 +1941,9 @@
               <w:bottom w:w="0" w:type="dxa"/>
               <w:right w:w="0" w:type="dxa"/>
             </w:tcMar>
+            <w:tcBorders>
+              <w:bottom w:val="single" w:sz="3" w:space="0" w:color="000000"/>
+            </w:tcBorders>
           </w:tcPr>
           <w:p>
             <w:pPr>
@@ -2105,6 +2135,9 @@
               <w:bottom w:w="0" w:type="dxa"/>
               <w:right w:w="0" w:type="dxa"/>
             </w:tcMar>
+            <w:tcBorders>
+              <w:bottom w:val="single" w:sz="3" w:space="0" w:color="000000"/>
+            </w:tcBorders>
           </w:tcPr>
           <w:p>
             <w:pPr>
@@ -2296,6 +2329,9 @@
               <w:bottom w:w="0" w:type="dxa"/>
               <w:right w:w="0" w:type="dxa"/>
             </w:tcMar>
+            <w:tcBorders>
+              <w:bottom w:val="single" w:sz="3" w:space="0" w:color="000000"/>
+            </w:tcBorders>
           </w:tcPr>
           <w:p>
             <w:pPr>
@@ -2487,6 +2523,9 @@
               <w:bottom w:w="0" w:type="dxa"/>
               <w:right w:w="0" w:type="dxa"/>
             </w:tcMar>
+            <w:tcBorders>
+              <w:bottom w:val="single" w:sz="3" w:space="0" w:color="000000"/>
+            </w:tcBorders>
           </w:tcPr>
           <w:p>
             <w:pPr>
